--- a/Rahasya/Episode-6.docx
+++ b/Rahasya/Episode-6.docx
@@ -10288,61 +10288,7 @@
           <w:rFonts w:ascii="Courier New" w:hAnsi="Courier New" w:cs="Courier New"/>
         </w:rPr>
         <w:br/>
-        <w:t>Young Rama</w:t>
-      </w:r>
-      <w:r>
-        <w:rPr>
-          <w:rFonts w:ascii="Courier New" w:hAnsi="Courier New" w:cs="Courier New"/>
-        </w:rPr>
-        <w:t xml:space="preserve"> </w:t>
-      </w:r>
-      <w:r>
-        <w:rPr>
-          <w:rFonts w:ascii="Courier New" w:hAnsi="Courier New" w:cs="Courier New"/>
-        </w:rPr>
-        <w:t>picks up</w:t>
-      </w:r>
-      <w:r>
-        <w:rPr>
-          <w:rFonts w:ascii="Courier New" w:hAnsi="Courier New" w:cs="Courier New"/>
-        </w:rPr>
-        <w:t xml:space="preserve"> </w:t>
-      </w:r>
-      <w:r>
-        <w:rPr>
-          <w:rFonts w:ascii="Courier New" w:hAnsi="Courier New" w:cs="Courier New"/>
-        </w:rPr>
-        <w:t>a</w:t>
-      </w:r>
-      <w:r>
-        <w:rPr>
-          <w:rFonts w:ascii="Courier New" w:hAnsi="Courier New" w:cs="Courier New"/>
-        </w:rPr>
-        <w:t xml:space="preserve"> rod and pierces it to the legs </w:t>
-      </w:r>
-      <w:r>
-        <w:rPr>
-          <w:rFonts w:ascii="Courier New" w:hAnsi="Courier New" w:cs="Courier New"/>
-        </w:rPr>
-        <w:t>of Palani</w:t>
-      </w:r>
-      <w:r>
-        <w:rPr>
-          <w:rFonts w:ascii="Courier New" w:hAnsi="Courier New" w:cs="Courier New"/>
-        </w:rPr>
-        <w:t xml:space="preserve"> making him fall </w:t>
-      </w:r>
-      <w:r>
-        <w:rPr>
-          <w:rFonts w:ascii="Courier New" w:hAnsi="Courier New" w:cs="Courier New"/>
-        </w:rPr>
-        <w:t>to</w:t>
-      </w:r>
-      <w:r>
-        <w:rPr>
-          <w:rFonts w:ascii="Courier New" w:hAnsi="Courier New" w:cs="Courier New"/>
-        </w:rPr>
-        <w:t xml:space="preserve"> the ground. The boy then crushes the owner’s head with a cement block killing him on the spot.</w:t>
+        <w:t>Young Rama picks up a rod and pierces it to the legs of Palani making him fall to the ground. The boy then crushes the owner’s head with a cement block killing him on the spot.</w:t>
       </w:r>
     </w:p>
     <w:p>
@@ -10780,11 +10726,6 @@
           <w:rFonts w:ascii="Courier New" w:hAnsi="Courier New" w:cs="Courier New"/>
         </w:rPr>
         <w:br/>
-      </w:r>
-      <w:r>
-        <w:rPr>
-          <w:rFonts w:ascii="Courier New" w:hAnsi="Courier New" w:cs="Courier New"/>
-        </w:rPr>
         <w:t>This is for killing my love</w:t>
       </w:r>
     </w:p>
@@ -10988,9 +10929,131 @@
           <w:szCs w:val="26"/>
           <w:u w:val="single"/>
         </w:rPr>
-        <w:t>SCENE</w:t>
-      </w:r>
-      <w:r>
+        <w:t>SCENE - 24</w:t>
+      </w:r>
+    </w:p>
+    <w:p>
+      <w:pPr>
+        <w:rPr>
+          <w:rFonts w:ascii="Courier New" w:hAnsi="Courier New" w:cs="Courier New"/>
+        </w:rPr>
+      </w:pPr>
+      <w:r>
+        <w:rPr>
+          <w:rFonts w:ascii="Courier New" w:hAnsi="Courier New" w:cs="Courier New"/>
+        </w:rPr>
+        <w:t>Ravana is drinking alone. Jack is drinking with the boys. He tries to punch a guy with his broken hand and the guy gets startled. This creates a laughter (EP-1 S8).</w:t>
+      </w:r>
+    </w:p>
+    <w:p>
+      <w:pPr>
+        <w:rPr>
+          <w:rFonts w:ascii="Courier New" w:hAnsi="Courier New" w:cs="Courier New"/>
+        </w:rPr>
+      </w:pPr>
+      <w:r>
+        <w:rPr>
+          <w:rFonts w:ascii="Courier New" w:hAnsi="Courier New" w:cs="Courier New"/>
+        </w:rPr>
+        <w:t>Jack walks towards Ravana who is sitting alone. He lights up a joint.</w:t>
+      </w:r>
+    </w:p>
+    <w:p>
+      <w:pPr>
+        <w:jc w:val="center"/>
+        <w:rPr>
+          <w:rFonts w:ascii="Courier New" w:hAnsi="Courier New" w:cs="Courier New"/>
+        </w:rPr>
+      </w:pPr>
+      <w:r>
+        <w:rPr>
+          <w:rFonts w:ascii="Courier New" w:hAnsi="Courier New" w:cs="Courier New"/>
+        </w:rPr>
+        <w:t>JACK</w:t>
+      </w:r>
+      <w:r>
+        <w:rPr>
+          <w:rFonts w:ascii="Courier New" w:hAnsi="Courier New" w:cs="Courier New"/>
+        </w:rPr>
+        <w:br/>
+        <w:t>Why are you sitting alone?</w:t>
+      </w:r>
+    </w:p>
+    <w:p>
+      <w:pPr>
+        <w:jc w:val="center"/>
+        <w:rPr>
+          <w:rFonts w:ascii="Courier New" w:hAnsi="Courier New" w:cs="Courier New"/>
+        </w:rPr>
+      </w:pPr>
+      <w:r>
+        <w:rPr>
+          <w:rFonts w:ascii="Courier New" w:hAnsi="Courier New" w:cs="Courier New"/>
+        </w:rPr>
+        <w:t>RAVANA</w:t>
+      </w:r>
+      <w:r>
+        <w:rPr>
+          <w:rFonts w:ascii="Courier New" w:hAnsi="Courier New" w:cs="Courier New"/>
+        </w:rPr>
+        <w:br/>
+        <w:t>Mall?</w:t>
+      </w:r>
+    </w:p>
+    <w:p>
+      <w:pPr>
+        <w:jc w:val="center"/>
+        <w:rPr>
+          <w:rFonts w:ascii="Courier New" w:hAnsi="Courier New" w:cs="Courier New"/>
+        </w:rPr>
+      </w:pPr>
+      <w:r>
+        <w:rPr>
+          <w:rFonts w:ascii="Courier New" w:hAnsi="Courier New" w:cs="Courier New"/>
+        </w:rPr>
+        <w:t>JACK</w:t>
+      </w:r>
+      <w:r>
+        <w:rPr>
+          <w:rFonts w:ascii="Courier New" w:hAnsi="Courier New" w:cs="Courier New"/>
+        </w:rPr>
+        <w:br/>
+        <w:t>Hey! Cheer up</w:t>
+      </w:r>
+      <w:r>
+        <w:rPr>
+          <w:rFonts w:ascii="Courier New" w:hAnsi="Courier New" w:cs="Courier New"/>
+        </w:rPr>
+        <w:br/>
+        <w:t>It’s our birthday</w:t>
+      </w:r>
+    </w:p>
+    <w:p>
+      <w:pPr>
+        <w:jc w:val="center"/>
+        <w:rPr>
+          <w:rFonts w:ascii="Courier New" w:hAnsi="Courier New" w:cs="Courier New"/>
+        </w:rPr>
+      </w:pPr>
+      <w:r>
+        <w:rPr>
+          <w:rFonts w:ascii="Courier New" w:hAnsi="Courier New" w:cs="Courier New"/>
+        </w:rPr>
+        <w:t>RAVANA</w:t>
+      </w:r>
+      <w:r>
+        <w:rPr>
+          <w:rFonts w:ascii="Courier New" w:hAnsi="Courier New" w:cs="Courier New"/>
+        </w:rPr>
+        <w:br/>
+        <w:t>What is a birthday for us orphans</w:t>
+      </w:r>
+    </w:p>
+    <w:p>
+      <w:pPr>
+        <w:tabs>
+          <w:tab w:val="left" w:pos="3299"/>
+        </w:tabs>
         <w:rPr>
           <w:rFonts w:ascii="Courier New" w:hAnsi="Courier New" w:cs="Courier New"/>
           <w:b/>
@@ -10999,125 +11062,7 @@
           <w:szCs w:val="26"/>
           <w:u w:val="single"/>
         </w:rPr>
-        <w:t xml:space="preserve"> - 24</w:t>
-      </w:r>
-    </w:p>
-    <w:p>
-      <w:pPr>
-        <w:rPr>
-          <w:rFonts w:ascii="Courier New" w:hAnsi="Courier New" w:cs="Courier New"/>
-        </w:rPr>
-      </w:pPr>
-      <w:r>
-        <w:rPr>
-          <w:rFonts w:ascii="Courier New" w:hAnsi="Courier New" w:cs="Courier New"/>
-        </w:rPr>
-        <w:t>Ravana is drinking alone. Jack is drinking with the boys. He tries to punch a guy with his broken hand and the guy gets startled. This creates a laughter (EP-1 S8).</w:t>
-      </w:r>
-    </w:p>
-    <w:p>
-      <w:pPr>
-        <w:rPr>
-          <w:rFonts w:ascii="Courier New" w:hAnsi="Courier New" w:cs="Courier New"/>
-        </w:rPr>
-      </w:pPr>
-      <w:r>
-        <w:rPr>
-          <w:rFonts w:ascii="Courier New" w:hAnsi="Courier New" w:cs="Courier New"/>
-        </w:rPr>
-        <w:t>Jack walks towards Ravana who is sitting alone. He lights up a joint.</w:t>
-      </w:r>
-    </w:p>
-    <w:p>
-      <w:pPr>
-        <w:jc w:val="center"/>
-        <w:rPr>
-          <w:rFonts w:ascii="Courier New" w:hAnsi="Courier New" w:cs="Courier New"/>
-        </w:rPr>
-      </w:pPr>
-      <w:r>
-        <w:rPr>
-          <w:rFonts w:ascii="Courier New" w:hAnsi="Courier New" w:cs="Courier New"/>
-        </w:rPr>
-        <w:t>JACK</w:t>
-      </w:r>
-      <w:r>
-        <w:rPr>
-          <w:rFonts w:ascii="Courier New" w:hAnsi="Courier New" w:cs="Courier New"/>
-        </w:rPr>
-        <w:br/>
-        <w:t>Why are you sitting alone?</w:t>
-      </w:r>
-    </w:p>
-    <w:p>
-      <w:pPr>
-        <w:jc w:val="center"/>
-        <w:rPr>
-          <w:rFonts w:ascii="Courier New" w:hAnsi="Courier New" w:cs="Courier New"/>
-        </w:rPr>
-      </w:pPr>
-      <w:r>
-        <w:rPr>
-          <w:rFonts w:ascii="Courier New" w:hAnsi="Courier New" w:cs="Courier New"/>
-        </w:rPr>
-        <w:t>RAVANA</w:t>
-      </w:r>
-      <w:r>
-        <w:rPr>
-          <w:rFonts w:ascii="Courier New" w:hAnsi="Courier New" w:cs="Courier New"/>
-        </w:rPr>
-        <w:br/>
-        <w:t>Mall?</w:t>
-      </w:r>
-    </w:p>
-    <w:p>
-      <w:pPr>
-        <w:jc w:val="center"/>
-        <w:rPr>
-          <w:rFonts w:ascii="Courier New" w:hAnsi="Courier New" w:cs="Courier New"/>
-        </w:rPr>
-      </w:pPr>
-      <w:r>
-        <w:rPr>
-          <w:rFonts w:ascii="Courier New" w:hAnsi="Courier New" w:cs="Courier New"/>
-        </w:rPr>
-        <w:t>JACK</w:t>
-      </w:r>
-      <w:r>
-        <w:rPr>
-          <w:rFonts w:ascii="Courier New" w:hAnsi="Courier New" w:cs="Courier New"/>
-        </w:rPr>
-        <w:br/>
-        <w:t>Hey! Cheer up</w:t>
-      </w:r>
-      <w:r>
-        <w:rPr>
-          <w:rFonts w:ascii="Courier New" w:hAnsi="Courier New" w:cs="Courier New"/>
-        </w:rPr>
-        <w:br/>
-        <w:t>It’s our birthday</w:t>
-      </w:r>
-    </w:p>
-    <w:p>
-      <w:pPr>
-        <w:jc w:val="center"/>
-        <w:rPr>
-          <w:rFonts w:ascii="Courier New" w:hAnsi="Courier New" w:cs="Courier New"/>
-        </w:rPr>
-      </w:pPr>
-      <w:r>
-        <w:rPr>
-          <w:rFonts w:ascii="Courier New" w:hAnsi="Courier New" w:cs="Courier New"/>
-        </w:rPr>
-        <w:t>RAVANA</w:t>
-      </w:r>
-      <w:r>
-        <w:rPr>
-          <w:rFonts w:ascii="Courier New" w:hAnsi="Courier New" w:cs="Courier New"/>
-        </w:rPr>
-        <w:br/>
-        <w:t>What is a birthday for us orphans</w:t>
-      </w:r>
+      </w:pPr>
     </w:p>
     <w:p>
       <w:pPr>
@@ -11133,12 +11078,7 @@
           <w:u w:val="single"/>
         </w:rPr>
       </w:pPr>
-    </w:p>
-    <w:p>
-      <w:pPr>
-        <w:tabs>
-          <w:tab w:val="left" w:pos="3299"/>
-        </w:tabs>
+      <w:r>
         <w:rPr>
           <w:rFonts w:ascii="Courier New" w:hAnsi="Courier New" w:cs="Courier New"/>
           <w:b/>
@@ -11147,7 +11087,8 @@
           <w:szCs w:val="26"/>
           <w:u w:val="single"/>
         </w:rPr>
-      </w:pPr>
+        <w:t>SCENE – 2</w:t>
+      </w:r>
       <w:r>
         <w:rPr>
           <w:rFonts w:ascii="Courier New" w:hAnsi="Courier New" w:cs="Courier New"/>
@@ -11157,8 +11098,504 @@
           <w:szCs w:val="26"/>
           <w:u w:val="single"/>
         </w:rPr>
-        <w:t>SCENE – 2</w:t>
-      </w:r>
+        <w:t>5</w:t>
+      </w:r>
+    </w:p>
+    <w:p>
+      <w:pPr>
+        <w:tabs>
+          <w:tab w:val="left" w:pos="3299"/>
+        </w:tabs>
+        <w:rPr>
+          <w:rFonts w:ascii="Courier New" w:hAnsi="Courier New" w:cs="Courier New"/>
+        </w:rPr>
+      </w:pPr>
+      <w:r>
+        <w:rPr>
+          <w:rFonts w:ascii="Courier New" w:hAnsi="Courier New" w:cs="Courier New"/>
+        </w:rPr>
+        <w:lastRenderedPageBreak/>
+        <w:t>It is morning. Young Jack is holding the ID card of y</w:t>
+      </w:r>
+      <w:r>
+        <w:rPr>
+          <w:rFonts w:ascii="Courier New" w:hAnsi="Courier New" w:cs="Courier New"/>
+        </w:rPr>
+        <w:t xml:space="preserve">oung </w:t>
+      </w:r>
+      <w:r>
+        <w:rPr>
+          <w:rFonts w:ascii="Courier New" w:hAnsi="Courier New" w:cs="Courier New"/>
+        </w:rPr>
+        <w:t>Rama</w:t>
+      </w:r>
+      <w:r>
+        <w:rPr>
+          <w:rFonts w:ascii="Courier New" w:hAnsi="Courier New" w:cs="Courier New"/>
+        </w:rPr>
+        <w:t xml:space="preserve">. Rao is spinning a top. </w:t>
+      </w:r>
+    </w:p>
+    <w:p>
+      <w:pPr>
+        <w:tabs>
+          <w:tab w:val="left" w:pos="3299"/>
+        </w:tabs>
+        <w:jc w:val="center"/>
+        <w:rPr>
+          <w:rFonts w:ascii="Courier New" w:hAnsi="Courier New" w:cs="Courier New"/>
+        </w:rPr>
+      </w:pPr>
+      <w:r>
+        <w:rPr>
+          <w:rFonts w:ascii="Courier New" w:hAnsi="Courier New" w:cs="Courier New"/>
+        </w:rPr>
+        <w:t>JACK</w:t>
+      </w:r>
+      <w:r>
+        <w:rPr>
+          <w:rFonts w:ascii="Courier New" w:hAnsi="Courier New" w:cs="Courier New"/>
+        </w:rPr>
+        <w:br/>
+        <w:t>Bro! What is DOB?</w:t>
+      </w:r>
+    </w:p>
+    <w:p>
+      <w:pPr>
+        <w:tabs>
+          <w:tab w:val="left" w:pos="3299"/>
+        </w:tabs>
+        <w:jc w:val="center"/>
+        <w:rPr>
+          <w:rFonts w:ascii="Courier New" w:hAnsi="Courier New" w:cs="Courier New"/>
+        </w:rPr>
+      </w:pPr>
+      <w:r>
+        <w:rPr>
+          <w:rFonts w:ascii="Courier New" w:hAnsi="Courier New" w:cs="Courier New"/>
+        </w:rPr>
+        <w:t>ALI</w:t>
+      </w:r>
+      <w:r>
+        <w:rPr>
+          <w:rFonts w:ascii="Courier New" w:hAnsi="Courier New" w:cs="Courier New"/>
+        </w:rPr>
+        <w:br/>
+        <w:t>You can read?</w:t>
+      </w:r>
+    </w:p>
+    <w:p>
+      <w:pPr>
+        <w:tabs>
+          <w:tab w:val="left" w:pos="3299"/>
+        </w:tabs>
+        <w:jc w:val="center"/>
+        <w:rPr>
+          <w:rFonts w:ascii="Courier New" w:hAnsi="Courier New" w:cs="Courier New"/>
+        </w:rPr>
+      </w:pPr>
+      <w:r>
+        <w:rPr>
+          <w:rFonts w:ascii="Courier New" w:hAnsi="Courier New" w:cs="Courier New"/>
+        </w:rPr>
+        <w:t>JACK</w:t>
+      </w:r>
+      <w:r>
+        <w:rPr>
+          <w:rFonts w:ascii="Courier New" w:hAnsi="Courier New" w:cs="Courier New"/>
+        </w:rPr>
+        <w:br/>
+        <w:t>We had tuition till class 5, right?</w:t>
+      </w:r>
+      <w:r>
+        <w:rPr>
+          <w:rFonts w:ascii="Courier New" w:hAnsi="Courier New" w:cs="Courier New"/>
+        </w:rPr>
+        <w:br/>
+        <w:t xml:space="preserve">Anyways, what is DOB </w:t>
+      </w:r>
+    </w:p>
+    <w:p>
+      <w:pPr>
+        <w:tabs>
+          <w:tab w:val="left" w:pos="3299"/>
+        </w:tabs>
+        <w:jc w:val="center"/>
+        <w:rPr>
+          <w:rFonts w:ascii="Courier New" w:hAnsi="Courier New" w:cs="Courier New"/>
+        </w:rPr>
+      </w:pPr>
+      <w:r>
+        <w:rPr>
+          <w:rFonts w:ascii="Courier New" w:hAnsi="Courier New" w:cs="Courier New"/>
+        </w:rPr>
+        <w:t>RAMA</w:t>
+      </w:r>
+      <w:r>
+        <w:rPr>
+          <w:rFonts w:ascii="Courier New" w:hAnsi="Courier New" w:cs="Courier New"/>
+        </w:rPr>
+        <w:br/>
+        <w:t>Date of birth</w:t>
+      </w:r>
+    </w:p>
+    <w:p>
+      <w:pPr>
+        <w:tabs>
+          <w:tab w:val="left" w:pos="3299"/>
+        </w:tabs>
+        <w:jc w:val="center"/>
+        <w:rPr>
+          <w:rFonts w:ascii="Courier New" w:hAnsi="Courier New" w:cs="Courier New"/>
+        </w:rPr>
+      </w:pPr>
+      <w:r>
+        <w:rPr>
+          <w:rFonts w:ascii="Courier New" w:hAnsi="Courier New" w:cs="Courier New"/>
+        </w:rPr>
+        <w:t>JACK</w:t>
+      </w:r>
+      <w:r>
+        <w:rPr>
+          <w:rFonts w:ascii="Courier New" w:hAnsi="Courier New" w:cs="Courier New"/>
+        </w:rPr>
+        <w:br/>
+        <w:t>What does that mean?</w:t>
+      </w:r>
+    </w:p>
+    <w:p>
+      <w:pPr>
+        <w:tabs>
+          <w:tab w:val="left" w:pos="3299"/>
+        </w:tabs>
+        <w:jc w:val="center"/>
+        <w:rPr>
+          <w:rFonts w:ascii="Courier New" w:hAnsi="Courier New" w:cs="Courier New"/>
+        </w:rPr>
+      </w:pPr>
+      <w:r>
+        <w:rPr>
+          <w:rFonts w:ascii="Courier New" w:hAnsi="Courier New" w:cs="Courier New"/>
+        </w:rPr>
+        <w:t>RAMA</w:t>
+      </w:r>
+      <w:r>
+        <w:rPr>
+          <w:rFonts w:ascii="Courier New" w:hAnsi="Courier New" w:cs="Courier New"/>
+        </w:rPr>
+        <w:br/>
+        <w:t>Birthday!</w:t>
+      </w:r>
+    </w:p>
+    <w:p>
+      <w:pPr>
+        <w:tabs>
+          <w:tab w:val="left" w:pos="3299"/>
+        </w:tabs>
+        <w:jc w:val="center"/>
+        <w:rPr>
+          <w:rFonts w:ascii="Courier New" w:hAnsi="Courier New" w:cs="Courier New"/>
+        </w:rPr>
+      </w:pPr>
+      <w:r>
+        <w:rPr>
+          <w:rFonts w:ascii="Courier New" w:hAnsi="Courier New" w:cs="Courier New"/>
+        </w:rPr>
+        <w:t>RAO</w:t>
+      </w:r>
+      <w:r>
+        <w:rPr>
+          <w:rFonts w:ascii="Courier New" w:hAnsi="Courier New" w:cs="Courier New"/>
+        </w:rPr>
+        <w:br/>
+        <w:t>What does that mean?</w:t>
+      </w:r>
+    </w:p>
+    <w:p>
+      <w:pPr>
+        <w:tabs>
+          <w:tab w:val="left" w:pos="3299"/>
+        </w:tabs>
+        <w:jc w:val="center"/>
+        <w:rPr>
+          <w:rFonts w:ascii="Courier New" w:hAnsi="Courier New" w:cs="Courier New"/>
+        </w:rPr>
+      </w:pPr>
+      <w:r>
+        <w:rPr>
+          <w:rFonts w:ascii="Courier New" w:hAnsi="Courier New" w:cs="Courier New"/>
+        </w:rPr>
+        <w:t>RAMA</w:t>
+      </w:r>
+      <w:r>
+        <w:rPr>
+          <w:rFonts w:ascii="Courier New" w:hAnsi="Courier New" w:cs="Courier New"/>
+        </w:rPr>
+        <w:br/>
+        <w:t>Date in which you were born!</w:t>
+      </w:r>
+      <w:r>
+        <w:rPr>
+          <w:rFonts w:ascii="Courier New" w:hAnsi="Courier New" w:cs="Courier New"/>
+        </w:rPr>
+        <w:br/>
+        <w:t>Have you not celebrated a birthday?</w:t>
+      </w:r>
+    </w:p>
+    <w:p>
+      <w:pPr>
+        <w:tabs>
+          <w:tab w:val="left" w:pos="3299"/>
+        </w:tabs>
+        <w:jc w:val="center"/>
+        <w:rPr>
+          <w:rFonts w:ascii="Courier New" w:hAnsi="Courier New" w:cs="Courier New"/>
+        </w:rPr>
+      </w:pPr>
+      <w:r>
+        <w:rPr>
+          <w:rFonts w:ascii="Courier New" w:hAnsi="Courier New" w:cs="Courier New"/>
+        </w:rPr>
+        <w:t>JACK</w:t>
+      </w:r>
+      <w:r>
+        <w:rPr>
+          <w:rFonts w:ascii="Courier New" w:hAnsi="Courier New" w:cs="Courier New"/>
+        </w:rPr>
+        <w:br/>
+        <w:t>We have no idea when we were born</w:t>
+      </w:r>
+    </w:p>
+    <w:p>
+      <w:pPr>
+        <w:tabs>
+          <w:tab w:val="left" w:pos="3299"/>
+        </w:tabs>
+        <w:jc w:val="center"/>
+        <w:rPr>
+          <w:rFonts w:ascii="Courier New" w:hAnsi="Courier New" w:cs="Courier New"/>
+        </w:rPr>
+      </w:pPr>
+      <w:r>
+        <w:rPr>
+          <w:rFonts w:ascii="Courier New" w:hAnsi="Courier New" w:cs="Courier New"/>
+        </w:rPr>
+        <w:t>RAO</w:t>
+      </w:r>
+      <w:r>
+        <w:rPr>
+          <w:rFonts w:ascii="Courier New" w:hAnsi="Courier New" w:cs="Courier New"/>
+        </w:rPr>
+        <w:br/>
+        <w:t>What do they do for birthday?</w:t>
+      </w:r>
+    </w:p>
+    <w:p>
+      <w:pPr>
+        <w:tabs>
+          <w:tab w:val="left" w:pos="3299"/>
+        </w:tabs>
+        <w:jc w:val="center"/>
+        <w:rPr>
+          <w:rFonts w:ascii="Courier New" w:hAnsi="Courier New" w:cs="Courier New"/>
+        </w:rPr>
+      </w:pPr>
+      <w:r>
+        <w:rPr>
+          <w:rFonts w:ascii="Courier New" w:hAnsi="Courier New" w:cs="Courier New"/>
+        </w:rPr>
+        <w:t>RAMA</w:t>
+      </w:r>
+      <w:r>
+        <w:rPr>
+          <w:rFonts w:ascii="Courier New" w:hAnsi="Courier New" w:cs="Courier New"/>
+        </w:rPr>
+        <w:br/>
+        <w:t>Nothing much</w:t>
+      </w:r>
+      <w:r>
+        <w:rPr>
+          <w:rFonts w:ascii="Courier New" w:hAnsi="Courier New" w:cs="Courier New"/>
+        </w:rPr>
+        <w:t xml:space="preserve">. </w:t>
+      </w:r>
+      <w:r>
+        <w:rPr>
+          <w:rFonts w:ascii="Courier New" w:hAnsi="Courier New" w:cs="Courier New"/>
+        </w:rPr>
+        <w:t>Just cut a cake</w:t>
+      </w:r>
+      <w:r>
+        <w:rPr>
+          <w:rFonts w:ascii="Courier New" w:hAnsi="Courier New" w:cs="Courier New"/>
+        </w:rPr>
+        <w:t xml:space="preserve"> eat chocolate</w:t>
+      </w:r>
+      <w:r>
+        <w:rPr>
+          <w:rFonts w:ascii="Courier New" w:hAnsi="Courier New" w:cs="Courier New"/>
+        </w:rPr>
+        <w:br/>
+        <w:t>celebrate it like a festival</w:t>
+      </w:r>
+    </w:p>
+    <w:p>
+      <w:pPr>
+        <w:tabs>
+          <w:tab w:val="left" w:pos="3299"/>
+        </w:tabs>
+        <w:jc w:val="center"/>
+        <w:rPr>
+          <w:rFonts w:ascii="Courier New" w:hAnsi="Courier New" w:cs="Courier New"/>
+        </w:rPr>
+      </w:pPr>
+      <w:r>
+        <w:rPr>
+          <w:rFonts w:ascii="Courier New" w:hAnsi="Courier New" w:cs="Courier New"/>
+        </w:rPr>
+        <w:t>RAO</w:t>
+      </w:r>
+      <w:r>
+        <w:rPr>
+          <w:rFonts w:ascii="Courier New" w:hAnsi="Courier New" w:cs="Courier New"/>
+        </w:rPr>
+        <w:br/>
+        <w:t>What fun is there in that?</w:t>
+      </w:r>
+    </w:p>
+    <w:p>
+      <w:pPr>
+        <w:tabs>
+          <w:tab w:val="left" w:pos="3299"/>
+        </w:tabs>
+        <w:jc w:val="center"/>
+        <w:rPr>
+          <w:rFonts w:ascii="Courier New" w:hAnsi="Courier New" w:cs="Courier New"/>
+        </w:rPr>
+      </w:pPr>
+      <w:r>
+        <w:rPr>
+          <w:rFonts w:ascii="Courier New" w:hAnsi="Courier New" w:cs="Courier New"/>
+        </w:rPr>
+        <w:t>RAMA</w:t>
+      </w:r>
+      <w:r>
+        <w:rPr>
+          <w:rFonts w:ascii="Courier New" w:hAnsi="Courier New" w:cs="Courier New"/>
+        </w:rPr>
+        <w:br/>
+        <w:t>Just the time you spend</w:t>
+      </w:r>
+      <w:r>
+        <w:rPr>
+          <w:rFonts w:ascii="Courier New" w:hAnsi="Courier New" w:cs="Courier New"/>
+        </w:rPr>
+        <w:t xml:space="preserve"> </w:t>
+      </w:r>
+      <w:r>
+        <w:rPr>
+          <w:rFonts w:ascii="Courier New" w:hAnsi="Courier New" w:cs="Courier New"/>
+        </w:rPr>
+        <w:t>with</w:t>
+      </w:r>
+      <w:r>
+        <w:rPr>
+          <w:rFonts w:ascii="Courier New" w:hAnsi="Courier New" w:cs="Courier New"/>
+        </w:rPr>
+        <w:t xml:space="preserve"> friends and</w:t>
+      </w:r>
+      <w:r>
+        <w:rPr>
+          <w:rFonts w:ascii="Courier New" w:hAnsi="Courier New" w:cs="Courier New"/>
+        </w:rPr>
+        <w:t xml:space="preserve"> family</w:t>
+      </w:r>
+    </w:p>
+    <w:p>
+      <w:pPr>
+        <w:tabs>
+          <w:tab w:val="left" w:pos="3299"/>
+        </w:tabs>
+        <w:jc w:val="center"/>
+        <w:rPr>
+          <w:rFonts w:ascii="Courier New" w:hAnsi="Courier New" w:cs="Courier New"/>
+        </w:rPr>
+      </w:pPr>
+      <w:r>
+        <w:rPr>
+          <w:rFonts w:ascii="Courier New" w:hAnsi="Courier New" w:cs="Courier New"/>
+        </w:rPr>
+        <w:t>RAO</w:t>
+      </w:r>
+      <w:r>
+        <w:rPr>
+          <w:rFonts w:ascii="Courier New" w:hAnsi="Courier New" w:cs="Courier New"/>
+        </w:rPr>
+        <w:br/>
+        <w:t>Feels like a time waste!</w:t>
+      </w:r>
+    </w:p>
+    <w:p>
+      <w:pPr>
+        <w:tabs>
+          <w:tab w:val="left" w:pos="3299"/>
+        </w:tabs>
+        <w:jc w:val="center"/>
+        <w:rPr>
+          <w:rFonts w:ascii="Courier New" w:hAnsi="Courier New" w:cs="Courier New"/>
+        </w:rPr>
+      </w:pPr>
+      <w:r>
+        <w:rPr>
+          <w:rFonts w:ascii="Courier New" w:hAnsi="Courier New" w:cs="Courier New"/>
+        </w:rPr>
+        <w:t>ALI</w:t>
+      </w:r>
+      <w:r>
+        <w:rPr>
+          <w:rFonts w:ascii="Courier New" w:hAnsi="Courier New" w:cs="Courier New"/>
+        </w:rPr>
+        <w:br/>
+        <w:t xml:space="preserve">So your birthday is </w:t>
+      </w:r>
+      <w:r>
+        <w:rPr>
+          <w:rFonts w:ascii="Courier New" w:hAnsi="Courier New" w:cs="Courier New"/>
+        </w:rPr>
+        <w:t>today</w:t>
+      </w:r>
+      <w:r>
+        <w:rPr>
+          <w:rFonts w:ascii="Courier New" w:hAnsi="Courier New" w:cs="Courier New"/>
+        </w:rPr>
+        <w:t>?</w:t>
+      </w:r>
+    </w:p>
+    <w:p>
+      <w:pPr>
+        <w:tabs>
+          <w:tab w:val="left" w:pos="3299"/>
+        </w:tabs>
+        <w:rPr>
+          <w:rFonts w:ascii="Courier New" w:hAnsi="Courier New" w:cs="Courier New"/>
+        </w:rPr>
+      </w:pPr>
+      <w:r>
+        <w:rPr>
+          <w:rFonts w:ascii="Courier New" w:hAnsi="Courier New" w:cs="Courier New"/>
+        </w:rPr>
+        <w:t>Rama nods and takes the Id card from Ali and leaves for college.</w:t>
+      </w:r>
+    </w:p>
+    <w:p>
+      <w:pPr>
+        <w:tabs>
+          <w:tab w:val="left" w:pos="3299"/>
+        </w:tabs>
+        <w:rPr>
+          <w:rFonts w:ascii="Courier New" w:hAnsi="Courier New" w:cs="Courier New"/>
+        </w:rPr>
+      </w:pPr>
       <w:r>
         <w:rPr>
           <w:rFonts w:ascii="Courier New" w:hAnsi="Courier New" w:cs="Courier New"/>
@@ -11168,504 +11605,8 @@
           <w:szCs w:val="26"/>
           <w:u w:val="single"/>
         </w:rPr>
-        <w:t>5</w:t>
-      </w:r>
-    </w:p>
-    <w:p>
-      <w:pPr>
-        <w:tabs>
-          <w:tab w:val="left" w:pos="3299"/>
-        </w:tabs>
-        <w:rPr>
-          <w:rFonts w:ascii="Courier New" w:hAnsi="Courier New" w:cs="Courier New"/>
-        </w:rPr>
-      </w:pPr>
-      <w:r>
-        <w:rPr>
-          <w:rFonts w:ascii="Courier New" w:hAnsi="Courier New" w:cs="Courier New"/>
-        </w:rPr>
-        <w:lastRenderedPageBreak/>
-        <w:t>It is morning. Young Jack is holding the ID card of y</w:t>
-      </w:r>
-      <w:r>
-        <w:rPr>
-          <w:rFonts w:ascii="Courier New" w:hAnsi="Courier New" w:cs="Courier New"/>
-        </w:rPr>
-        <w:t xml:space="preserve">oung </w:t>
-      </w:r>
-      <w:r>
-        <w:rPr>
-          <w:rFonts w:ascii="Courier New" w:hAnsi="Courier New" w:cs="Courier New"/>
-        </w:rPr>
-        <w:t>Rama</w:t>
-      </w:r>
-      <w:r>
-        <w:rPr>
-          <w:rFonts w:ascii="Courier New" w:hAnsi="Courier New" w:cs="Courier New"/>
-        </w:rPr>
-        <w:t xml:space="preserve">. Rao is spinning a top. </w:t>
-      </w:r>
-    </w:p>
-    <w:p>
-      <w:pPr>
-        <w:tabs>
-          <w:tab w:val="left" w:pos="3299"/>
-        </w:tabs>
-        <w:jc w:val="center"/>
-        <w:rPr>
-          <w:rFonts w:ascii="Courier New" w:hAnsi="Courier New" w:cs="Courier New"/>
-        </w:rPr>
-      </w:pPr>
-      <w:r>
-        <w:rPr>
-          <w:rFonts w:ascii="Courier New" w:hAnsi="Courier New" w:cs="Courier New"/>
-        </w:rPr>
-        <w:t>JACK</w:t>
-      </w:r>
-      <w:r>
-        <w:rPr>
-          <w:rFonts w:ascii="Courier New" w:hAnsi="Courier New" w:cs="Courier New"/>
-        </w:rPr>
-        <w:br/>
-        <w:t>Bro! What is DOB?</w:t>
-      </w:r>
-    </w:p>
-    <w:p>
-      <w:pPr>
-        <w:tabs>
-          <w:tab w:val="left" w:pos="3299"/>
-        </w:tabs>
-        <w:jc w:val="center"/>
-        <w:rPr>
-          <w:rFonts w:ascii="Courier New" w:hAnsi="Courier New" w:cs="Courier New"/>
-        </w:rPr>
-      </w:pPr>
-      <w:r>
-        <w:rPr>
-          <w:rFonts w:ascii="Courier New" w:hAnsi="Courier New" w:cs="Courier New"/>
-        </w:rPr>
-        <w:t>ALI</w:t>
-      </w:r>
-      <w:r>
-        <w:rPr>
-          <w:rFonts w:ascii="Courier New" w:hAnsi="Courier New" w:cs="Courier New"/>
-        </w:rPr>
-        <w:br/>
-        <w:t>You can read?</w:t>
-      </w:r>
-    </w:p>
-    <w:p>
-      <w:pPr>
-        <w:tabs>
-          <w:tab w:val="left" w:pos="3299"/>
-        </w:tabs>
-        <w:jc w:val="center"/>
-        <w:rPr>
-          <w:rFonts w:ascii="Courier New" w:hAnsi="Courier New" w:cs="Courier New"/>
-        </w:rPr>
-      </w:pPr>
-      <w:r>
-        <w:rPr>
-          <w:rFonts w:ascii="Courier New" w:hAnsi="Courier New" w:cs="Courier New"/>
-        </w:rPr>
-        <w:t>JACK</w:t>
-      </w:r>
-      <w:r>
-        <w:rPr>
-          <w:rFonts w:ascii="Courier New" w:hAnsi="Courier New" w:cs="Courier New"/>
-        </w:rPr>
-        <w:br/>
-        <w:t>We had tuition till class 5, right?</w:t>
-      </w:r>
-      <w:r>
-        <w:rPr>
-          <w:rFonts w:ascii="Courier New" w:hAnsi="Courier New" w:cs="Courier New"/>
-        </w:rPr>
-        <w:br/>
-        <w:t xml:space="preserve">Anyways, what is DOB </w:t>
-      </w:r>
-    </w:p>
-    <w:p>
-      <w:pPr>
-        <w:tabs>
-          <w:tab w:val="left" w:pos="3299"/>
-        </w:tabs>
-        <w:jc w:val="center"/>
-        <w:rPr>
-          <w:rFonts w:ascii="Courier New" w:hAnsi="Courier New" w:cs="Courier New"/>
-        </w:rPr>
-      </w:pPr>
-      <w:r>
-        <w:rPr>
-          <w:rFonts w:ascii="Courier New" w:hAnsi="Courier New" w:cs="Courier New"/>
-        </w:rPr>
-        <w:t>RAMA</w:t>
-      </w:r>
-      <w:r>
-        <w:rPr>
-          <w:rFonts w:ascii="Courier New" w:hAnsi="Courier New" w:cs="Courier New"/>
-        </w:rPr>
-        <w:br/>
-        <w:t>Date of birth</w:t>
-      </w:r>
-    </w:p>
-    <w:p>
-      <w:pPr>
-        <w:tabs>
-          <w:tab w:val="left" w:pos="3299"/>
-        </w:tabs>
-        <w:jc w:val="center"/>
-        <w:rPr>
-          <w:rFonts w:ascii="Courier New" w:hAnsi="Courier New" w:cs="Courier New"/>
-        </w:rPr>
-      </w:pPr>
-      <w:r>
-        <w:rPr>
-          <w:rFonts w:ascii="Courier New" w:hAnsi="Courier New" w:cs="Courier New"/>
-        </w:rPr>
-        <w:t>JACK</w:t>
-      </w:r>
-      <w:r>
-        <w:rPr>
-          <w:rFonts w:ascii="Courier New" w:hAnsi="Courier New" w:cs="Courier New"/>
-        </w:rPr>
-        <w:br/>
-        <w:t>What does that mean?</w:t>
-      </w:r>
-    </w:p>
-    <w:p>
-      <w:pPr>
-        <w:tabs>
-          <w:tab w:val="left" w:pos="3299"/>
-        </w:tabs>
-        <w:jc w:val="center"/>
-        <w:rPr>
-          <w:rFonts w:ascii="Courier New" w:hAnsi="Courier New" w:cs="Courier New"/>
-        </w:rPr>
-      </w:pPr>
-      <w:r>
-        <w:rPr>
-          <w:rFonts w:ascii="Courier New" w:hAnsi="Courier New" w:cs="Courier New"/>
-        </w:rPr>
-        <w:t>RAMA</w:t>
-      </w:r>
-      <w:r>
-        <w:rPr>
-          <w:rFonts w:ascii="Courier New" w:hAnsi="Courier New" w:cs="Courier New"/>
-        </w:rPr>
-        <w:br/>
-        <w:t>Birthday!</w:t>
-      </w:r>
-    </w:p>
-    <w:p>
-      <w:pPr>
-        <w:tabs>
-          <w:tab w:val="left" w:pos="3299"/>
-        </w:tabs>
-        <w:jc w:val="center"/>
-        <w:rPr>
-          <w:rFonts w:ascii="Courier New" w:hAnsi="Courier New" w:cs="Courier New"/>
-        </w:rPr>
-      </w:pPr>
-      <w:r>
-        <w:rPr>
-          <w:rFonts w:ascii="Courier New" w:hAnsi="Courier New" w:cs="Courier New"/>
-        </w:rPr>
-        <w:t>RAO</w:t>
-      </w:r>
-      <w:r>
-        <w:rPr>
-          <w:rFonts w:ascii="Courier New" w:hAnsi="Courier New" w:cs="Courier New"/>
-        </w:rPr>
-        <w:br/>
-        <w:t>What does that mean?</w:t>
-      </w:r>
-    </w:p>
-    <w:p>
-      <w:pPr>
-        <w:tabs>
-          <w:tab w:val="left" w:pos="3299"/>
-        </w:tabs>
-        <w:jc w:val="center"/>
-        <w:rPr>
-          <w:rFonts w:ascii="Courier New" w:hAnsi="Courier New" w:cs="Courier New"/>
-        </w:rPr>
-      </w:pPr>
-      <w:r>
-        <w:rPr>
-          <w:rFonts w:ascii="Courier New" w:hAnsi="Courier New" w:cs="Courier New"/>
-        </w:rPr>
-        <w:t>RAMA</w:t>
-      </w:r>
-      <w:r>
-        <w:rPr>
-          <w:rFonts w:ascii="Courier New" w:hAnsi="Courier New" w:cs="Courier New"/>
-        </w:rPr>
-        <w:br/>
-        <w:t>Date in which you were born!</w:t>
-      </w:r>
-      <w:r>
-        <w:rPr>
-          <w:rFonts w:ascii="Courier New" w:hAnsi="Courier New" w:cs="Courier New"/>
-        </w:rPr>
-        <w:br/>
-        <w:t>Have you not celebrated a birthday?</w:t>
-      </w:r>
-    </w:p>
-    <w:p>
-      <w:pPr>
-        <w:tabs>
-          <w:tab w:val="left" w:pos="3299"/>
-        </w:tabs>
-        <w:jc w:val="center"/>
-        <w:rPr>
-          <w:rFonts w:ascii="Courier New" w:hAnsi="Courier New" w:cs="Courier New"/>
-        </w:rPr>
-      </w:pPr>
-      <w:r>
-        <w:rPr>
-          <w:rFonts w:ascii="Courier New" w:hAnsi="Courier New" w:cs="Courier New"/>
-        </w:rPr>
-        <w:t>JACK</w:t>
-      </w:r>
-      <w:r>
-        <w:rPr>
-          <w:rFonts w:ascii="Courier New" w:hAnsi="Courier New" w:cs="Courier New"/>
-        </w:rPr>
-        <w:br/>
-        <w:t>We have no idea when we were born</w:t>
-      </w:r>
-    </w:p>
-    <w:p>
-      <w:pPr>
-        <w:tabs>
-          <w:tab w:val="left" w:pos="3299"/>
-        </w:tabs>
-        <w:jc w:val="center"/>
-        <w:rPr>
-          <w:rFonts w:ascii="Courier New" w:hAnsi="Courier New" w:cs="Courier New"/>
-        </w:rPr>
-      </w:pPr>
-      <w:r>
-        <w:rPr>
-          <w:rFonts w:ascii="Courier New" w:hAnsi="Courier New" w:cs="Courier New"/>
-        </w:rPr>
-        <w:t>RAO</w:t>
-      </w:r>
-      <w:r>
-        <w:rPr>
-          <w:rFonts w:ascii="Courier New" w:hAnsi="Courier New" w:cs="Courier New"/>
-        </w:rPr>
-        <w:br/>
-        <w:t>What do they do for birthday?</w:t>
-      </w:r>
-    </w:p>
-    <w:p>
-      <w:pPr>
-        <w:tabs>
-          <w:tab w:val="left" w:pos="3299"/>
-        </w:tabs>
-        <w:jc w:val="center"/>
-        <w:rPr>
-          <w:rFonts w:ascii="Courier New" w:hAnsi="Courier New" w:cs="Courier New"/>
-        </w:rPr>
-      </w:pPr>
-      <w:r>
-        <w:rPr>
-          <w:rFonts w:ascii="Courier New" w:hAnsi="Courier New" w:cs="Courier New"/>
-        </w:rPr>
-        <w:t>RAMA</w:t>
-      </w:r>
-      <w:r>
-        <w:rPr>
-          <w:rFonts w:ascii="Courier New" w:hAnsi="Courier New" w:cs="Courier New"/>
-        </w:rPr>
-        <w:br/>
-        <w:t>Nothing much</w:t>
-      </w:r>
-      <w:r>
-        <w:rPr>
-          <w:rFonts w:ascii="Courier New" w:hAnsi="Courier New" w:cs="Courier New"/>
-        </w:rPr>
-        <w:t xml:space="preserve">. </w:t>
-      </w:r>
-      <w:r>
-        <w:rPr>
-          <w:rFonts w:ascii="Courier New" w:hAnsi="Courier New" w:cs="Courier New"/>
-        </w:rPr>
-        <w:t>Just cut a cake</w:t>
-      </w:r>
-      <w:r>
-        <w:rPr>
-          <w:rFonts w:ascii="Courier New" w:hAnsi="Courier New" w:cs="Courier New"/>
-        </w:rPr>
-        <w:t xml:space="preserve"> eat chocolate</w:t>
-      </w:r>
-      <w:r>
-        <w:rPr>
-          <w:rFonts w:ascii="Courier New" w:hAnsi="Courier New" w:cs="Courier New"/>
-        </w:rPr>
-        <w:br/>
-        <w:t>celebrate it like a festival</w:t>
-      </w:r>
-    </w:p>
-    <w:p>
-      <w:pPr>
-        <w:tabs>
-          <w:tab w:val="left" w:pos="3299"/>
-        </w:tabs>
-        <w:jc w:val="center"/>
-        <w:rPr>
-          <w:rFonts w:ascii="Courier New" w:hAnsi="Courier New" w:cs="Courier New"/>
-        </w:rPr>
-      </w:pPr>
-      <w:r>
-        <w:rPr>
-          <w:rFonts w:ascii="Courier New" w:hAnsi="Courier New" w:cs="Courier New"/>
-        </w:rPr>
-        <w:t>RAO</w:t>
-      </w:r>
-      <w:r>
-        <w:rPr>
-          <w:rFonts w:ascii="Courier New" w:hAnsi="Courier New" w:cs="Courier New"/>
-        </w:rPr>
-        <w:br/>
-        <w:t>What fun is there in that?</w:t>
-      </w:r>
-    </w:p>
-    <w:p>
-      <w:pPr>
-        <w:tabs>
-          <w:tab w:val="left" w:pos="3299"/>
-        </w:tabs>
-        <w:jc w:val="center"/>
-        <w:rPr>
-          <w:rFonts w:ascii="Courier New" w:hAnsi="Courier New" w:cs="Courier New"/>
-        </w:rPr>
-      </w:pPr>
-      <w:r>
-        <w:rPr>
-          <w:rFonts w:ascii="Courier New" w:hAnsi="Courier New" w:cs="Courier New"/>
-        </w:rPr>
-        <w:t>RAMA</w:t>
-      </w:r>
-      <w:r>
-        <w:rPr>
-          <w:rFonts w:ascii="Courier New" w:hAnsi="Courier New" w:cs="Courier New"/>
-        </w:rPr>
-        <w:br/>
-        <w:t>Just the time you spend</w:t>
-      </w:r>
-      <w:r>
-        <w:rPr>
-          <w:rFonts w:ascii="Courier New" w:hAnsi="Courier New" w:cs="Courier New"/>
-        </w:rPr>
-        <w:t xml:space="preserve"> </w:t>
-      </w:r>
-      <w:r>
-        <w:rPr>
-          <w:rFonts w:ascii="Courier New" w:hAnsi="Courier New" w:cs="Courier New"/>
-        </w:rPr>
-        <w:t>with</w:t>
-      </w:r>
-      <w:r>
-        <w:rPr>
-          <w:rFonts w:ascii="Courier New" w:hAnsi="Courier New" w:cs="Courier New"/>
-        </w:rPr>
-        <w:t xml:space="preserve"> friends and</w:t>
-      </w:r>
-      <w:r>
-        <w:rPr>
-          <w:rFonts w:ascii="Courier New" w:hAnsi="Courier New" w:cs="Courier New"/>
-        </w:rPr>
-        <w:t xml:space="preserve"> family</w:t>
-      </w:r>
-    </w:p>
-    <w:p>
-      <w:pPr>
-        <w:tabs>
-          <w:tab w:val="left" w:pos="3299"/>
-        </w:tabs>
-        <w:jc w:val="center"/>
-        <w:rPr>
-          <w:rFonts w:ascii="Courier New" w:hAnsi="Courier New" w:cs="Courier New"/>
-        </w:rPr>
-      </w:pPr>
-      <w:r>
-        <w:rPr>
-          <w:rFonts w:ascii="Courier New" w:hAnsi="Courier New" w:cs="Courier New"/>
-        </w:rPr>
-        <w:t>RAO</w:t>
-      </w:r>
-      <w:r>
-        <w:rPr>
-          <w:rFonts w:ascii="Courier New" w:hAnsi="Courier New" w:cs="Courier New"/>
-        </w:rPr>
-        <w:br/>
-        <w:t>Feels like a time waste!</w:t>
-      </w:r>
-    </w:p>
-    <w:p>
-      <w:pPr>
-        <w:tabs>
-          <w:tab w:val="left" w:pos="3299"/>
-        </w:tabs>
-        <w:jc w:val="center"/>
-        <w:rPr>
-          <w:rFonts w:ascii="Courier New" w:hAnsi="Courier New" w:cs="Courier New"/>
-        </w:rPr>
-      </w:pPr>
-      <w:r>
-        <w:rPr>
-          <w:rFonts w:ascii="Courier New" w:hAnsi="Courier New" w:cs="Courier New"/>
-        </w:rPr>
-        <w:t>ALI</w:t>
-      </w:r>
-      <w:r>
-        <w:rPr>
-          <w:rFonts w:ascii="Courier New" w:hAnsi="Courier New" w:cs="Courier New"/>
-        </w:rPr>
-        <w:br/>
-        <w:t xml:space="preserve">So your birthday is </w:t>
-      </w:r>
-      <w:r>
-        <w:rPr>
-          <w:rFonts w:ascii="Courier New" w:hAnsi="Courier New" w:cs="Courier New"/>
-        </w:rPr>
-        <w:t>today</w:t>
-      </w:r>
-      <w:r>
-        <w:rPr>
-          <w:rFonts w:ascii="Courier New" w:hAnsi="Courier New" w:cs="Courier New"/>
-        </w:rPr>
-        <w:t>?</w:t>
-      </w:r>
-    </w:p>
-    <w:p>
-      <w:pPr>
-        <w:tabs>
-          <w:tab w:val="left" w:pos="3299"/>
-        </w:tabs>
-        <w:rPr>
-          <w:rFonts w:ascii="Courier New" w:hAnsi="Courier New" w:cs="Courier New"/>
-        </w:rPr>
-      </w:pPr>
-      <w:r>
-        <w:rPr>
-          <w:rFonts w:ascii="Courier New" w:hAnsi="Courier New" w:cs="Courier New"/>
-        </w:rPr>
-        <w:t>Rama nods and takes the Id card from Ali and leaves for college.</w:t>
-      </w:r>
-    </w:p>
-    <w:p>
-      <w:pPr>
-        <w:tabs>
-          <w:tab w:val="left" w:pos="3299"/>
-        </w:tabs>
-        <w:rPr>
-          <w:rFonts w:ascii="Courier New" w:hAnsi="Courier New" w:cs="Courier New"/>
-        </w:rPr>
-      </w:pPr>
+        <w:t>SCENE - 2</w:t>
+      </w:r>
       <w:r>
         <w:rPr>
           <w:rFonts w:ascii="Courier New" w:hAnsi="Courier New" w:cs="Courier New"/>
@@ -11675,9 +11616,319 @@
           <w:szCs w:val="26"/>
           <w:u w:val="single"/>
         </w:rPr>
-        <w:t>SCENE - 2</w:t>
-      </w:r>
-      <w:r>
+        <w:t>6</w:t>
+      </w:r>
+    </w:p>
+    <w:p>
+      <w:pPr>
+        <w:tabs>
+          <w:tab w:val="left" w:pos="3299"/>
+        </w:tabs>
+        <w:rPr>
+          <w:rFonts w:ascii="Courier New" w:hAnsi="Courier New" w:cs="Courier New"/>
+        </w:rPr>
+      </w:pPr>
+      <w:r>
+        <w:rPr>
+          <w:rFonts w:ascii="Courier New" w:hAnsi="Courier New" w:cs="Courier New"/>
+        </w:rPr>
+        <w:lastRenderedPageBreak/>
+        <w:t xml:space="preserve">It is evening. </w:t>
+      </w:r>
+      <w:r>
+        <w:rPr>
+          <w:rFonts w:ascii="Courier New" w:hAnsi="Courier New" w:cs="Courier New"/>
+        </w:rPr>
+        <w:t xml:space="preserve">Rama comes back from college. It is </w:t>
+      </w:r>
+      <w:r>
+        <w:rPr>
+          <w:rFonts w:ascii="Courier New" w:hAnsi="Courier New" w:cs="Courier New"/>
+        </w:rPr>
+        <w:t>dark. The lights on suddenly. Ali, Jack, Rao, and Shanthamma are standing there with decorations and a cake. They shout, ‘Happy Birthday’.</w:t>
+      </w:r>
+    </w:p>
+    <w:p>
+      <w:pPr>
+        <w:tabs>
+          <w:tab w:val="left" w:pos="3299"/>
+        </w:tabs>
+        <w:jc w:val="center"/>
+        <w:rPr>
+          <w:rFonts w:ascii="Courier New" w:hAnsi="Courier New" w:cs="Courier New"/>
+        </w:rPr>
+      </w:pPr>
+      <w:r>
+        <w:rPr>
+          <w:rFonts w:ascii="Courier New" w:hAnsi="Courier New" w:cs="Courier New"/>
+        </w:rPr>
+        <w:t>RAMA</w:t>
+      </w:r>
+      <w:r>
+        <w:rPr>
+          <w:rFonts w:ascii="Courier New" w:hAnsi="Courier New" w:cs="Courier New"/>
+        </w:rPr>
+        <w:br/>
+        <w:t>What is all this?</w:t>
+      </w:r>
+    </w:p>
+    <w:p>
+      <w:pPr>
+        <w:tabs>
+          <w:tab w:val="left" w:pos="3299"/>
+        </w:tabs>
+        <w:jc w:val="center"/>
+        <w:rPr>
+          <w:rFonts w:ascii="Courier New" w:hAnsi="Courier New" w:cs="Courier New"/>
+        </w:rPr>
+      </w:pPr>
+      <w:r>
+        <w:rPr>
+          <w:rFonts w:ascii="Courier New" w:hAnsi="Courier New" w:cs="Courier New"/>
+        </w:rPr>
+        <w:t>ALI</w:t>
+      </w:r>
+      <w:r>
+        <w:rPr>
+          <w:rFonts w:ascii="Courier New" w:hAnsi="Courier New" w:cs="Courier New"/>
+        </w:rPr>
+        <w:br/>
+        <w:t>We went to the cyber</w:t>
+      </w:r>
+      <w:r>
+        <w:rPr>
+          <w:rFonts w:ascii="Courier New" w:hAnsi="Courier New" w:cs="Courier New"/>
+        </w:rPr>
+        <w:br/>
+        <w:t>and saw how to celebrate</w:t>
+      </w:r>
+      <w:r>
+        <w:rPr>
+          <w:rFonts w:ascii="Courier New" w:hAnsi="Courier New" w:cs="Courier New"/>
+        </w:rPr>
+        <w:br/>
+        <w:t>birthday</w:t>
+      </w:r>
+    </w:p>
+    <w:p>
+      <w:pPr>
+        <w:tabs>
+          <w:tab w:val="left" w:pos="3299"/>
+        </w:tabs>
+        <w:jc w:val="center"/>
+        <w:rPr>
+          <w:rFonts w:ascii="Courier New" w:hAnsi="Courier New" w:cs="Courier New"/>
+        </w:rPr>
+      </w:pPr>
+      <w:r>
+        <w:rPr>
+          <w:rFonts w:ascii="Courier New" w:hAnsi="Courier New" w:cs="Courier New"/>
+        </w:rPr>
+        <w:t>ALI</w:t>
+      </w:r>
+      <w:r>
+        <w:rPr>
+          <w:rFonts w:ascii="Courier New" w:hAnsi="Courier New" w:cs="Courier New"/>
+        </w:rPr>
+        <w:br/>
+        <w:t>I arranged all the decorations</w:t>
+      </w:r>
+    </w:p>
+    <w:p>
+      <w:pPr>
+        <w:tabs>
+          <w:tab w:val="left" w:pos="3299"/>
+        </w:tabs>
+        <w:jc w:val="center"/>
+        <w:rPr>
+          <w:rFonts w:ascii="Courier New" w:hAnsi="Courier New" w:cs="Courier New"/>
+        </w:rPr>
+      </w:pPr>
+      <w:r>
+        <w:rPr>
+          <w:rFonts w:ascii="Courier New" w:hAnsi="Courier New" w:cs="Courier New"/>
+        </w:rPr>
+        <w:t>JACK</w:t>
+      </w:r>
+      <w:r>
+        <w:rPr>
+          <w:rFonts w:ascii="Courier New" w:hAnsi="Courier New" w:cs="Courier New"/>
+        </w:rPr>
+        <w:br/>
+        <w:t>I arranged the cake</w:t>
+      </w:r>
+    </w:p>
+    <w:p>
+      <w:pPr>
+        <w:tabs>
+          <w:tab w:val="left" w:pos="3299"/>
+        </w:tabs>
+        <w:jc w:val="center"/>
+        <w:rPr>
+          <w:rFonts w:ascii="Courier New" w:hAnsi="Courier New" w:cs="Courier New"/>
+        </w:rPr>
+      </w:pPr>
+      <w:r>
+        <w:rPr>
+          <w:rFonts w:ascii="Courier New" w:hAnsi="Courier New" w:cs="Courier New"/>
+        </w:rPr>
+        <w:t>RAMA</w:t>
+      </w:r>
+      <w:r>
+        <w:rPr>
+          <w:rFonts w:ascii="Courier New" w:hAnsi="Courier New" w:cs="Courier New"/>
+        </w:rPr>
+        <w:br/>
+        <w:t>Thanks!</w:t>
+      </w:r>
+    </w:p>
+    <w:p>
+      <w:pPr>
+        <w:tabs>
+          <w:tab w:val="left" w:pos="3299"/>
+        </w:tabs>
+        <w:jc w:val="center"/>
+        <w:rPr>
+          <w:rFonts w:ascii="Courier New" w:hAnsi="Courier New" w:cs="Courier New"/>
+        </w:rPr>
+      </w:pPr>
+      <w:r>
+        <w:rPr>
+          <w:rFonts w:ascii="Courier New" w:hAnsi="Courier New" w:cs="Courier New"/>
+        </w:rPr>
+        <w:t>RAO</w:t>
+      </w:r>
+      <w:r>
+        <w:rPr>
+          <w:rFonts w:ascii="Courier New" w:hAnsi="Courier New" w:cs="Courier New"/>
+        </w:rPr>
+        <w:br/>
+        <w:t>Cut it quick!</w:t>
+      </w:r>
+    </w:p>
+    <w:p>
+      <w:pPr>
+        <w:tabs>
+          <w:tab w:val="left" w:pos="3299"/>
+        </w:tabs>
+        <w:rPr>
+          <w:rFonts w:ascii="Courier New" w:hAnsi="Courier New" w:cs="Courier New"/>
+        </w:rPr>
+      </w:pPr>
+      <w:r>
+        <w:rPr>
+          <w:rFonts w:ascii="Courier New" w:hAnsi="Courier New" w:cs="Courier New"/>
+        </w:rPr>
+        <w:t>Rama stands to cut the cake. Everyone is looking at Rama.</w:t>
+      </w:r>
+    </w:p>
+    <w:p>
+      <w:pPr>
+        <w:tabs>
+          <w:tab w:val="left" w:pos="3299"/>
+        </w:tabs>
+        <w:rPr>
+          <w:rFonts w:ascii="Courier New" w:hAnsi="Courier New" w:cs="Courier New"/>
+        </w:rPr>
+      </w:pPr>
+      <w:r>
+        <w:rPr>
+          <w:rFonts w:ascii="Courier New" w:hAnsi="Courier New" w:cs="Courier New"/>
+        </w:rPr>
+        <w:t>Rama stops.</w:t>
+      </w:r>
+    </w:p>
+    <w:p>
+      <w:pPr>
+        <w:tabs>
+          <w:tab w:val="left" w:pos="3299"/>
+        </w:tabs>
+        <w:jc w:val="center"/>
+        <w:rPr>
+          <w:rFonts w:ascii="Courier New" w:hAnsi="Courier New" w:cs="Courier New"/>
+        </w:rPr>
+      </w:pPr>
+      <w:r>
+        <w:rPr>
+          <w:rFonts w:ascii="Courier New" w:hAnsi="Courier New" w:cs="Courier New"/>
+        </w:rPr>
+        <w:t>RAMA</w:t>
+      </w:r>
+      <w:r>
+        <w:rPr>
+          <w:rFonts w:ascii="Courier New" w:hAnsi="Courier New" w:cs="Courier New"/>
+        </w:rPr>
+        <w:br/>
+        <w:t>From this day</w:t>
+      </w:r>
+      <w:r>
+        <w:rPr>
+          <w:rFonts w:ascii="Courier New" w:hAnsi="Courier New" w:cs="Courier New"/>
+        </w:rPr>
+        <w:br/>
+        <w:t>You three will also celebrate</w:t>
+      </w:r>
+      <w:r>
+        <w:rPr>
+          <w:rFonts w:ascii="Courier New" w:hAnsi="Courier New" w:cs="Courier New"/>
+        </w:rPr>
+        <w:br/>
+        <w:t>your birthday on this day</w:t>
+      </w:r>
+    </w:p>
+    <w:p>
+      <w:pPr>
+        <w:tabs>
+          <w:tab w:val="left" w:pos="3299"/>
+        </w:tabs>
+        <w:jc w:val="center"/>
+        <w:rPr>
+          <w:rFonts w:ascii="Courier New" w:hAnsi="Courier New" w:cs="Courier New"/>
+        </w:rPr>
+      </w:pPr>
+      <w:r>
+        <w:rPr>
+          <w:rFonts w:ascii="Courier New" w:hAnsi="Courier New" w:cs="Courier New"/>
+        </w:rPr>
+        <w:t>JACK</w:t>
+      </w:r>
+      <w:r>
+        <w:rPr>
+          <w:rFonts w:ascii="Courier New" w:hAnsi="Courier New" w:cs="Courier New"/>
+        </w:rPr>
+        <w:br/>
+        <w:t>One for all of us!</w:t>
+      </w:r>
+      <w:r>
+        <w:rPr>
+          <w:rFonts w:ascii="Courier New" w:hAnsi="Courier New" w:cs="Courier New"/>
+        </w:rPr>
+        <w:br/>
+        <w:t>Birthday</w:t>
+      </w:r>
+    </w:p>
+    <w:p>
+      <w:pPr>
+        <w:tabs>
+          <w:tab w:val="left" w:pos="3299"/>
+        </w:tabs>
+        <w:rPr>
+          <w:rFonts w:ascii="Courier New" w:hAnsi="Courier New" w:cs="Courier New"/>
+        </w:rPr>
+      </w:pPr>
+      <w:r>
+        <w:rPr>
+          <w:rFonts w:ascii="Courier New" w:hAnsi="Courier New" w:cs="Courier New"/>
+        </w:rPr>
+        <w:t>Shanthamma claps. They cut the cake together.</w:t>
+      </w:r>
+    </w:p>
+    <w:p>
+      <w:pPr>
+        <w:tabs>
+          <w:tab w:val="left" w:pos="3299"/>
+        </w:tabs>
+        <w:jc w:val="both"/>
         <w:rPr>
           <w:rFonts w:ascii="Courier New" w:hAnsi="Courier New" w:cs="Courier New"/>
           <w:b/>
@@ -11686,319 +11937,8 @@
           <w:szCs w:val="26"/>
           <w:u w:val="single"/>
         </w:rPr>
-        <w:t>6</w:t>
-      </w:r>
-    </w:p>
-    <w:p>
-      <w:pPr>
-        <w:tabs>
-          <w:tab w:val="left" w:pos="3299"/>
-        </w:tabs>
-        <w:rPr>
-          <w:rFonts w:ascii="Courier New" w:hAnsi="Courier New" w:cs="Courier New"/>
-        </w:rPr>
-      </w:pPr>
-      <w:r>
-        <w:rPr>
-          <w:rFonts w:ascii="Courier New" w:hAnsi="Courier New" w:cs="Courier New"/>
-        </w:rPr>
-        <w:lastRenderedPageBreak/>
-        <w:t xml:space="preserve">It is evening. </w:t>
-      </w:r>
-      <w:r>
-        <w:rPr>
-          <w:rFonts w:ascii="Courier New" w:hAnsi="Courier New" w:cs="Courier New"/>
-        </w:rPr>
-        <w:t xml:space="preserve">Rama comes back from college. It is </w:t>
-      </w:r>
-      <w:r>
-        <w:rPr>
-          <w:rFonts w:ascii="Courier New" w:hAnsi="Courier New" w:cs="Courier New"/>
-        </w:rPr>
-        <w:t>dark. The lights on suddenly. Ali, Jack, Rao, and Shanthamma are standing there with decorations and a cake. They shout, ‘Happy Birthday’.</w:t>
-      </w:r>
-    </w:p>
-    <w:p>
-      <w:pPr>
-        <w:tabs>
-          <w:tab w:val="left" w:pos="3299"/>
-        </w:tabs>
-        <w:jc w:val="center"/>
-        <w:rPr>
-          <w:rFonts w:ascii="Courier New" w:hAnsi="Courier New" w:cs="Courier New"/>
-        </w:rPr>
-      </w:pPr>
-      <w:r>
-        <w:rPr>
-          <w:rFonts w:ascii="Courier New" w:hAnsi="Courier New" w:cs="Courier New"/>
-        </w:rPr>
-        <w:t>RAMA</w:t>
-      </w:r>
-      <w:r>
-        <w:rPr>
-          <w:rFonts w:ascii="Courier New" w:hAnsi="Courier New" w:cs="Courier New"/>
-        </w:rPr>
-        <w:br/>
-        <w:t>What is all this?</w:t>
-      </w:r>
-    </w:p>
-    <w:p>
-      <w:pPr>
-        <w:tabs>
-          <w:tab w:val="left" w:pos="3299"/>
-        </w:tabs>
-        <w:jc w:val="center"/>
-        <w:rPr>
-          <w:rFonts w:ascii="Courier New" w:hAnsi="Courier New" w:cs="Courier New"/>
-        </w:rPr>
-      </w:pPr>
-      <w:r>
-        <w:rPr>
-          <w:rFonts w:ascii="Courier New" w:hAnsi="Courier New" w:cs="Courier New"/>
-        </w:rPr>
-        <w:t>ALI</w:t>
-      </w:r>
-      <w:r>
-        <w:rPr>
-          <w:rFonts w:ascii="Courier New" w:hAnsi="Courier New" w:cs="Courier New"/>
-        </w:rPr>
-        <w:br/>
-        <w:t>We went to the cyber</w:t>
-      </w:r>
-      <w:r>
-        <w:rPr>
-          <w:rFonts w:ascii="Courier New" w:hAnsi="Courier New" w:cs="Courier New"/>
-        </w:rPr>
-        <w:br/>
-        <w:t>and saw how to celebrate</w:t>
-      </w:r>
-      <w:r>
-        <w:rPr>
-          <w:rFonts w:ascii="Courier New" w:hAnsi="Courier New" w:cs="Courier New"/>
-        </w:rPr>
-        <w:br/>
-        <w:t>birthday</w:t>
-      </w:r>
-    </w:p>
-    <w:p>
-      <w:pPr>
-        <w:tabs>
-          <w:tab w:val="left" w:pos="3299"/>
-        </w:tabs>
-        <w:jc w:val="center"/>
-        <w:rPr>
-          <w:rFonts w:ascii="Courier New" w:hAnsi="Courier New" w:cs="Courier New"/>
-        </w:rPr>
-      </w:pPr>
-      <w:r>
-        <w:rPr>
-          <w:rFonts w:ascii="Courier New" w:hAnsi="Courier New" w:cs="Courier New"/>
-        </w:rPr>
-        <w:t>ALI</w:t>
-      </w:r>
-      <w:r>
-        <w:rPr>
-          <w:rFonts w:ascii="Courier New" w:hAnsi="Courier New" w:cs="Courier New"/>
-        </w:rPr>
-        <w:br/>
-        <w:t>I arranged all the decorations</w:t>
-      </w:r>
-    </w:p>
-    <w:p>
-      <w:pPr>
-        <w:tabs>
-          <w:tab w:val="left" w:pos="3299"/>
-        </w:tabs>
-        <w:jc w:val="center"/>
-        <w:rPr>
-          <w:rFonts w:ascii="Courier New" w:hAnsi="Courier New" w:cs="Courier New"/>
-        </w:rPr>
-      </w:pPr>
-      <w:r>
-        <w:rPr>
-          <w:rFonts w:ascii="Courier New" w:hAnsi="Courier New" w:cs="Courier New"/>
-        </w:rPr>
-        <w:t>JACK</w:t>
-      </w:r>
-      <w:r>
-        <w:rPr>
-          <w:rFonts w:ascii="Courier New" w:hAnsi="Courier New" w:cs="Courier New"/>
-        </w:rPr>
-        <w:br/>
-        <w:t>I arranged the cake</w:t>
-      </w:r>
-    </w:p>
-    <w:p>
-      <w:pPr>
-        <w:tabs>
-          <w:tab w:val="left" w:pos="3299"/>
-        </w:tabs>
-        <w:jc w:val="center"/>
-        <w:rPr>
-          <w:rFonts w:ascii="Courier New" w:hAnsi="Courier New" w:cs="Courier New"/>
-        </w:rPr>
-      </w:pPr>
-      <w:r>
-        <w:rPr>
-          <w:rFonts w:ascii="Courier New" w:hAnsi="Courier New" w:cs="Courier New"/>
-        </w:rPr>
-        <w:t>RAMA</w:t>
-      </w:r>
-      <w:r>
-        <w:rPr>
-          <w:rFonts w:ascii="Courier New" w:hAnsi="Courier New" w:cs="Courier New"/>
-        </w:rPr>
-        <w:br/>
-        <w:t>Thanks!</w:t>
-      </w:r>
-    </w:p>
-    <w:p>
-      <w:pPr>
-        <w:tabs>
-          <w:tab w:val="left" w:pos="3299"/>
-        </w:tabs>
-        <w:jc w:val="center"/>
-        <w:rPr>
-          <w:rFonts w:ascii="Courier New" w:hAnsi="Courier New" w:cs="Courier New"/>
-        </w:rPr>
-      </w:pPr>
-      <w:r>
-        <w:rPr>
-          <w:rFonts w:ascii="Courier New" w:hAnsi="Courier New" w:cs="Courier New"/>
-        </w:rPr>
-        <w:t>RAO</w:t>
-      </w:r>
-      <w:r>
-        <w:rPr>
-          <w:rFonts w:ascii="Courier New" w:hAnsi="Courier New" w:cs="Courier New"/>
-        </w:rPr>
-        <w:br/>
-        <w:t>Cut it quick!</w:t>
-      </w:r>
-    </w:p>
-    <w:p>
-      <w:pPr>
-        <w:tabs>
-          <w:tab w:val="left" w:pos="3299"/>
-        </w:tabs>
-        <w:rPr>
-          <w:rFonts w:ascii="Courier New" w:hAnsi="Courier New" w:cs="Courier New"/>
-        </w:rPr>
-      </w:pPr>
-      <w:r>
-        <w:rPr>
-          <w:rFonts w:ascii="Courier New" w:hAnsi="Courier New" w:cs="Courier New"/>
-        </w:rPr>
-        <w:t>Rama stands to cut the cake. Everyone is looking at Rama.</w:t>
-      </w:r>
-    </w:p>
-    <w:p>
-      <w:pPr>
-        <w:tabs>
-          <w:tab w:val="left" w:pos="3299"/>
-        </w:tabs>
-        <w:rPr>
-          <w:rFonts w:ascii="Courier New" w:hAnsi="Courier New" w:cs="Courier New"/>
-        </w:rPr>
-      </w:pPr>
-      <w:r>
-        <w:rPr>
-          <w:rFonts w:ascii="Courier New" w:hAnsi="Courier New" w:cs="Courier New"/>
-        </w:rPr>
-        <w:t>Rama stops.</w:t>
-      </w:r>
-    </w:p>
-    <w:p>
-      <w:pPr>
-        <w:tabs>
-          <w:tab w:val="left" w:pos="3299"/>
-        </w:tabs>
-        <w:jc w:val="center"/>
-        <w:rPr>
-          <w:rFonts w:ascii="Courier New" w:hAnsi="Courier New" w:cs="Courier New"/>
-        </w:rPr>
-      </w:pPr>
-      <w:r>
-        <w:rPr>
-          <w:rFonts w:ascii="Courier New" w:hAnsi="Courier New" w:cs="Courier New"/>
-        </w:rPr>
-        <w:t>RAMA</w:t>
-      </w:r>
-      <w:r>
-        <w:rPr>
-          <w:rFonts w:ascii="Courier New" w:hAnsi="Courier New" w:cs="Courier New"/>
-        </w:rPr>
-        <w:br/>
-        <w:t>From this day</w:t>
-      </w:r>
-      <w:r>
-        <w:rPr>
-          <w:rFonts w:ascii="Courier New" w:hAnsi="Courier New" w:cs="Courier New"/>
-        </w:rPr>
-        <w:br/>
-        <w:t>You three will also celebrate</w:t>
-      </w:r>
-      <w:r>
-        <w:rPr>
-          <w:rFonts w:ascii="Courier New" w:hAnsi="Courier New" w:cs="Courier New"/>
-        </w:rPr>
-        <w:br/>
-        <w:t>your birthday on this day</w:t>
-      </w:r>
-    </w:p>
-    <w:p>
-      <w:pPr>
-        <w:tabs>
-          <w:tab w:val="left" w:pos="3299"/>
-        </w:tabs>
-        <w:jc w:val="center"/>
-        <w:rPr>
-          <w:rFonts w:ascii="Courier New" w:hAnsi="Courier New" w:cs="Courier New"/>
-        </w:rPr>
-      </w:pPr>
-      <w:r>
-        <w:rPr>
-          <w:rFonts w:ascii="Courier New" w:hAnsi="Courier New" w:cs="Courier New"/>
-        </w:rPr>
-        <w:t>JACK</w:t>
-      </w:r>
-      <w:r>
-        <w:rPr>
-          <w:rFonts w:ascii="Courier New" w:hAnsi="Courier New" w:cs="Courier New"/>
-        </w:rPr>
-        <w:br/>
-        <w:t>One for all of us!</w:t>
-      </w:r>
-      <w:r>
-        <w:rPr>
-          <w:rFonts w:ascii="Courier New" w:hAnsi="Courier New" w:cs="Courier New"/>
-        </w:rPr>
-        <w:br/>
-        <w:t>Birthday</w:t>
-      </w:r>
-    </w:p>
-    <w:p>
-      <w:pPr>
-        <w:tabs>
-          <w:tab w:val="left" w:pos="3299"/>
-        </w:tabs>
-        <w:rPr>
-          <w:rFonts w:ascii="Courier New" w:hAnsi="Courier New" w:cs="Courier New"/>
-        </w:rPr>
-      </w:pPr>
-      <w:r>
-        <w:rPr>
-          <w:rFonts w:ascii="Courier New" w:hAnsi="Courier New" w:cs="Courier New"/>
-        </w:rPr>
-        <w:t>Shanthamma claps. They cut the cake together.</w:t>
-      </w:r>
-    </w:p>
-    <w:p>
-      <w:pPr>
-        <w:tabs>
-          <w:tab w:val="left" w:pos="3299"/>
-        </w:tabs>
-        <w:jc w:val="both"/>
+      </w:pPr>
+      <w:r>
         <w:rPr>
           <w:rFonts w:ascii="Courier New" w:hAnsi="Courier New" w:cs="Courier New"/>
           <w:b/>
@@ -12007,7 +11947,8 @@
           <w:szCs w:val="26"/>
           <w:u w:val="single"/>
         </w:rPr>
-      </w:pPr>
+        <w:t>SCENE – 2</w:t>
+      </w:r>
       <w:r>
         <w:rPr>
           <w:rFonts w:ascii="Courier New" w:hAnsi="Courier New" w:cs="Courier New"/>
@@ -12017,9 +11958,226 @@
           <w:szCs w:val="26"/>
           <w:u w:val="single"/>
         </w:rPr>
-        <w:t>SCENE – 2</w:t>
-      </w:r>
-      <w:r>
+        <w:t>7</w:t>
+      </w:r>
+    </w:p>
+    <w:p>
+      <w:pPr>
+        <w:tabs>
+          <w:tab w:val="left" w:pos="3299"/>
+        </w:tabs>
+        <w:jc w:val="both"/>
+        <w:rPr>
+          <w:rFonts w:ascii="Courier New" w:hAnsi="Courier New" w:cs="Courier New"/>
+        </w:rPr>
+      </w:pPr>
+      <w:r>
+        <w:rPr>
+          <w:rFonts w:ascii="Courier New" w:hAnsi="Courier New" w:cs="Courier New"/>
+        </w:rPr>
+        <w:t>Judas is standing in front of Ravana’s house.</w:t>
+      </w:r>
+    </w:p>
+    <w:p>
+      <w:pPr>
+        <w:jc w:val="center"/>
+        <w:rPr>
+          <w:rFonts w:ascii="Courier New" w:hAnsi="Courier New" w:cs="Courier New"/>
+        </w:rPr>
+      </w:pPr>
+      <w:r>
+        <w:rPr>
+          <w:rFonts w:ascii="Courier New" w:hAnsi="Courier New" w:cs="Courier New"/>
+        </w:rPr>
+        <w:t>JUDAS</w:t>
+      </w:r>
+      <w:r>
+        <w:rPr>
+          <w:rFonts w:ascii="Courier New" w:hAnsi="Courier New" w:cs="Courier New"/>
+        </w:rPr>
+        <w:br/>
+        <w:t>(To himself)</w:t>
+      </w:r>
+      <w:r>
+        <w:rPr>
+          <w:rFonts w:ascii="Courier New" w:hAnsi="Courier New" w:cs="Courier New"/>
+        </w:rPr>
+        <w:br/>
+        <w:t>Birthday for those bastards</w:t>
+      </w:r>
+    </w:p>
+    <w:p>
+      <w:pPr>
+        <w:rPr>
+          <w:rFonts w:ascii="Courier New" w:hAnsi="Courier New" w:cs="Courier New"/>
+        </w:rPr>
+      </w:pPr>
+      <w:r>
+        <w:rPr>
+          <w:rFonts w:ascii="Courier New" w:hAnsi="Courier New" w:cs="Courier New"/>
+        </w:rPr>
+        <w:t>Ravana is full drunk. Jack is sitting in front of him.</w:t>
+      </w:r>
+    </w:p>
+    <w:p>
+      <w:pPr>
+        <w:jc w:val="center"/>
+        <w:rPr>
+          <w:rFonts w:ascii="Courier New" w:hAnsi="Courier New" w:cs="Courier New"/>
+        </w:rPr>
+      </w:pPr>
+      <w:r>
+        <w:rPr>
+          <w:rFonts w:ascii="Courier New" w:hAnsi="Courier New" w:cs="Courier New"/>
+        </w:rPr>
+        <w:t>RAVANA</w:t>
+      </w:r>
+      <w:r>
+        <w:rPr>
+          <w:rFonts w:ascii="Courier New" w:hAnsi="Courier New" w:cs="Courier New"/>
+        </w:rPr>
+        <w:br/>
+        <w:t>What will we do about the mall now?</w:t>
+      </w:r>
+    </w:p>
+    <w:p>
+      <w:pPr>
+        <w:rPr>
+          <w:rFonts w:ascii="Courier New" w:hAnsi="Courier New" w:cs="Courier New"/>
+        </w:rPr>
+      </w:pPr>
+      <w:r>
+        <w:rPr>
+          <w:rFonts w:ascii="Courier New" w:hAnsi="Courier New" w:cs="Courier New"/>
+        </w:rPr>
+        <w:t>Someone moves in the background.</w:t>
+      </w:r>
+    </w:p>
+    <w:p>
+      <w:pPr>
+        <w:jc w:val="center"/>
+        <w:rPr>
+          <w:rFonts w:ascii="Courier New" w:hAnsi="Courier New" w:cs="Courier New"/>
+        </w:rPr>
+      </w:pPr>
+      <w:r>
+        <w:rPr>
+          <w:rFonts w:ascii="Courier New" w:hAnsi="Courier New" w:cs="Courier New"/>
+        </w:rPr>
+        <w:lastRenderedPageBreak/>
+        <w:t>JACK</w:t>
+      </w:r>
+      <w:r>
+        <w:rPr>
+          <w:rFonts w:ascii="Courier New" w:hAnsi="Courier New" w:cs="Courier New"/>
+        </w:rPr>
+        <w:br/>
+        <w:t>Forget it bro!</w:t>
+      </w:r>
+    </w:p>
+    <w:p>
+      <w:pPr>
+        <w:jc w:val="center"/>
+        <w:rPr>
+          <w:rFonts w:ascii="Courier New" w:hAnsi="Courier New" w:cs="Courier New"/>
+        </w:rPr>
+      </w:pPr>
+      <w:r>
+        <w:rPr>
+          <w:rFonts w:ascii="Courier New" w:hAnsi="Courier New" w:cs="Courier New"/>
+        </w:rPr>
+        <w:t>RAVANA</w:t>
+      </w:r>
+      <w:r>
+        <w:rPr>
+          <w:rFonts w:ascii="Courier New" w:hAnsi="Courier New" w:cs="Courier New"/>
+        </w:rPr>
+        <w:br/>
+        <w:t>But MLA</w:t>
+      </w:r>
+    </w:p>
+    <w:p>
+      <w:pPr>
+        <w:jc w:val="center"/>
+        <w:rPr>
+          <w:rFonts w:ascii="Courier New" w:hAnsi="Courier New" w:cs="Courier New"/>
+        </w:rPr>
+      </w:pPr>
+      <w:r>
+        <w:rPr>
+          <w:rFonts w:ascii="Courier New" w:hAnsi="Courier New" w:cs="Courier New"/>
+        </w:rPr>
+        <w:t>JACK</w:t>
+      </w:r>
+      <w:r>
+        <w:rPr>
+          <w:rFonts w:ascii="Courier New" w:hAnsi="Courier New" w:cs="Courier New"/>
+        </w:rPr>
+        <w:br/>
+        <w:t>MLA can M his LA</w:t>
+      </w:r>
+    </w:p>
+    <w:p>
+      <w:pPr>
+        <w:rPr>
+          <w:rFonts w:ascii="Courier New" w:hAnsi="Courier New" w:cs="Courier New"/>
+        </w:rPr>
+      </w:pPr>
+      <w:r>
+        <w:rPr>
+          <w:rFonts w:ascii="Courier New" w:hAnsi="Courier New" w:cs="Courier New"/>
+        </w:rPr>
+        <w:t xml:space="preserve">Jack lights his Joint. </w:t>
+      </w:r>
+    </w:p>
+    <w:p>
+      <w:pPr>
+        <w:rPr>
+          <w:rFonts w:ascii="Courier New" w:hAnsi="Courier New" w:cs="Courier New"/>
+        </w:rPr>
+      </w:pPr>
+      <w:r>
+        <w:rPr>
+          <w:rFonts w:ascii="Courier New" w:hAnsi="Courier New" w:cs="Courier New"/>
+        </w:rPr>
+        <w:t>Ravana picks his glass</w:t>
+      </w:r>
+      <w:r>
+        <w:rPr>
+          <w:rFonts w:ascii="Courier New" w:hAnsi="Courier New" w:cs="Courier New"/>
+        </w:rPr>
+        <w:t xml:space="preserve">, a pack of cigarette </w:t>
+      </w:r>
+      <w:r>
+        <w:rPr>
+          <w:rFonts w:ascii="Courier New" w:hAnsi="Courier New" w:cs="Courier New"/>
+        </w:rPr>
+        <w:t>and stands up.</w:t>
+      </w:r>
+    </w:p>
+    <w:p>
+      <w:pPr>
+        <w:jc w:val="center"/>
+        <w:rPr>
+          <w:rFonts w:ascii="Courier New" w:hAnsi="Courier New" w:cs="Courier New"/>
+        </w:rPr>
+      </w:pPr>
+      <w:r>
+        <w:rPr>
+          <w:rFonts w:ascii="Courier New" w:hAnsi="Courier New" w:cs="Courier New"/>
+        </w:rPr>
+        <w:t>RAVANA</w:t>
+      </w:r>
+      <w:r>
+        <w:rPr>
+          <w:rFonts w:ascii="Courier New" w:hAnsi="Courier New" w:cs="Courier New"/>
+        </w:rPr>
+        <w:br/>
+        <w:t>I am going to sleep now!</w:t>
+      </w:r>
+    </w:p>
+    <w:p>
+      <w:pPr>
         <w:rPr>
           <w:rFonts w:ascii="Courier New" w:hAnsi="Courier New" w:cs="Courier New"/>
           <w:b/>
@@ -12028,226 +12186,8 @@
           <w:szCs w:val="26"/>
           <w:u w:val="single"/>
         </w:rPr>
-        <w:t>7</w:t>
-      </w:r>
-    </w:p>
-    <w:p>
-      <w:pPr>
-        <w:tabs>
-          <w:tab w:val="left" w:pos="3299"/>
-        </w:tabs>
-        <w:jc w:val="both"/>
-        <w:rPr>
-          <w:rFonts w:ascii="Courier New" w:hAnsi="Courier New" w:cs="Courier New"/>
-        </w:rPr>
-      </w:pPr>
-      <w:r>
-        <w:rPr>
-          <w:rFonts w:ascii="Courier New" w:hAnsi="Courier New" w:cs="Courier New"/>
-        </w:rPr>
-        <w:t>Judas is standing in front of Ravana’s house.</w:t>
-      </w:r>
-    </w:p>
-    <w:p>
-      <w:pPr>
-        <w:jc w:val="center"/>
-        <w:rPr>
-          <w:rFonts w:ascii="Courier New" w:hAnsi="Courier New" w:cs="Courier New"/>
-        </w:rPr>
-      </w:pPr>
-      <w:r>
-        <w:rPr>
-          <w:rFonts w:ascii="Courier New" w:hAnsi="Courier New" w:cs="Courier New"/>
-        </w:rPr>
-        <w:t>JUDAS</w:t>
-      </w:r>
-      <w:r>
-        <w:rPr>
-          <w:rFonts w:ascii="Courier New" w:hAnsi="Courier New" w:cs="Courier New"/>
-        </w:rPr>
-        <w:br/>
-        <w:t>(To himself)</w:t>
-      </w:r>
-      <w:r>
-        <w:rPr>
-          <w:rFonts w:ascii="Courier New" w:hAnsi="Courier New" w:cs="Courier New"/>
-        </w:rPr>
-        <w:br/>
-        <w:t>Birthday for those bastards</w:t>
-      </w:r>
-    </w:p>
-    <w:p>
-      <w:pPr>
-        <w:rPr>
-          <w:rFonts w:ascii="Courier New" w:hAnsi="Courier New" w:cs="Courier New"/>
-        </w:rPr>
-      </w:pPr>
-      <w:r>
-        <w:rPr>
-          <w:rFonts w:ascii="Courier New" w:hAnsi="Courier New" w:cs="Courier New"/>
-        </w:rPr>
-        <w:t>Ravana is full drunk. Jack is sitting in front of him.</w:t>
-      </w:r>
-    </w:p>
-    <w:p>
-      <w:pPr>
-        <w:jc w:val="center"/>
-        <w:rPr>
-          <w:rFonts w:ascii="Courier New" w:hAnsi="Courier New" w:cs="Courier New"/>
-        </w:rPr>
-      </w:pPr>
-      <w:r>
-        <w:rPr>
-          <w:rFonts w:ascii="Courier New" w:hAnsi="Courier New" w:cs="Courier New"/>
-        </w:rPr>
-        <w:t>RAVANA</w:t>
-      </w:r>
-      <w:r>
-        <w:rPr>
-          <w:rFonts w:ascii="Courier New" w:hAnsi="Courier New" w:cs="Courier New"/>
-        </w:rPr>
-        <w:br/>
-        <w:t>What will we do about the mall now?</w:t>
-      </w:r>
-    </w:p>
-    <w:p>
-      <w:pPr>
-        <w:rPr>
-          <w:rFonts w:ascii="Courier New" w:hAnsi="Courier New" w:cs="Courier New"/>
-        </w:rPr>
-      </w:pPr>
-      <w:r>
-        <w:rPr>
-          <w:rFonts w:ascii="Courier New" w:hAnsi="Courier New" w:cs="Courier New"/>
-        </w:rPr>
-        <w:t>Someone moves in the background.</w:t>
-      </w:r>
-    </w:p>
-    <w:p>
-      <w:pPr>
-        <w:jc w:val="center"/>
-        <w:rPr>
-          <w:rFonts w:ascii="Courier New" w:hAnsi="Courier New" w:cs="Courier New"/>
-        </w:rPr>
-      </w:pPr>
-      <w:r>
-        <w:rPr>
-          <w:rFonts w:ascii="Courier New" w:hAnsi="Courier New" w:cs="Courier New"/>
-        </w:rPr>
-        <w:lastRenderedPageBreak/>
-        <w:t>JACK</w:t>
-      </w:r>
-      <w:r>
-        <w:rPr>
-          <w:rFonts w:ascii="Courier New" w:hAnsi="Courier New" w:cs="Courier New"/>
-        </w:rPr>
-        <w:br/>
-        <w:t>Forget it bro!</w:t>
-      </w:r>
-    </w:p>
-    <w:p>
-      <w:pPr>
-        <w:jc w:val="center"/>
-        <w:rPr>
-          <w:rFonts w:ascii="Courier New" w:hAnsi="Courier New" w:cs="Courier New"/>
-        </w:rPr>
-      </w:pPr>
-      <w:r>
-        <w:rPr>
-          <w:rFonts w:ascii="Courier New" w:hAnsi="Courier New" w:cs="Courier New"/>
-        </w:rPr>
-        <w:t>RAVANA</w:t>
-      </w:r>
-      <w:r>
-        <w:rPr>
-          <w:rFonts w:ascii="Courier New" w:hAnsi="Courier New" w:cs="Courier New"/>
-        </w:rPr>
-        <w:br/>
-        <w:t>But MLA</w:t>
-      </w:r>
-    </w:p>
-    <w:p>
-      <w:pPr>
-        <w:jc w:val="center"/>
-        <w:rPr>
-          <w:rFonts w:ascii="Courier New" w:hAnsi="Courier New" w:cs="Courier New"/>
-        </w:rPr>
-      </w:pPr>
-      <w:r>
-        <w:rPr>
-          <w:rFonts w:ascii="Courier New" w:hAnsi="Courier New" w:cs="Courier New"/>
-        </w:rPr>
-        <w:t>JACK</w:t>
-      </w:r>
-      <w:r>
-        <w:rPr>
-          <w:rFonts w:ascii="Courier New" w:hAnsi="Courier New" w:cs="Courier New"/>
-        </w:rPr>
-        <w:br/>
-        <w:t>MLA can M his LA</w:t>
-      </w:r>
-    </w:p>
-    <w:p>
-      <w:pPr>
-        <w:rPr>
-          <w:rFonts w:ascii="Courier New" w:hAnsi="Courier New" w:cs="Courier New"/>
-        </w:rPr>
-      </w:pPr>
-      <w:r>
-        <w:rPr>
-          <w:rFonts w:ascii="Courier New" w:hAnsi="Courier New" w:cs="Courier New"/>
-        </w:rPr>
-        <w:t xml:space="preserve">Jack lights his Joint. </w:t>
-      </w:r>
-    </w:p>
-    <w:p>
-      <w:pPr>
-        <w:rPr>
-          <w:rFonts w:ascii="Courier New" w:hAnsi="Courier New" w:cs="Courier New"/>
-        </w:rPr>
-      </w:pPr>
-      <w:r>
-        <w:rPr>
-          <w:rFonts w:ascii="Courier New" w:hAnsi="Courier New" w:cs="Courier New"/>
-        </w:rPr>
-        <w:t>Ravana picks his glass</w:t>
-      </w:r>
-      <w:r>
-        <w:rPr>
-          <w:rFonts w:ascii="Courier New" w:hAnsi="Courier New" w:cs="Courier New"/>
-        </w:rPr>
-        <w:t xml:space="preserve">, a pack of cigarette </w:t>
-      </w:r>
-      <w:r>
-        <w:rPr>
-          <w:rFonts w:ascii="Courier New" w:hAnsi="Courier New" w:cs="Courier New"/>
-        </w:rPr>
-        <w:t>and stands up.</w:t>
-      </w:r>
-    </w:p>
-    <w:p>
-      <w:pPr>
-        <w:jc w:val="center"/>
-        <w:rPr>
-          <w:rFonts w:ascii="Courier New" w:hAnsi="Courier New" w:cs="Courier New"/>
-        </w:rPr>
-      </w:pPr>
-      <w:r>
-        <w:rPr>
-          <w:rFonts w:ascii="Courier New" w:hAnsi="Courier New" w:cs="Courier New"/>
-        </w:rPr>
-        <w:t>RAVANA</w:t>
-      </w:r>
-      <w:r>
-        <w:rPr>
-          <w:rFonts w:ascii="Courier New" w:hAnsi="Courier New" w:cs="Courier New"/>
-        </w:rPr>
-        <w:br/>
-        <w:t>I am going to sleep now!</w:t>
-      </w:r>
-    </w:p>
-    <w:p>
-      <w:pPr>
+      </w:pPr>
+      <w:r>
         <w:rPr>
           <w:rFonts w:ascii="Courier New" w:hAnsi="Courier New" w:cs="Courier New"/>
           <w:b/>
@@ -12256,7 +12196,8 @@
           <w:szCs w:val="26"/>
           <w:u w:val="single"/>
         </w:rPr>
-      </w:pPr>
+        <w:t>SCENE – 2</w:t>
+      </w:r>
       <w:r>
         <w:rPr>
           <w:rFonts w:ascii="Courier New" w:hAnsi="Courier New" w:cs="Courier New"/>
@@ -12266,9 +12207,96 @@
           <w:szCs w:val="26"/>
           <w:u w:val="single"/>
         </w:rPr>
-        <w:t>SCENE – 2</w:t>
-      </w:r>
-      <w:r>
+        <w:t>8</w:t>
+      </w:r>
+    </w:p>
+    <w:p>
+      <w:pPr>
+        <w:rPr>
+          <w:rFonts w:ascii="Courier New" w:hAnsi="Courier New" w:cs="Courier New"/>
+        </w:rPr>
+      </w:pPr>
+      <w:r>
+        <w:rPr>
+          <w:rFonts w:ascii="Courier New" w:hAnsi="Courier New" w:cs="Courier New"/>
+        </w:rPr>
+        <w:t>Ravana goes into his room and keeps his glass down. He closes the door, switches on the light, and turns back. Judas is sitting there.</w:t>
+      </w:r>
+    </w:p>
+    <w:p>
+      <w:pPr>
+        <w:jc w:val="center"/>
+        <w:rPr>
+          <w:rFonts w:ascii="Courier New" w:hAnsi="Courier New" w:cs="Courier New"/>
+        </w:rPr>
+      </w:pPr>
+      <w:r>
+        <w:rPr>
+          <w:rFonts w:ascii="Courier New" w:hAnsi="Courier New" w:cs="Courier New"/>
+        </w:rPr>
+        <w:t>JUDAS</w:t>
+      </w:r>
+      <w:r>
+        <w:rPr>
+          <w:rFonts w:ascii="Courier New" w:hAnsi="Courier New" w:cs="Courier New"/>
+        </w:rPr>
+        <w:br/>
+        <w:t>Hello! Rao… Anna</w:t>
+      </w:r>
+    </w:p>
+    <w:p>
+      <w:pPr>
+        <w:jc w:val="center"/>
+        <w:rPr>
+          <w:rFonts w:ascii="Courier New" w:hAnsi="Courier New" w:cs="Courier New"/>
+        </w:rPr>
+      </w:pPr>
+      <w:r>
+        <w:rPr>
+          <w:rFonts w:ascii="Courier New" w:hAnsi="Courier New" w:cs="Courier New"/>
+        </w:rPr>
+        <w:t>Ravana</w:t>
+      </w:r>
+      <w:r>
+        <w:rPr>
+          <w:rFonts w:ascii="Courier New" w:hAnsi="Courier New" w:cs="Courier New"/>
+        </w:rPr>
+        <w:br/>
+        <w:t>Rama!</w:t>
+      </w:r>
+    </w:p>
+    <w:p>
+      <w:pPr>
+        <w:rPr>
+          <w:rFonts w:ascii="Courier New" w:hAnsi="Courier New" w:cs="Courier New"/>
+        </w:rPr>
+      </w:pPr>
+      <w:r>
+        <w:rPr>
+          <w:rFonts w:ascii="Courier New" w:hAnsi="Courier New" w:cs="Courier New"/>
+        </w:rPr>
+        <w:t>Ravana throws the glass at Rama. He walks towards Rama to punch him. Rama gets up to punch Rao. Their fists clash against each other.</w:t>
+      </w:r>
+    </w:p>
+    <w:p>
+      <w:pPr>
+        <w:rPr>
+          <w:rFonts w:ascii="Courier New" w:hAnsi="Courier New" w:cs="Courier New"/>
+          <w:b/>
+          <w:bCs/>
+        </w:rPr>
+      </w:pPr>
+      <w:r>
+        <w:rPr>
+          <w:rFonts w:ascii="Courier New" w:hAnsi="Courier New" w:cs="Courier New"/>
+          <w:b/>
+          <w:bCs/>
+        </w:rPr>
+        <w:t>TODO: Fight Scene</w:t>
+      </w:r>
+    </w:p>
+    <w:p>
+      <w:pPr>
         <w:rPr>
           <w:rFonts w:ascii="Courier New" w:hAnsi="Courier New" w:cs="Courier New"/>
           <w:b/>
@@ -12277,96 +12305,8 @@
           <w:szCs w:val="26"/>
           <w:u w:val="single"/>
         </w:rPr>
-        <w:t>8</w:t>
-      </w:r>
-    </w:p>
-    <w:p>
-      <w:pPr>
-        <w:rPr>
-          <w:rFonts w:ascii="Courier New" w:hAnsi="Courier New" w:cs="Courier New"/>
-        </w:rPr>
-      </w:pPr>
-      <w:r>
-        <w:rPr>
-          <w:rFonts w:ascii="Courier New" w:hAnsi="Courier New" w:cs="Courier New"/>
-        </w:rPr>
-        <w:t>Ravana goes into his room and keeps his glass down. He closes the door, switches on the light, and turns back. Judas is sitting there.</w:t>
-      </w:r>
-    </w:p>
-    <w:p>
-      <w:pPr>
-        <w:jc w:val="center"/>
-        <w:rPr>
-          <w:rFonts w:ascii="Courier New" w:hAnsi="Courier New" w:cs="Courier New"/>
-        </w:rPr>
-      </w:pPr>
-      <w:r>
-        <w:rPr>
-          <w:rFonts w:ascii="Courier New" w:hAnsi="Courier New" w:cs="Courier New"/>
-        </w:rPr>
-        <w:t>JUDAS</w:t>
-      </w:r>
-      <w:r>
-        <w:rPr>
-          <w:rFonts w:ascii="Courier New" w:hAnsi="Courier New" w:cs="Courier New"/>
-        </w:rPr>
-        <w:br/>
-        <w:t>Hello! Rao… Anna</w:t>
-      </w:r>
-    </w:p>
-    <w:p>
-      <w:pPr>
-        <w:jc w:val="center"/>
-        <w:rPr>
-          <w:rFonts w:ascii="Courier New" w:hAnsi="Courier New" w:cs="Courier New"/>
-        </w:rPr>
-      </w:pPr>
-      <w:r>
-        <w:rPr>
-          <w:rFonts w:ascii="Courier New" w:hAnsi="Courier New" w:cs="Courier New"/>
-        </w:rPr>
-        <w:t>Ravana</w:t>
-      </w:r>
-      <w:r>
-        <w:rPr>
-          <w:rFonts w:ascii="Courier New" w:hAnsi="Courier New" w:cs="Courier New"/>
-        </w:rPr>
-        <w:br/>
-        <w:t>Rama!</w:t>
-      </w:r>
-    </w:p>
-    <w:p>
-      <w:pPr>
-        <w:rPr>
-          <w:rFonts w:ascii="Courier New" w:hAnsi="Courier New" w:cs="Courier New"/>
-        </w:rPr>
-      </w:pPr>
-      <w:r>
-        <w:rPr>
-          <w:rFonts w:ascii="Courier New" w:hAnsi="Courier New" w:cs="Courier New"/>
-        </w:rPr>
-        <w:t>Ravana throws the glass at Rama. He walks towards Rama to punch him. Rama gets up to punch Rao. Their fists clash against each other.</w:t>
-      </w:r>
-    </w:p>
-    <w:p>
-      <w:pPr>
-        <w:rPr>
-          <w:rFonts w:ascii="Courier New" w:hAnsi="Courier New" w:cs="Courier New"/>
-          <w:b/>
-          <w:bCs/>
-        </w:rPr>
-      </w:pPr>
-      <w:r>
-        <w:rPr>
-          <w:rFonts w:ascii="Courier New" w:hAnsi="Courier New" w:cs="Courier New"/>
-          <w:b/>
-          <w:bCs/>
-        </w:rPr>
-        <w:t>TODO: Fight Scene</w:t>
-      </w:r>
-    </w:p>
-    <w:p>
-      <w:pPr>
+      </w:pPr>
+      <w:r>
         <w:rPr>
           <w:rFonts w:ascii="Courier New" w:hAnsi="Courier New" w:cs="Courier New"/>
           <w:b/>
@@ -12375,7 +12315,8 @@
           <w:szCs w:val="26"/>
           <w:u w:val="single"/>
         </w:rPr>
-      </w:pPr>
+        <w:t>SCENE – 2</w:t>
+      </w:r>
       <w:r>
         <w:rPr>
           <w:rFonts w:ascii="Courier New" w:hAnsi="Courier New" w:cs="Courier New"/>
@@ -12385,9 +12326,1056 @@
           <w:szCs w:val="26"/>
           <w:u w:val="single"/>
         </w:rPr>
+        <w:t>9</w:t>
+      </w:r>
+    </w:p>
+    <w:p>
+      <w:pPr>
+        <w:rPr>
+          <w:rFonts w:ascii="Courier New" w:hAnsi="Courier New" w:cs="Courier New"/>
+        </w:rPr>
+      </w:pPr>
+      <w:r>
+        <w:rPr>
+          <w:rFonts w:ascii="Courier New" w:hAnsi="Courier New" w:cs="Courier New"/>
+        </w:rPr>
+        <w:t>Rama and Ravana are sitting down on the floor opposite to each other at the edge of the room.</w:t>
+      </w:r>
+    </w:p>
+    <w:p>
+      <w:pPr>
+        <w:jc w:val="center"/>
+        <w:rPr>
+          <w:rFonts w:ascii="Courier New" w:hAnsi="Courier New" w:cs="Courier New"/>
+        </w:rPr>
+      </w:pPr>
+      <w:r>
+        <w:rPr>
+          <w:rFonts w:ascii="Courier New" w:hAnsi="Courier New" w:cs="Courier New"/>
+        </w:rPr>
+        <w:t>RAVANA</w:t>
+      </w:r>
+      <w:r>
+        <w:rPr>
+          <w:rFonts w:ascii="Courier New" w:hAnsi="Courier New" w:cs="Courier New"/>
+        </w:rPr>
+        <w:br/>
+        <w:t>Where is the mall?</w:t>
+      </w:r>
+    </w:p>
+    <w:p>
+      <w:pPr>
+        <w:jc w:val="center"/>
+        <w:rPr>
+          <w:rFonts w:ascii="Courier New" w:hAnsi="Courier New" w:cs="Courier New"/>
+        </w:rPr>
+      </w:pPr>
+      <w:r>
+        <w:rPr>
+          <w:rFonts w:ascii="Courier New" w:hAnsi="Courier New" w:cs="Courier New"/>
+        </w:rPr>
+        <w:t>RAMA</w:t>
+      </w:r>
+      <w:r>
+        <w:rPr>
+          <w:rFonts w:ascii="Courier New" w:hAnsi="Courier New" w:cs="Courier New"/>
+        </w:rPr>
+        <w:br/>
+        <w:t xml:space="preserve">If I </w:t>
+      </w:r>
+      <w:r>
+        <w:rPr>
+          <w:rFonts w:ascii="Courier New" w:hAnsi="Courier New" w:cs="Courier New"/>
+        </w:rPr>
+        <w:t>tell</w:t>
+      </w:r>
+      <w:r>
+        <w:rPr>
+          <w:rFonts w:ascii="Courier New" w:hAnsi="Courier New" w:cs="Courier New"/>
+        </w:rPr>
+        <w:t xml:space="preserve"> you</w:t>
+      </w:r>
+      <w:r>
+        <w:rPr>
+          <w:rFonts w:ascii="Courier New" w:hAnsi="Courier New" w:cs="Courier New"/>
+        </w:rPr>
+        <w:br/>
+        <w:t>Will you let me go?</w:t>
+      </w:r>
+    </w:p>
+    <w:p>
+      <w:pPr>
+        <w:jc w:val="center"/>
+        <w:rPr>
+          <w:rFonts w:ascii="Courier New" w:hAnsi="Courier New" w:cs="Courier New"/>
+        </w:rPr>
+      </w:pPr>
+      <w:r>
+        <w:rPr>
+          <w:rFonts w:ascii="Courier New" w:hAnsi="Courier New" w:cs="Courier New"/>
+        </w:rPr>
+        <w:t>RAVANA</w:t>
+      </w:r>
+      <w:r>
+        <w:rPr>
+          <w:rFonts w:ascii="Courier New" w:hAnsi="Courier New" w:cs="Courier New"/>
+        </w:rPr>
+        <w:br/>
+        <w:t>No. I will kill you</w:t>
+      </w:r>
+    </w:p>
+    <w:p>
+      <w:pPr>
+        <w:rPr>
+          <w:rFonts w:ascii="Courier New" w:hAnsi="Courier New" w:cs="Courier New"/>
+        </w:rPr>
+      </w:pPr>
+      <w:r>
+        <w:rPr>
+          <w:rFonts w:ascii="Courier New" w:hAnsi="Courier New" w:cs="Courier New"/>
+        </w:rPr>
+        <w:t>Ravana lights a cigarette and throws one to Rama. Rama looks at it but does not light it.</w:t>
+      </w:r>
+    </w:p>
+    <w:p>
+      <w:pPr>
+        <w:jc w:val="center"/>
+        <w:rPr>
+          <w:rFonts w:ascii="Courier New" w:hAnsi="Courier New" w:cs="Courier New"/>
+        </w:rPr>
+      </w:pPr>
+      <w:r>
+        <w:rPr>
+          <w:rFonts w:ascii="Courier New" w:hAnsi="Courier New" w:cs="Courier New"/>
+        </w:rPr>
+        <w:t>RAMA</w:t>
+      </w:r>
+      <w:r>
+        <w:rPr>
+          <w:rFonts w:ascii="Courier New" w:hAnsi="Courier New" w:cs="Courier New"/>
+        </w:rPr>
+        <w:br/>
+        <w:t>Then why will I give you?</w:t>
+      </w:r>
+    </w:p>
+    <w:p>
+      <w:pPr>
+        <w:jc w:val="center"/>
+        <w:rPr>
+          <w:rFonts w:ascii="Courier New" w:hAnsi="Courier New" w:cs="Courier New"/>
+        </w:rPr>
+      </w:pPr>
+      <w:r>
+        <w:rPr>
+          <w:rFonts w:ascii="Courier New" w:hAnsi="Courier New" w:cs="Courier New"/>
+        </w:rPr>
+        <w:t>RAVANA</w:t>
+      </w:r>
+      <w:r>
+        <w:rPr>
+          <w:rFonts w:ascii="Courier New" w:hAnsi="Courier New" w:cs="Courier New"/>
+        </w:rPr>
+        <w:br/>
+        <w:t>This cigarette tastes weird</w:t>
+      </w:r>
+    </w:p>
+    <w:p>
+      <w:pPr>
+        <w:jc w:val="center"/>
+        <w:rPr>
+          <w:rFonts w:ascii="Courier New" w:hAnsi="Courier New" w:cs="Courier New"/>
+        </w:rPr>
+      </w:pPr>
+      <w:r>
+        <w:rPr>
+          <w:rFonts w:ascii="Courier New" w:hAnsi="Courier New" w:cs="Courier New"/>
+        </w:rPr>
+        <w:lastRenderedPageBreak/>
+        <w:t>RAVANA</w:t>
+      </w:r>
+      <w:r>
+        <w:rPr>
+          <w:rFonts w:ascii="Courier New" w:hAnsi="Courier New" w:cs="Courier New"/>
+        </w:rPr>
+        <w:br/>
+        <w:t>Okay! I will</w:t>
+      </w:r>
+      <w:r>
+        <w:rPr>
+          <w:rFonts w:ascii="Courier New" w:hAnsi="Courier New" w:cs="Courier New"/>
+        </w:rPr>
+        <w:br/>
+        <w:t>(muffles) let you go</w:t>
+      </w:r>
+    </w:p>
+    <w:p>
+      <w:pPr>
+        <w:jc w:val="center"/>
+        <w:rPr>
+          <w:rFonts w:ascii="Courier New" w:hAnsi="Courier New" w:cs="Courier New"/>
+        </w:rPr>
+      </w:pPr>
+      <w:r>
+        <w:rPr>
+          <w:rFonts w:ascii="Courier New" w:hAnsi="Courier New" w:cs="Courier New"/>
+        </w:rPr>
+        <w:t>RAMA</w:t>
+      </w:r>
+      <w:r>
+        <w:rPr>
+          <w:rFonts w:ascii="Courier New" w:hAnsi="Courier New" w:cs="Courier New"/>
+        </w:rPr>
+        <w:br/>
+        <w:t xml:space="preserve">But will </w:t>
+      </w:r>
+      <w:r>
+        <w:rPr>
+          <w:rFonts w:ascii="Courier New" w:hAnsi="Courier New" w:cs="Courier New"/>
+        </w:rPr>
+        <w:t xml:space="preserve">Lambodhara </w:t>
+      </w:r>
+      <w:r>
+        <w:rPr>
+          <w:rFonts w:ascii="Courier New" w:hAnsi="Courier New" w:cs="Courier New"/>
+        </w:rPr>
+        <w:t>come back?</w:t>
+      </w:r>
+    </w:p>
+    <w:p>
+      <w:pPr>
+        <w:jc w:val="center"/>
+        <w:rPr>
+          <w:rFonts w:ascii="Courier New" w:hAnsi="Courier New" w:cs="Courier New"/>
+        </w:rPr>
+      </w:pPr>
+      <w:r>
+        <w:rPr>
+          <w:rFonts w:ascii="Courier New" w:hAnsi="Courier New" w:cs="Courier New"/>
+        </w:rPr>
+        <w:t>Ravana</w:t>
+      </w:r>
+      <w:r>
+        <w:rPr>
+          <w:rFonts w:ascii="Courier New" w:hAnsi="Courier New" w:cs="Courier New"/>
+        </w:rPr>
+        <w:br/>
+        <w:t>My throat is drying up</w:t>
+      </w:r>
+    </w:p>
+    <w:p>
+      <w:pPr>
+        <w:jc w:val="center"/>
+        <w:rPr>
+          <w:rFonts w:ascii="Courier New" w:hAnsi="Courier New" w:cs="Courier New"/>
+        </w:rPr>
+      </w:pPr>
+      <w:r>
+        <w:rPr>
+          <w:rFonts w:ascii="Courier New" w:hAnsi="Courier New" w:cs="Courier New"/>
+        </w:rPr>
+        <w:t>RAMA</w:t>
+      </w:r>
+      <w:r>
+        <w:rPr>
+          <w:rFonts w:ascii="Courier New" w:hAnsi="Courier New" w:cs="Courier New"/>
+        </w:rPr>
+        <w:br/>
+        <w:t xml:space="preserve">Will </w:t>
+      </w:r>
+      <w:r>
+        <w:rPr>
+          <w:rFonts w:ascii="Courier New" w:hAnsi="Courier New" w:cs="Courier New"/>
+        </w:rPr>
+        <w:t xml:space="preserve">Shanthamma </w:t>
+      </w:r>
+      <w:r>
+        <w:rPr>
+          <w:rFonts w:ascii="Courier New" w:hAnsi="Courier New" w:cs="Courier New"/>
+        </w:rPr>
+        <w:t>come back?</w:t>
+      </w:r>
+    </w:p>
+    <w:p>
+      <w:pPr>
+        <w:jc w:val="center"/>
+        <w:rPr>
+          <w:rFonts w:ascii="Courier New" w:hAnsi="Courier New" w:cs="Courier New"/>
+        </w:rPr>
+      </w:pPr>
+      <w:r>
+        <w:rPr>
+          <w:rFonts w:ascii="Courier New" w:hAnsi="Courier New" w:cs="Courier New"/>
+        </w:rPr>
+        <w:t>RAVANA</w:t>
+      </w:r>
+      <w:r>
+        <w:rPr>
+          <w:rFonts w:ascii="Courier New" w:hAnsi="Courier New" w:cs="Courier New"/>
+        </w:rPr>
+        <w:br/>
+        <w:t xml:space="preserve">Why is everything </w:t>
+      </w:r>
+      <w:r>
+        <w:rPr>
+          <w:rFonts w:ascii="Courier New" w:hAnsi="Courier New" w:cs="Courier New"/>
+        </w:rPr>
+        <w:t>(laughs) twisting?</w:t>
+      </w:r>
+    </w:p>
+    <w:p>
+      <w:pPr>
+        <w:rPr>
+          <w:rFonts w:ascii="Courier New" w:hAnsi="Courier New" w:cs="Courier New"/>
+          <w:b/>
+          <w:bCs/>
+          <w:u w:val="single"/>
+        </w:rPr>
+      </w:pPr>
+      <w:r>
+        <w:rPr>
+          <w:rFonts w:ascii="Courier New" w:hAnsi="Courier New" w:cs="Courier New"/>
+          <w:b/>
+          <w:bCs/>
+          <w:u w:val="single"/>
+        </w:rPr>
         <w:t>SCENE – 2</w:t>
       </w:r>
       <w:r>
+        <w:rPr>
+          <w:rFonts w:ascii="Courier New" w:hAnsi="Courier New" w:cs="Courier New"/>
+          <w:b/>
+          <w:bCs/>
+          <w:u w:val="single"/>
+        </w:rPr>
+        <w:t>9</w:t>
+      </w:r>
+      <w:r>
+        <w:rPr>
+          <w:rFonts w:ascii="Courier New" w:hAnsi="Courier New" w:cs="Courier New"/>
+          <w:b/>
+          <w:bCs/>
+          <w:u w:val="single"/>
+        </w:rPr>
+        <w:t>b</w:t>
+      </w:r>
+    </w:p>
+    <w:p>
+      <w:pPr>
+        <w:rPr>
+          <w:rFonts w:ascii="Courier New" w:hAnsi="Courier New" w:cs="Courier New"/>
+        </w:rPr>
+      </w:pPr>
+      <w:r>
+        <w:rPr>
+          <w:rFonts w:ascii="Courier New" w:hAnsi="Courier New" w:cs="Courier New"/>
+        </w:rPr>
+        <w:t>Jack looks around where he was sitting.</w:t>
+      </w:r>
+    </w:p>
+    <w:p>
+      <w:pPr>
+        <w:jc w:val="center"/>
+        <w:rPr>
+          <w:rFonts w:ascii="Courier New" w:hAnsi="Courier New" w:cs="Courier New"/>
+        </w:rPr>
+      </w:pPr>
+      <w:r>
+        <w:rPr>
+          <w:rFonts w:ascii="Courier New" w:hAnsi="Courier New" w:cs="Courier New"/>
+        </w:rPr>
+        <w:t>JACK</w:t>
+      </w:r>
+      <w:r>
+        <w:rPr>
+          <w:rFonts w:ascii="Courier New" w:hAnsi="Courier New" w:cs="Courier New"/>
+        </w:rPr>
+        <w:br/>
+        <w:t>Where did my joint pack go?</w:t>
+      </w:r>
+    </w:p>
+    <w:p>
+      <w:pPr>
+        <w:rPr>
+          <w:rFonts w:ascii="Courier New" w:hAnsi="Courier New" w:cs="Courier New"/>
+          <w:b/>
+          <w:bCs/>
+          <w:u w:val="single"/>
+        </w:rPr>
+      </w:pPr>
+      <w:r>
+        <w:rPr>
+          <w:rFonts w:ascii="Courier New" w:hAnsi="Courier New" w:cs="Courier New"/>
+          <w:b/>
+          <w:bCs/>
+          <w:u w:val="single"/>
+        </w:rPr>
+        <w:t>SCENE</w:t>
+      </w:r>
+      <w:r>
+        <w:rPr>
+          <w:rFonts w:ascii="Courier New" w:hAnsi="Courier New" w:cs="Courier New"/>
+          <w:b/>
+          <w:bCs/>
+          <w:u w:val="single"/>
+        </w:rPr>
+        <w:t xml:space="preserve"> – 2</w:t>
+      </w:r>
+      <w:r>
+        <w:rPr>
+          <w:rFonts w:ascii="Courier New" w:hAnsi="Courier New" w:cs="Courier New"/>
+          <w:b/>
+          <w:bCs/>
+          <w:u w:val="single"/>
+        </w:rPr>
+        <w:t>9</w:t>
+      </w:r>
+      <w:r>
+        <w:rPr>
+          <w:rFonts w:ascii="Courier New" w:hAnsi="Courier New" w:cs="Courier New"/>
+          <w:b/>
+          <w:bCs/>
+          <w:u w:val="single"/>
+        </w:rPr>
+        <w:t>c</w:t>
+      </w:r>
+    </w:p>
+    <w:p>
+      <w:pPr>
+        <w:rPr>
+          <w:rFonts w:ascii="Courier New" w:hAnsi="Courier New" w:cs="Courier New"/>
+        </w:rPr>
+      </w:pPr>
+      <w:r>
+        <w:rPr>
+          <w:rFonts w:ascii="Courier New" w:hAnsi="Courier New" w:cs="Courier New"/>
+        </w:rPr>
+        <w:t>Ravana looks at his hand and he is holding the joint. He throws it.</w:t>
+      </w:r>
+    </w:p>
+    <w:p>
+      <w:pPr>
+        <w:jc w:val="center"/>
+        <w:rPr>
+          <w:rFonts w:ascii="Courier New" w:hAnsi="Courier New" w:cs="Courier New"/>
+        </w:rPr>
+      </w:pPr>
+      <w:r>
+        <w:rPr>
+          <w:rFonts w:ascii="Courier New" w:hAnsi="Courier New" w:cs="Courier New"/>
+        </w:rPr>
+        <w:t>RAVANA</w:t>
+      </w:r>
+      <w:r>
+        <w:rPr>
+          <w:rFonts w:ascii="Courier New" w:hAnsi="Courier New" w:cs="Courier New"/>
+        </w:rPr>
+        <w:br/>
+        <w:t>Psych!</w:t>
+      </w:r>
+    </w:p>
+    <w:p>
+      <w:pPr>
+        <w:jc w:val="center"/>
+        <w:rPr>
+          <w:rFonts w:ascii="Courier New" w:hAnsi="Courier New" w:cs="Courier New"/>
+        </w:rPr>
+      </w:pPr>
+      <w:r>
+        <w:rPr>
+          <w:rFonts w:ascii="Courier New" w:hAnsi="Courier New" w:cs="Courier New"/>
+        </w:rPr>
+        <w:t>RAMA</w:t>
+      </w:r>
+      <w:r>
+        <w:rPr>
+          <w:rFonts w:ascii="Courier New" w:hAnsi="Courier New" w:cs="Courier New"/>
+        </w:rPr>
+        <w:br/>
+        <w:t>Will Rachel come back?</w:t>
+      </w:r>
+    </w:p>
+    <w:p>
+      <w:pPr>
+        <w:rPr>
+          <w:rFonts w:ascii="Courier New" w:hAnsi="Courier New" w:cs="Courier New"/>
+          <w:b/>
+          <w:bCs/>
+          <w:u w:val="single"/>
+        </w:rPr>
+      </w:pPr>
+      <w:r>
+        <w:rPr>
+          <w:rFonts w:ascii="Courier New" w:hAnsi="Courier New" w:cs="Courier New"/>
+          <w:b/>
+          <w:bCs/>
+          <w:u w:val="single"/>
+        </w:rPr>
+        <w:t>SCENE – 2</w:t>
+      </w:r>
+      <w:r>
+        <w:rPr>
+          <w:rFonts w:ascii="Courier New" w:hAnsi="Courier New" w:cs="Courier New"/>
+          <w:b/>
+          <w:bCs/>
+          <w:u w:val="single"/>
+        </w:rPr>
+        <w:t>9</w:t>
+      </w:r>
+      <w:r>
+        <w:rPr>
+          <w:rFonts w:ascii="Courier New" w:hAnsi="Courier New" w:cs="Courier New"/>
+          <w:b/>
+          <w:bCs/>
+          <w:u w:val="single"/>
+        </w:rPr>
+        <w:t>d</w:t>
+      </w:r>
+    </w:p>
+    <w:p>
+      <w:pPr>
+        <w:rPr>
+          <w:rFonts w:ascii="Courier New" w:hAnsi="Courier New" w:cs="Courier New"/>
+        </w:rPr>
+      </w:pPr>
+      <w:r>
+        <w:rPr>
+          <w:rFonts w:ascii="Courier New" w:hAnsi="Courier New" w:cs="Courier New"/>
+        </w:rPr>
+        <w:t>Jack goes into the kitchen.</w:t>
+      </w:r>
+    </w:p>
+    <w:p>
+      <w:pPr>
+        <w:jc w:val="center"/>
+        <w:rPr>
+          <w:rFonts w:ascii="Courier New" w:hAnsi="Courier New" w:cs="Courier New"/>
+        </w:rPr>
+      </w:pPr>
+      <w:r>
+        <w:rPr>
+          <w:rFonts w:ascii="Courier New" w:hAnsi="Courier New" w:cs="Courier New"/>
+        </w:rPr>
+        <w:t>JACK</w:t>
+      </w:r>
+      <w:r>
+        <w:rPr>
+          <w:rFonts w:ascii="Courier New" w:hAnsi="Courier New" w:cs="Courier New"/>
+        </w:rPr>
+        <w:br/>
+        <w:t>Ice water! Need some Ice water!</w:t>
+      </w:r>
+    </w:p>
+    <w:p>
+      <w:pPr>
+        <w:rPr>
+          <w:rFonts w:ascii="Courier New" w:hAnsi="Courier New" w:cs="Courier New"/>
+        </w:rPr>
+      </w:pPr>
+      <w:r>
+        <w:rPr>
+          <w:rFonts w:ascii="Courier New" w:hAnsi="Courier New" w:cs="Courier New"/>
+        </w:rPr>
+        <w:t>Rama comes out of Ravana’s room holding Ravana.</w:t>
+      </w:r>
+    </w:p>
+    <w:p>
+      <w:pPr>
+        <w:rPr>
+          <w:rFonts w:ascii="Courier New" w:hAnsi="Courier New" w:cs="Courier New"/>
+        </w:rPr>
+      </w:pPr>
+      <w:r>
+        <w:rPr>
+          <w:rFonts w:ascii="Courier New" w:hAnsi="Courier New" w:cs="Courier New"/>
+        </w:rPr>
+        <w:t>Jack opens the fridge door and hits his face. Some guy is smoking a joint there on the dining table laughs.</w:t>
+      </w:r>
+    </w:p>
+    <w:p>
+      <w:pPr>
+        <w:jc w:val="center"/>
+        <w:rPr>
+          <w:rFonts w:ascii="Courier New" w:hAnsi="Courier New" w:cs="Courier New"/>
+        </w:rPr>
+      </w:pPr>
+      <w:r>
+        <w:rPr>
+          <w:rFonts w:ascii="Courier New" w:hAnsi="Courier New" w:cs="Courier New"/>
+        </w:rPr>
+        <w:t>THE GUY</w:t>
+      </w:r>
+      <w:r>
+        <w:rPr>
+          <w:rFonts w:ascii="Courier New" w:hAnsi="Courier New" w:cs="Courier New"/>
+        </w:rPr>
+        <w:br/>
+        <w:t>Ajeeb!</w:t>
+      </w:r>
+    </w:p>
+    <w:p>
+      <w:pPr>
+        <w:rPr>
+          <w:rFonts w:ascii="Courier New" w:hAnsi="Courier New" w:cs="Courier New"/>
+        </w:rPr>
+      </w:pPr>
+      <w:r>
+        <w:rPr>
+          <w:rFonts w:ascii="Courier New" w:hAnsi="Courier New" w:cs="Courier New"/>
+        </w:rPr>
+        <w:t>Jack gets angry. Walks towards him.</w:t>
+      </w:r>
+    </w:p>
+    <w:p>
+      <w:pPr>
+        <w:jc w:val="center"/>
+        <w:rPr>
+          <w:rFonts w:ascii="Courier New" w:hAnsi="Courier New" w:cs="Courier New"/>
+        </w:rPr>
+      </w:pPr>
+      <w:r>
+        <w:rPr>
+          <w:rFonts w:ascii="Courier New" w:hAnsi="Courier New" w:cs="Courier New"/>
+        </w:rPr>
+        <w:t>JACK</w:t>
+      </w:r>
+      <w:r>
+        <w:rPr>
+          <w:rFonts w:ascii="Courier New" w:hAnsi="Courier New" w:cs="Courier New"/>
+        </w:rPr>
+        <w:br/>
+        <w:t>Ajeeb! Ajeeb! Ajeeb!</w:t>
+      </w:r>
+      <w:r>
+        <w:rPr>
+          <w:rFonts w:ascii="Courier New" w:hAnsi="Courier New" w:cs="Courier New"/>
+        </w:rPr>
+        <w:br/>
+        <w:t>I am tired of being called Ajeeb</w:t>
+      </w:r>
+    </w:p>
+    <w:p>
+      <w:pPr>
+        <w:rPr>
+          <w:rFonts w:ascii="Courier New" w:hAnsi="Courier New" w:cs="Courier New"/>
+        </w:rPr>
+      </w:pPr>
+      <w:r>
+        <w:rPr>
+          <w:rFonts w:ascii="Courier New" w:hAnsi="Courier New" w:cs="Courier New"/>
+        </w:rPr>
+        <w:t>Jack picks up a knife and puts it through the guy’s throat. He picks up the joint from the ground with blood on his hands.</w:t>
+      </w:r>
+    </w:p>
+    <w:p>
+      <w:pPr>
+        <w:jc w:val="center"/>
+        <w:rPr>
+          <w:rFonts w:ascii="Courier New" w:hAnsi="Courier New" w:cs="Courier New"/>
+        </w:rPr>
+      </w:pPr>
+      <w:r>
+        <w:rPr>
+          <w:rFonts w:ascii="Courier New" w:hAnsi="Courier New" w:cs="Courier New"/>
+        </w:rPr>
+        <w:lastRenderedPageBreak/>
+        <w:t>JACK</w:t>
+      </w:r>
+      <w:r>
+        <w:rPr>
+          <w:rFonts w:ascii="Courier New" w:hAnsi="Courier New" w:cs="Courier New"/>
+        </w:rPr>
+        <w:br/>
+        <w:t>I am not Ajeeb!</w:t>
+      </w:r>
+    </w:p>
+    <w:p>
+      <w:pPr>
+        <w:rPr>
+          <w:rFonts w:ascii="Courier New" w:hAnsi="Courier New" w:cs="Courier New"/>
+        </w:rPr>
+      </w:pPr>
+      <w:r>
+        <w:rPr>
+          <w:rFonts w:ascii="Courier New" w:hAnsi="Courier New" w:cs="Courier New"/>
+        </w:rPr>
+        <w:t>He walks out of the kitchen and walks up the stairs.</w:t>
+      </w:r>
+    </w:p>
+    <w:p>
+      <w:pPr>
+        <w:rPr>
+          <w:rFonts w:ascii="Courier New" w:hAnsi="Courier New" w:cs="Courier New"/>
+        </w:rPr>
+      </w:pPr>
+      <w:r>
+        <w:rPr>
+          <w:rFonts w:ascii="Courier New" w:hAnsi="Courier New" w:cs="Courier New"/>
+        </w:rPr>
+        <w:t>He sees Rama bringing Ravana.</w:t>
+      </w:r>
+    </w:p>
+    <w:p>
+      <w:pPr>
+        <w:rPr>
+          <w:rFonts w:ascii="Courier New" w:hAnsi="Courier New" w:cs="Courier New"/>
+        </w:rPr>
+      </w:pPr>
+      <w:r>
+        <w:rPr>
+          <w:rFonts w:ascii="Courier New" w:hAnsi="Courier New" w:cs="Courier New"/>
+        </w:rPr>
+        <w:t>Jack runs up the stairs with great difficulty.</w:t>
+      </w:r>
+    </w:p>
+    <w:p>
+      <w:pPr>
+        <w:jc w:val="center"/>
+        <w:rPr>
+          <w:rFonts w:ascii="Courier New" w:hAnsi="Courier New" w:cs="Courier New"/>
+        </w:rPr>
+      </w:pPr>
+      <w:r>
+        <w:rPr>
+          <w:rFonts w:ascii="Courier New" w:hAnsi="Courier New" w:cs="Courier New"/>
+        </w:rPr>
+        <w:t>JACK</w:t>
+      </w:r>
+      <w:r>
+        <w:rPr>
+          <w:rFonts w:ascii="Courier New" w:hAnsi="Courier New" w:cs="Courier New"/>
+        </w:rPr>
+        <w:br/>
+        <w:t>Hey! Judas</w:t>
+      </w:r>
+    </w:p>
+    <w:p>
+      <w:pPr>
+        <w:rPr>
+          <w:rFonts w:ascii="Courier New" w:hAnsi="Courier New" w:cs="Courier New"/>
+        </w:rPr>
+      </w:pPr>
+      <w:r>
+        <w:rPr>
+          <w:rFonts w:ascii="Courier New" w:hAnsi="Courier New" w:cs="Courier New"/>
+        </w:rPr>
+        <w:t xml:space="preserve">With a high blurred </w:t>
+      </w:r>
+      <w:r>
+        <w:rPr>
+          <w:rFonts w:ascii="Courier New" w:hAnsi="Courier New" w:cs="Courier New"/>
+        </w:rPr>
+        <w:t>vision,</w:t>
+      </w:r>
+      <w:r>
+        <w:rPr>
+          <w:rFonts w:ascii="Courier New" w:hAnsi="Courier New" w:cs="Courier New"/>
+        </w:rPr>
+        <w:t xml:space="preserve"> he sees young Rama holding young </w:t>
+      </w:r>
+      <w:r>
+        <w:rPr>
+          <w:rFonts w:ascii="Courier New" w:hAnsi="Courier New" w:cs="Courier New"/>
+        </w:rPr>
+        <w:t>Rao</w:t>
+      </w:r>
+      <w:r>
+        <w:rPr>
+          <w:rFonts w:ascii="Courier New" w:hAnsi="Courier New" w:cs="Courier New"/>
+        </w:rPr>
+        <w:t>. Jack cries.</w:t>
+      </w:r>
+    </w:p>
+    <w:p>
+      <w:pPr>
+        <w:jc w:val="center"/>
+        <w:rPr>
+          <w:rFonts w:ascii="Courier New" w:hAnsi="Courier New" w:cs="Courier New"/>
+        </w:rPr>
+      </w:pPr>
+      <w:r>
+        <w:rPr>
+          <w:rFonts w:ascii="Courier New" w:hAnsi="Courier New" w:cs="Courier New"/>
+        </w:rPr>
+        <w:t>JACK</w:t>
+      </w:r>
+      <w:r>
+        <w:rPr>
+          <w:rFonts w:ascii="Courier New" w:hAnsi="Courier New" w:cs="Courier New"/>
+        </w:rPr>
+        <w:br/>
+      </w:r>
+      <w:r>
+        <w:rPr>
+          <w:rFonts w:ascii="Courier New" w:hAnsi="Courier New" w:cs="Courier New"/>
+        </w:rPr>
+        <w:t>Rama, Rao Anna</w:t>
+      </w:r>
+      <w:r>
+        <w:rPr>
+          <w:rFonts w:ascii="Courier New" w:hAnsi="Courier New" w:cs="Courier New"/>
+        </w:rPr>
+        <w:br/>
+        <w:t>Today is our birthday!</w:t>
+      </w:r>
+      <w:r>
+        <w:rPr>
+          <w:rFonts w:ascii="Courier New" w:hAnsi="Courier New" w:cs="Courier New"/>
+        </w:rPr>
+        <w:br/>
+        <w:t>We were so happy together</w:t>
+      </w:r>
+    </w:p>
+    <w:p>
+      <w:pPr>
+        <w:jc w:val="center"/>
+        <w:rPr>
+          <w:rFonts w:ascii="Courier New" w:hAnsi="Courier New" w:cs="Courier New"/>
+        </w:rPr>
+      </w:pPr>
+      <w:r>
+        <w:rPr>
+          <w:rFonts w:ascii="Courier New" w:hAnsi="Courier New" w:cs="Courier New"/>
+        </w:rPr>
+        <w:t>RAVANA</w:t>
+      </w:r>
+      <w:r>
+        <w:rPr>
+          <w:rFonts w:ascii="Courier New" w:hAnsi="Courier New" w:cs="Courier New"/>
+        </w:rPr>
+        <w:br/>
+        <w:t>Why is he acting like that</w:t>
+      </w:r>
+    </w:p>
+    <w:p>
+      <w:pPr>
+        <w:jc w:val="center"/>
+        <w:rPr>
+          <w:rFonts w:ascii="Courier New" w:hAnsi="Courier New" w:cs="Courier New"/>
+        </w:rPr>
+      </w:pPr>
+      <w:r>
+        <w:rPr>
+          <w:rFonts w:ascii="Courier New" w:hAnsi="Courier New" w:cs="Courier New"/>
+        </w:rPr>
+        <w:t>JACk</w:t>
+      </w:r>
+      <w:r>
+        <w:rPr>
+          <w:rFonts w:ascii="Courier New" w:hAnsi="Courier New" w:cs="Courier New"/>
+        </w:rPr>
+        <w:br/>
+        <w:t>I should have not betrayed you</w:t>
+      </w:r>
+    </w:p>
+    <w:p>
+      <w:pPr>
+        <w:rPr>
+          <w:rFonts w:ascii="Courier New" w:hAnsi="Courier New" w:cs="Courier New"/>
+        </w:rPr>
+      </w:pPr>
+      <w:r>
+        <w:rPr>
+          <w:rFonts w:ascii="Courier New" w:hAnsi="Courier New" w:cs="Courier New"/>
+        </w:rPr>
+        <w:t>Ravana smiles.</w:t>
+      </w:r>
+    </w:p>
+    <w:p>
+      <w:pPr>
+        <w:jc w:val="center"/>
+        <w:rPr>
+          <w:rFonts w:ascii="Courier New" w:hAnsi="Courier New" w:cs="Courier New"/>
+        </w:rPr>
+      </w:pPr>
+      <w:r>
+        <w:rPr>
+          <w:rFonts w:ascii="Courier New" w:hAnsi="Courier New" w:cs="Courier New"/>
+        </w:rPr>
+        <w:t>RAVANA</w:t>
+      </w:r>
+      <w:r>
+        <w:rPr>
+          <w:rFonts w:ascii="Courier New" w:hAnsi="Courier New" w:cs="Courier New"/>
+        </w:rPr>
+        <w:br/>
+        <w:t>Betrayed?</w:t>
+      </w:r>
+    </w:p>
+    <w:p>
+      <w:pPr>
+        <w:jc w:val="center"/>
+        <w:rPr>
+          <w:rFonts w:ascii="Courier New" w:hAnsi="Courier New" w:cs="Courier New"/>
+        </w:rPr>
+      </w:pPr>
+      <w:r>
+        <w:rPr>
+          <w:rFonts w:ascii="Courier New" w:hAnsi="Courier New" w:cs="Courier New"/>
+        </w:rPr>
+        <w:t>JACK</w:t>
+      </w:r>
+      <w:r>
+        <w:rPr>
+          <w:rFonts w:ascii="Courier New" w:hAnsi="Courier New" w:cs="Courier New"/>
+        </w:rPr>
+        <w:br/>
+        <w:t xml:space="preserve">I was the one who was </w:t>
+      </w:r>
+      <w:r>
+        <w:rPr>
+          <w:rFonts w:ascii="Courier New" w:hAnsi="Courier New" w:cs="Courier New"/>
+        </w:rPr>
+        <w:br/>
+      </w:r>
+      <w:r>
+        <w:rPr>
+          <w:rFonts w:ascii="Courier New" w:hAnsi="Courier New" w:cs="Courier New"/>
+        </w:rPr>
+        <w:t>distributing powder</w:t>
+      </w:r>
+      <w:r>
+        <w:rPr>
+          <w:rFonts w:ascii="Courier New" w:hAnsi="Courier New" w:cs="Courier New"/>
+        </w:rPr>
+        <w:t xml:space="preserve"> </w:t>
+      </w:r>
+      <w:r>
+        <w:rPr>
+          <w:rFonts w:ascii="Courier New" w:hAnsi="Courier New" w:cs="Courier New"/>
+        </w:rPr>
+        <w:t>not Rama</w:t>
+      </w:r>
+      <w:r>
+        <w:rPr>
+          <w:rFonts w:ascii="Courier New" w:hAnsi="Courier New" w:cs="Courier New"/>
+        </w:rPr>
+        <w:br/>
+        <w:t>I love you both</w:t>
+      </w:r>
+    </w:p>
+    <w:p>
+      <w:pPr>
+        <w:rPr>
+          <w:rFonts w:ascii="Courier New" w:hAnsi="Courier New" w:cs="Courier New"/>
+        </w:rPr>
+      </w:pPr>
+      <w:r>
+        <w:rPr>
+          <w:rFonts w:ascii="Courier New" w:hAnsi="Courier New" w:cs="Courier New"/>
+        </w:rPr>
+        <w:t>Jack walks towards them in a tipsy way.</w:t>
+      </w:r>
+    </w:p>
+    <w:p>
+      <w:pPr>
+        <w:jc w:val="center"/>
+        <w:rPr>
+          <w:rFonts w:ascii="Courier New" w:hAnsi="Courier New" w:cs="Courier New"/>
+        </w:rPr>
+      </w:pPr>
+      <w:r>
+        <w:rPr>
+          <w:rFonts w:ascii="Courier New" w:hAnsi="Courier New" w:cs="Courier New"/>
+        </w:rPr>
+        <w:t>RAVANA</w:t>
+      </w:r>
+      <w:r>
+        <w:rPr>
+          <w:rFonts w:ascii="Courier New" w:hAnsi="Courier New" w:cs="Courier New"/>
+        </w:rPr>
+        <w:br/>
+        <w:t>Look at how he is acting</w:t>
+      </w:r>
+      <w:r>
+        <w:rPr>
+          <w:rFonts w:ascii="Courier New" w:hAnsi="Courier New" w:cs="Courier New"/>
+        </w:rPr>
+        <w:br/>
+        <w:t>Ajeeb!</w:t>
+      </w:r>
+    </w:p>
+    <w:p>
+      <w:pPr>
+        <w:rPr>
+          <w:rFonts w:ascii="Courier New" w:hAnsi="Courier New" w:cs="Courier New"/>
+        </w:rPr>
+      </w:pPr>
+      <w:r>
+        <w:rPr>
+          <w:rFonts w:ascii="Courier New" w:hAnsi="Courier New" w:cs="Courier New"/>
+        </w:rPr>
+        <w:t>Jack sees Ravana and Judas again.</w:t>
+      </w:r>
+    </w:p>
+    <w:p>
+      <w:pPr>
+        <w:jc w:val="center"/>
+        <w:rPr>
+          <w:rFonts w:ascii="Courier New" w:hAnsi="Courier New" w:cs="Courier New"/>
+        </w:rPr>
+      </w:pPr>
+      <w:r>
+        <w:rPr>
+          <w:rFonts w:ascii="Courier New" w:hAnsi="Courier New" w:cs="Courier New"/>
+        </w:rPr>
+        <w:t>JACK</w:t>
+      </w:r>
+      <w:r>
+        <w:rPr>
+          <w:rFonts w:ascii="Courier New" w:hAnsi="Courier New" w:cs="Courier New"/>
+        </w:rPr>
+        <w:br/>
+        <w:t>I am not Ajeeb!</w:t>
+      </w:r>
+    </w:p>
+    <w:p>
+      <w:pPr>
+        <w:rPr>
+          <w:rFonts w:ascii="Courier New" w:hAnsi="Courier New" w:cs="Courier New"/>
+        </w:rPr>
+      </w:pPr>
+      <w:r>
+        <w:rPr>
+          <w:rFonts w:ascii="Courier New" w:hAnsi="Courier New" w:cs="Courier New"/>
+        </w:rPr>
+        <w:t>Jack slants and falls out of the window, hits the ground, and dies.</w:t>
+      </w:r>
+    </w:p>
+    <w:p>
+      <w:pPr>
+        <w:jc w:val="center"/>
+        <w:rPr>
+          <w:rFonts w:ascii="Courier New" w:hAnsi="Courier New" w:cs="Courier New"/>
+        </w:rPr>
+      </w:pPr>
+      <w:r>
+        <w:rPr>
+          <w:rFonts w:ascii="Courier New" w:hAnsi="Courier New" w:cs="Courier New"/>
+        </w:rPr>
+        <w:t>RAVANA</w:t>
+      </w:r>
+      <w:r>
+        <w:rPr>
+          <w:rFonts w:ascii="Courier New" w:hAnsi="Courier New" w:cs="Courier New"/>
+        </w:rPr>
+        <w:br/>
+        <w:t>(laughs) Ajeeb</w:t>
+      </w:r>
+      <w:r>
+        <w:rPr>
+          <w:rFonts w:ascii="Courier New" w:hAnsi="Courier New" w:cs="Courier New"/>
+        </w:rPr>
+        <w:t xml:space="preserve"> </w:t>
+      </w:r>
+      <w:r>
+        <w:rPr>
+          <w:rFonts w:ascii="Courier New" w:hAnsi="Courier New" w:cs="Courier New"/>
+        </w:rPr>
+        <w:t>died</w:t>
+      </w:r>
+    </w:p>
+    <w:p>
+      <w:pPr>
         <w:rPr>
           <w:rFonts w:ascii="Courier New" w:hAnsi="Courier New" w:cs="Courier New"/>
           <w:b/>
@@ -12396,1053 +13384,7 @@
           <w:szCs w:val="26"/>
           <w:u w:val="single"/>
         </w:rPr>
-        <w:t>9</w:t>
-      </w:r>
-    </w:p>
-    <w:p>
-      <w:pPr>
-        <w:rPr>
-          <w:rFonts w:ascii="Courier New" w:hAnsi="Courier New" w:cs="Courier New"/>
-        </w:rPr>
-      </w:pPr>
-      <w:r>
-        <w:rPr>
-          <w:rFonts w:ascii="Courier New" w:hAnsi="Courier New" w:cs="Courier New"/>
-        </w:rPr>
-        <w:t>Rama and Ravana are sitting down on the floor opposite to each other at the edge of the room.</w:t>
-      </w:r>
-    </w:p>
-    <w:p>
-      <w:pPr>
-        <w:jc w:val="center"/>
-        <w:rPr>
-          <w:rFonts w:ascii="Courier New" w:hAnsi="Courier New" w:cs="Courier New"/>
-        </w:rPr>
-      </w:pPr>
-      <w:r>
-        <w:rPr>
-          <w:rFonts w:ascii="Courier New" w:hAnsi="Courier New" w:cs="Courier New"/>
-        </w:rPr>
-        <w:t>RAVANA</w:t>
-      </w:r>
-      <w:r>
-        <w:rPr>
-          <w:rFonts w:ascii="Courier New" w:hAnsi="Courier New" w:cs="Courier New"/>
-        </w:rPr>
-        <w:br/>
-        <w:t>Where is the mall?</w:t>
-      </w:r>
-    </w:p>
-    <w:p>
-      <w:pPr>
-        <w:jc w:val="center"/>
-        <w:rPr>
-          <w:rFonts w:ascii="Courier New" w:hAnsi="Courier New" w:cs="Courier New"/>
-        </w:rPr>
-      </w:pPr>
-      <w:r>
-        <w:rPr>
-          <w:rFonts w:ascii="Courier New" w:hAnsi="Courier New" w:cs="Courier New"/>
-        </w:rPr>
-        <w:t>RAMA</w:t>
-      </w:r>
-      <w:r>
-        <w:rPr>
-          <w:rFonts w:ascii="Courier New" w:hAnsi="Courier New" w:cs="Courier New"/>
-        </w:rPr>
-        <w:br/>
-        <w:t xml:space="preserve">If I </w:t>
-      </w:r>
-      <w:r>
-        <w:rPr>
-          <w:rFonts w:ascii="Courier New" w:hAnsi="Courier New" w:cs="Courier New"/>
-        </w:rPr>
-        <w:t>tell</w:t>
-      </w:r>
-      <w:r>
-        <w:rPr>
-          <w:rFonts w:ascii="Courier New" w:hAnsi="Courier New" w:cs="Courier New"/>
-        </w:rPr>
-        <w:t xml:space="preserve"> you</w:t>
-      </w:r>
-      <w:r>
-        <w:rPr>
-          <w:rFonts w:ascii="Courier New" w:hAnsi="Courier New" w:cs="Courier New"/>
-        </w:rPr>
-        <w:br/>
-        <w:t>Will you let me go?</w:t>
-      </w:r>
-    </w:p>
-    <w:p>
-      <w:pPr>
-        <w:jc w:val="center"/>
-        <w:rPr>
-          <w:rFonts w:ascii="Courier New" w:hAnsi="Courier New" w:cs="Courier New"/>
-        </w:rPr>
-      </w:pPr>
-      <w:r>
-        <w:rPr>
-          <w:rFonts w:ascii="Courier New" w:hAnsi="Courier New" w:cs="Courier New"/>
-        </w:rPr>
-        <w:t>RAVANA</w:t>
-      </w:r>
-      <w:r>
-        <w:rPr>
-          <w:rFonts w:ascii="Courier New" w:hAnsi="Courier New" w:cs="Courier New"/>
-        </w:rPr>
-        <w:br/>
-        <w:t>No. I will kill you</w:t>
-      </w:r>
-    </w:p>
-    <w:p>
-      <w:pPr>
-        <w:rPr>
-          <w:rFonts w:ascii="Courier New" w:hAnsi="Courier New" w:cs="Courier New"/>
-        </w:rPr>
-      </w:pPr>
-      <w:r>
-        <w:rPr>
-          <w:rFonts w:ascii="Courier New" w:hAnsi="Courier New" w:cs="Courier New"/>
-        </w:rPr>
-        <w:t>Ravana lights a cigarette and throws one to Rama. Rama looks at it but does not light it.</w:t>
-      </w:r>
-    </w:p>
-    <w:p>
-      <w:pPr>
-        <w:jc w:val="center"/>
-        <w:rPr>
-          <w:rFonts w:ascii="Courier New" w:hAnsi="Courier New" w:cs="Courier New"/>
-        </w:rPr>
-      </w:pPr>
-      <w:r>
-        <w:rPr>
-          <w:rFonts w:ascii="Courier New" w:hAnsi="Courier New" w:cs="Courier New"/>
-        </w:rPr>
-        <w:t>RAMA</w:t>
-      </w:r>
-      <w:r>
-        <w:rPr>
-          <w:rFonts w:ascii="Courier New" w:hAnsi="Courier New" w:cs="Courier New"/>
-        </w:rPr>
-        <w:br/>
-        <w:t>Then why will I give you?</w:t>
-      </w:r>
-    </w:p>
-    <w:p>
-      <w:pPr>
-        <w:jc w:val="center"/>
-        <w:rPr>
-          <w:rFonts w:ascii="Courier New" w:hAnsi="Courier New" w:cs="Courier New"/>
-        </w:rPr>
-      </w:pPr>
-      <w:r>
-        <w:rPr>
-          <w:rFonts w:ascii="Courier New" w:hAnsi="Courier New" w:cs="Courier New"/>
-        </w:rPr>
-        <w:t>RAVANA</w:t>
-      </w:r>
-      <w:r>
-        <w:rPr>
-          <w:rFonts w:ascii="Courier New" w:hAnsi="Courier New" w:cs="Courier New"/>
-        </w:rPr>
-        <w:br/>
-        <w:t>This cigarette tastes weird</w:t>
-      </w:r>
-    </w:p>
-    <w:p>
-      <w:pPr>
-        <w:jc w:val="center"/>
-        <w:rPr>
-          <w:rFonts w:ascii="Courier New" w:hAnsi="Courier New" w:cs="Courier New"/>
-        </w:rPr>
-      </w:pPr>
-      <w:r>
-        <w:rPr>
-          <w:rFonts w:ascii="Courier New" w:hAnsi="Courier New" w:cs="Courier New"/>
-        </w:rPr>
-        <w:lastRenderedPageBreak/>
-        <w:t>RAVANA</w:t>
-      </w:r>
-      <w:r>
-        <w:rPr>
-          <w:rFonts w:ascii="Courier New" w:hAnsi="Courier New" w:cs="Courier New"/>
-        </w:rPr>
-        <w:br/>
-        <w:t>Okay! I will</w:t>
-      </w:r>
-      <w:r>
-        <w:rPr>
-          <w:rFonts w:ascii="Courier New" w:hAnsi="Courier New" w:cs="Courier New"/>
-        </w:rPr>
-        <w:br/>
-        <w:t>(muffles) let you go</w:t>
-      </w:r>
-    </w:p>
-    <w:p>
-      <w:pPr>
-        <w:jc w:val="center"/>
-        <w:rPr>
-          <w:rFonts w:ascii="Courier New" w:hAnsi="Courier New" w:cs="Courier New"/>
-        </w:rPr>
-      </w:pPr>
-      <w:r>
-        <w:rPr>
-          <w:rFonts w:ascii="Courier New" w:hAnsi="Courier New" w:cs="Courier New"/>
-        </w:rPr>
-        <w:t>RAMA</w:t>
-      </w:r>
-      <w:r>
-        <w:rPr>
-          <w:rFonts w:ascii="Courier New" w:hAnsi="Courier New" w:cs="Courier New"/>
-        </w:rPr>
-        <w:br/>
-        <w:t xml:space="preserve">But will </w:t>
-      </w:r>
-      <w:r>
-        <w:rPr>
-          <w:rFonts w:ascii="Courier New" w:hAnsi="Courier New" w:cs="Courier New"/>
-        </w:rPr>
-        <w:t xml:space="preserve">Lambodhara </w:t>
-      </w:r>
-      <w:r>
-        <w:rPr>
-          <w:rFonts w:ascii="Courier New" w:hAnsi="Courier New" w:cs="Courier New"/>
-        </w:rPr>
-        <w:t>come back?</w:t>
-      </w:r>
-    </w:p>
-    <w:p>
-      <w:pPr>
-        <w:jc w:val="center"/>
-        <w:rPr>
-          <w:rFonts w:ascii="Courier New" w:hAnsi="Courier New" w:cs="Courier New"/>
-        </w:rPr>
-      </w:pPr>
-      <w:r>
-        <w:rPr>
-          <w:rFonts w:ascii="Courier New" w:hAnsi="Courier New" w:cs="Courier New"/>
-        </w:rPr>
-        <w:t>Ravana</w:t>
-      </w:r>
-      <w:r>
-        <w:rPr>
-          <w:rFonts w:ascii="Courier New" w:hAnsi="Courier New" w:cs="Courier New"/>
-        </w:rPr>
-        <w:br/>
-        <w:t>My throat is drying up</w:t>
-      </w:r>
-    </w:p>
-    <w:p>
-      <w:pPr>
-        <w:jc w:val="center"/>
-        <w:rPr>
-          <w:rFonts w:ascii="Courier New" w:hAnsi="Courier New" w:cs="Courier New"/>
-        </w:rPr>
-      </w:pPr>
-      <w:r>
-        <w:rPr>
-          <w:rFonts w:ascii="Courier New" w:hAnsi="Courier New" w:cs="Courier New"/>
-        </w:rPr>
-        <w:t>RAMA</w:t>
-      </w:r>
-      <w:r>
-        <w:rPr>
-          <w:rFonts w:ascii="Courier New" w:hAnsi="Courier New" w:cs="Courier New"/>
-        </w:rPr>
-        <w:br/>
-        <w:t xml:space="preserve">Will </w:t>
-      </w:r>
-      <w:r>
-        <w:rPr>
-          <w:rFonts w:ascii="Courier New" w:hAnsi="Courier New" w:cs="Courier New"/>
-        </w:rPr>
-        <w:t xml:space="preserve">Shanthamma </w:t>
-      </w:r>
-      <w:r>
-        <w:rPr>
-          <w:rFonts w:ascii="Courier New" w:hAnsi="Courier New" w:cs="Courier New"/>
-        </w:rPr>
-        <w:t>come back?</w:t>
-      </w:r>
-    </w:p>
-    <w:p>
-      <w:pPr>
-        <w:jc w:val="center"/>
-        <w:rPr>
-          <w:rFonts w:ascii="Courier New" w:hAnsi="Courier New" w:cs="Courier New"/>
-        </w:rPr>
-      </w:pPr>
-      <w:r>
-        <w:rPr>
-          <w:rFonts w:ascii="Courier New" w:hAnsi="Courier New" w:cs="Courier New"/>
-        </w:rPr>
-        <w:t>RAVANA</w:t>
-      </w:r>
-      <w:r>
-        <w:rPr>
-          <w:rFonts w:ascii="Courier New" w:hAnsi="Courier New" w:cs="Courier New"/>
-        </w:rPr>
-        <w:br/>
-        <w:t xml:space="preserve">Why is everything </w:t>
-      </w:r>
-      <w:r>
-        <w:rPr>
-          <w:rFonts w:ascii="Courier New" w:hAnsi="Courier New" w:cs="Courier New"/>
-        </w:rPr>
-        <w:t>(laughs) twisting?</w:t>
-      </w:r>
-    </w:p>
-    <w:p>
-      <w:pPr>
-        <w:rPr>
-          <w:rFonts w:ascii="Courier New" w:hAnsi="Courier New" w:cs="Courier New"/>
-          <w:b/>
-          <w:bCs/>
-          <w:u w:val="single"/>
-        </w:rPr>
-      </w:pPr>
-      <w:r>
-        <w:rPr>
-          <w:rFonts w:ascii="Courier New" w:hAnsi="Courier New" w:cs="Courier New"/>
-          <w:b/>
-          <w:bCs/>
-          <w:u w:val="single"/>
-        </w:rPr>
-        <w:t>SCENE – 2</w:t>
-      </w:r>
-      <w:r>
-        <w:rPr>
-          <w:rFonts w:ascii="Courier New" w:hAnsi="Courier New" w:cs="Courier New"/>
-          <w:b/>
-          <w:bCs/>
-          <w:u w:val="single"/>
-        </w:rPr>
-        <w:t>9</w:t>
-      </w:r>
-      <w:r>
-        <w:rPr>
-          <w:rFonts w:ascii="Courier New" w:hAnsi="Courier New" w:cs="Courier New"/>
-          <w:b/>
-          <w:bCs/>
-          <w:u w:val="single"/>
-        </w:rPr>
-        <w:t>b</w:t>
-      </w:r>
-    </w:p>
-    <w:p>
-      <w:pPr>
-        <w:rPr>
-          <w:rFonts w:ascii="Courier New" w:hAnsi="Courier New" w:cs="Courier New"/>
-        </w:rPr>
-      </w:pPr>
-      <w:r>
-        <w:rPr>
-          <w:rFonts w:ascii="Courier New" w:hAnsi="Courier New" w:cs="Courier New"/>
-        </w:rPr>
-        <w:t>Jack looks around where he was sitting.</w:t>
-      </w:r>
-    </w:p>
-    <w:p>
-      <w:pPr>
-        <w:jc w:val="center"/>
-        <w:rPr>
-          <w:rFonts w:ascii="Courier New" w:hAnsi="Courier New" w:cs="Courier New"/>
-        </w:rPr>
-      </w:pPr>
-      <w:r>
-        <w:rPr>
-          <w:rFonts w:ascii="Courier New" w:hAnsi="Courier New" w:cs="Courier New"/>
-        </w:rPr>
-        <w:t>JACK</w:t>
-      </w:r>
-      <w:r>
-        <w:rPr>
-          <w:rFonts w:ascii="Courier New" w:hAnsi="Courier New" w:cs="Courier New"/>
-        </w:rPr>
-        <w:br/>
-        <w:t>Where did my joint pack go?</w:t>
-      </w:r>
-    </w:p>
-    <w:p>
-      <w:pPr>
-        <w:rPr>
-          <w:rFonts w:ascii="Courier New" w:hAnsi="Courier New" w:cs="Courier New"/>
-          <w:b/>
-          <w:bCs/>
-          <w:u w:val="single"/>
-        </w:rPr>
-      </w:pPr>
-      <w:r>
-        <w:rPr>
-          <w:rFonts w:ascii="Courier New" w:hAnsi="Courier New" w:cs="Courier New"/>
-          <w:b/>
-          <w:bCs/>
-          <w:u w:val="single"/>
-        </w:rPr>
-        <w:t>SCENE</w:t>
-      </w:r>
-      <w:r>
-        <w:rPr>
-          <w:rFonts w:ascii="Courier New" w:hAnsi="Courier New" w:cs="Courier New"/>
-          <w:b/>
-          <w:bCs/>
-          <w:u w:val="single"/>
-        </w:rPr>
-        <w:t xml:space="preserve"> – 2</w:t>
-      </w:r>
-      <w:r>
-        <w:rPr>
-          <w:rFonts w:ascii="Courier New" w:hAnsi="Courier New" w:cs="Courier New"/>
-          <w:b/>
-          <w:bCs/>
-          <w:u w:val="single"/>
-        </w:rPr>
-        <w:t>9</w:t>
-      </w:r>
-      <w:r>
-        <w:rPr>
-          <w:rFonts w:ascii="Courier New" w:hAnsi="Courier New" w:cs="Courier New"/>
-          <w:b/>
-          <w:bCs/>
-          <w:u w:val="single"/>
-        </w:rPr>
-        <w:t>c</w:t>
-      </w:r>
-    </w:p>
-    <w:p>
-      <w:pPr>
-        <w:rPr>
-          <w:rFonts w:ascii="Courier New" w:hAnsi="Courier New" w:cs="Courier New"/>
-        </w:rPr>
-      </w:pPr>
-      <w:r>
-        <w:rPr>
-          <w:rFonts w:ascii="Courier New" w:hAnsi="Courier New" w:cs="Courier New"/>
-        </w:rPr>
-        <w:t>Ravana looks at his hand and he is holding the joint. He throws it.</w:t>
-      </w:r>
-    </w:p>
-    <w:p>
-      <w:pPr>
-        <w:jc w:val="center"/>
-        <w:rPr>
-          <w:rFonts w:ascii="Courier New" w:hAnsi="Courier New" w:cs="Courier New"/>
-        </w:rPr>
-      </w:pPr>
-      <w:r>
-        <w:rPr>
-          <w:rFonts w:ascii="Courier New" w:hAnsi="Courier New" w:cs="Courier New"/>
-        </w:rPr>
-        <w:t>RAVANA</w:t>
-      </w:r>
-      <w:r>
-        <w:rPr>
-          <w:rFonts w:ascii="Courier New" w:hAnsi="Courier New" w:cs="Courier New"/>
-        </w:rPr>
-        <w:br/>
-        <w:t>Psych!</w:t>
-      </w:r>
-    </w:p>
-    <w:p>
-      <w:pPr>
-        <w:jc w:val="center"/>
-        <w:rPr>
-          <w:rFonts w:ascii="Courier New" w:hAnsi="Courier New" w:cs="Courier New"/>
-        </w:rPr>
-      </w:pPr>
-      <w:r>
-        <w:rPr>
-          <w:rFonts w:ascii="Courier New" w:hAnsi="Courier New" w:cs="Courier New"/>
-        </w:rPr>
-        <w:t>RAMA</w:t>
-      </w:r>
-      <w:r>
-        <w:rPr>
-          <w:rFonts w:ascii="Courier New" w:hAnsi="Courier New" w:cs="Courier New"/>
-        </w:rPr>
-        <w:br/>
-        <w:t>Will Rachel come back?</w:t>
-      </w:r>
-    </w:p>
-    <w:p>
-      <w:pPr>
-        <w:rPr>
-          <w:rFonts w:ascii="Courier New" w:hAnsi="Courier New" w:cs="Courier New"/>
-          <w:b/>
-          <w:bCs/>
-          <w:u w:val="single"/>
-        </w:rPr>
-      </w:pPr>
-      <w:r>
-        <w:rPr>
-          <w:rFonts w:ascii="Courier New" w:hAnsi="Courier New" w:cs="Courier New"/>
-          <w:b/>
-          <w:bCs/>
-          <w:u w:val="single"/>
-        </w:rPr>
-        <w:t>SCENE – 2</w:t>
-      </w:r>
-      <w:r>
-        <w:rPr>
-          <w:rFonts w:ascii="Courier New" w:hAnsi="Courier New" w:cs="Courier New"/>
-          <w:b/>
-          <w:bCs/>
-          <w:u w:val="single"/>
-        </w:rPr>
-        <w:t>9</w:t>
-      </w:r>
-      <w:r>
-        <w:rPr>
-          <w:rFonts w:ascii="Courier New" w:hAnsi="Courier New" w:cs="Courier New"/>
-          <w:b/>
-          <w:bCs/>
-          <w:u w:val="single"/>
-        </w:rPr>
-        <w:t>d</w:t>
-      </w:r>
-    </w:p>
-    <w:p>
-      <w:pPr>
-        <w:rPr>
-          <w:rFonts w:ascii="Courier New" w:hAnsi="Courier New" w:cs="Courier New"/>
-        </w:rPr>
-      </w:pPr>
-      <w:r>
-        <w:rPr>
-          <w:rFonts w:ascii="Courier New" w:hAnsi="Courier New" w:cs="Courier New"/>
-        </w:rPr>
-        <w:t>Jack goes into the kitchen.</w:t>
-      </w:r>
-    </w:p>
-    <w:p>
-      <w:pPr>
-        <w:jc w:val="center"/>
-        <w:rPr>
-          <w:rFonts w:ascii="Courier New" w:hAnsi="Courier New" w:cs="Courier New"/>
-        </w:rPr>
-      </w:pPr>
-      <w:r>
-        <w:rPr>
-          <w:rFonts w:ascii="Courier New" w:hAnsi="Courier New" w:cs="Courier New"/>
-        </w:rPr>
-        <w:t>JACK</w:t>
-      </w:r>
-      <w:r>
-        <w:rPr>
-          <w:rFonts w:ascii="Courier New" w:hAnsi="Courier New" w:cs="Courier New"/>
-        </w:rPr>
-        <w:br/>
-        <w:t>Ice water! Need some Ice water!</w:t>
-      </w:r>
-    </w:p>
-    <w:p>
-      <w:pPr>
-        <w:rPr>
-          <w:rFonts w:ascii="Courier New" w:hAnsi="Courier New" w:cs="Courier New"/>
-        </w:rPr>
-      </w:pPr>
-      <w:r>
-        <w:rPr>
-          <w:rFonts w:ascii="Courier New" w:hAnsi="Courier New" w:cs="Courier New"/>
-        </w:rPr>
-        <w:t>Rama comes out of Ravana’s room holding Ravana.</w:t>
-      </w:r>
-    </w:p>
-    <w:p>
-      <w:pPr>
-        <w:rPr>
-          <w:rFonts w:ascii="Courier New" w:hAnsi="Courier New" w:cs="Courier New"/>
-        </w:rPr>
-      </w:pPr>
-      <w:r>
-        <w:rPr>
-          <w:rFonts w:ascii="Courier New" w:hAnsi="Courier New" w:cs="Courier New"/>
-        </w:rPr>
-        <w:t>Jack opens the fridge door and hits his face. Some guy is smoking a joint there on the dining table laughs.</w:t>
-      </w:r>
-    </w:p>
-    <w:p>
-      <w:pPr>
-        <w:jc w:val="center"/>
-        <w:rPr>
-          <w:rFonts w:ascii="Courier New" w:hAnsi="Courier New" w:cs="Courier New"/>
-        </w:rPr>
-      </w:pPr>
-      <w:r>
-        <w:rPr>
-          <w:rFonts w:ascii="Courier New" w:hAnsi="Courier New" w:cs="Courier New"/>
-        </w:rPr>
-        <w:t>THE GUY</w:t>
-      </w:r>
-      <w:r>
-        <w:rPr>
-          <w:rFonts w:ascii="Courier New" w:hAnsi="Courier New" w:cs="Courier New"/>
-        </w:rPr>
-        <w:br/>
-        <w:t>Ajeeb!</w:t>
-      </w:r>
-    </w:p>
-    <w:p>
-      <w:pPr>
-        <w:rPr>
-          <w:rFonts w:ascii="Courier New" w:hAnsi="Courier New" w:cs="Courier New"/>
-        </w:rPr>
-      </w:pPr>
-      <w:r>
-        <w:rPr>
-          <w:rFonts w:ascii="Courier New" w:hAnsi="Courier New" w:cs="Courier New"/>
-        </w:rPr>
-        <w:t>Jack gets angry. Walks towards him.</w:t>
-      </w:r>
-    </w:p>
-    <w:p>
-      <w:pPr>
-        <w:jc w:val="center"/>
-        <w:rPr>
-          <w:rFonts w:ascii="Courier New" w:hAnsi="Courier New" w:cs="Courier New"/>
-        </w:rPr>
-      </w:pPr>
-      <w:r>
-        <w:rPr>
-          <w:rFonts w:ascii="Courier New" w:hAnsi="Courier New" w:cs="Courier New"/>
-        </w:rPr>
-        <w:t>JACK</w:t>
-      </w:r>
-      <w:r>
-        <w:rPr>
-          <w:rFonts w:ascii="Courier New" w:hAnsi="Courier New" w:cs="Courier New"/>
-        </w:rPr>
-        <w:br/>
-        <w:t>Ajeeb! Ajeeb! Ajeeb!</w:t>
-      </w:r>
-      <w:r>
-        <w:rPr>
-          <w:rFonts w:ascii="Courier New" w:hAnsi="Courier New" w:cs="Courier New"/>
-        </w:rPr>
-        <w:br/>
-        <w:t>I am tired of being called Ajeeb</w:t>
-      </w:r>
-    </w:p>
-    <w:p>
-      <w:pPr>
-        <w:rPr>
-          <w:rFonts w:ascii="Courier New" w:hAnsi="Courier New" w:cs="Courier New"/>
-        </w:rPr>
-      </w:pPr>
-      <w:r>
-        <w:rPr>
-          <w:rFonts w:ascii="Courier New" w:hAnsi="Courier New" w:cs="Courier New"/>
-        </w:rPr>
-        <w:t>Jack picks up a knife and puts it through the guy’s throat. He picks up the joint from the ground with blood on his hands.</w:t>
-      </w:r>
-    </w:p>
-    <w:p>
-      <w:pPr>
-        <w:jc w:val="center"/>
-        <w:rPr>
-          <w:rFonts w:ascii="Courier New" w:hAnsi="Courier New" w:cs="Courier New"/>
-        </w:rPr>
-      </w:pPr>
-      <w:r>
-        <w:rPr>
-          <w:rFonts w:ascii="Courier New" w:hAnsi="Courier New" w:cs="Courier New"/>
-        </w:rPr>
-        <w:lastRenderedPageBreak/>
-        <w:t>JACK</w:t>
-      </w:r>
-      <w:r>
-        <w:rPr>
-          <w:rFonts w:ascii="Courier New" w:hAnsi="Courier New" w:cs="Courier New"/>
-        </w:rPr>
-        <w:br/>
-        <w:t>I am not Ajeeb!</w:t>
-      </w:r>
-    </w:p>
-    <w:p>
-      <w:pPr>
-        <w:rPr>
-          <w:rFonts w:ascii="Courier New" w:hAnsi="Courier New" w:cs="Courier New"/>
-        </w:rPr>
-      </w:pPr>
-      <w:r>
-        <w:rPr>
-          <w:rFonts w:ascii="Courier New" w:hAnsi="Courier New" w:cs="Courier New"/>
-        </w:rPr>
-        <w:t>He walks out of the kitchen and walks up the stairs.</w:t>
-      </w:r>
-    </w:p>
-    <w:p>
-      <w:pPr>
-        <w:rPr>
-          <w:rFonts w:ascii="Courier New" w:hAnsi="Courier New" w:cs="Courier New"/>
-        </w:rPr>
-      </w:pPr>
-      <w:r>
-        <w:rPr>
-          <w:rFonts w:ascii="Courier New" w:hAnsi="Courier New" w:cs="Courier New"/>
-        </w:rPr>
-        <w:t>He sees Rama bringing Ravana.</w:t>
-      </w:r>
-    </w:p>
-    <w:p>
-      <w:pPr>
-        <w:rPr>
-          <w:rFonts w:ascii="Courier New" w:hAnsi="Courier New" w:cs="Courier New"/>
-        </w:rPr>
-      </w:pPr>
-      <w:r>
-        <w:rPr>
-          <w:rFonts w:ascii="Courier New" w:hAnsi="Courier New" w:cs="Courier New"/>
-        </w:rPr>
-        <w:t>Jack runs up the stairs with great difficulty.</w:t>
-      </w:r>
-    </w:p>
-    <w:p>
-      <w:pPr>
-        <w:jc w:val="center"/>
-        <w:rPr>
-          <w:rFonts w:ascii="Courier New" w:hAnsi="Courier New" w:cs="Courier New"/>
-        </w:rPr>
-      </w:pPr>
-      <w:r>
-        <w:rPr>
-          <w:rFonts w:ascii="Courier New" w:hAnsi="Courier New" w:cs="Courier New"/>
-        </w:rPr>
-        <w:t>JACK</w:t>
-      </w:r>
-      <w:r>
-        <w:rPr>
-          <w:rFonts w:ascii="Courier New" w:hAnsi="Courier New" w:cs="Courier New"/>
-        </w:rPr>
-        <w:br/>
-        <w:t>Hey! Judas</w:t>
-      </w:r>
-    </w:p>
-    <w:p>
-      <w:pPr>
-        <w:rPr>
-          <w:rFonts w:ascii="Courier New" w:hAnsi="Courier New" w:cs="Courier New"/>
-        </w:rPr>
-      </w:pPr>
-      <w:r>
-        <w:rPr>
-          <w:rFonts w:ascii="Courier New" w:hAnsi="Courier New" w:cs="Courier New"/>
-        </w:rPr>
-        <w:t xml:space="preserve">With a high blurred </w:t>
-      </w:r>
-      <w:r>
-        <w:rPr>
-          <w:rFonts w:ascii="Courier New" w:hAnsi="Courier New" w:cs="Courier New"/>
-        </w:rPr>
-        <w:t>vision,</w:t>
-      </w:r>
-      <w:r>
-        <w:rPr>
-          <w:rFonts w:ascii="Courier New" w:hAnsi="Courier New" w:cs="Courier New"/>
-        </w:rPr>
-        <w:t xml:space="preserve"> he sees young Rama holding young </w:t>
-      </w:r>
-      <w:r>
-        <w:rPr>
-          <w:rFonts w:ascii="Courier New" w:hAnsi="Courier New" w:cs="Courier New"/>
-        </w:rPr>
-        <w:t>Rao</w:t>
-      </w:r>
-      <w:r>
-        <w:rPr>
-          <w:rFonts w:ascii="Courier New" w:hAnsi="Courier New" w:cs="Courier New"/>
-        </w:rPr>
-        <w:t>. Jack cries.</w:t>
-      </w:r>
-    </w:p>
-    <w:p>
-      <w:pPr>
-        <w:jc w:val="center"/>
-        <w:rPr>
-          <w:rFonts w:ascii="Courier New" w:hAnsi="Courier New" w:cs="Courier New"/>
-        </w:rPr>
-      </w:pPr>
-      <w:r>
-        <w:rPr>
-          <w:rFonts w:ascii="Courier New" w:hAnsi="Courier New" w:cs="Courier New"/>
-        </w:rPr>
-        <w:t>JACK</w:t>
-      </w:r>
-      <w:r>
-        <w:rPr>
-          <w:rFonts w:ascii="Courier New" w:hAnsi="Courier New" w:cs="Courier New"/>
-        </w:rPr>
-        <w:br/>
-      </w:r>
-      <w:r>
-        <w:rPr>
-          <w:rFonts w:ascii="Courier New" w:hAnsi="Courier New" w:cs="Courier New"/>
-        </w:rPr>
-        <w:t>Rama, Rao Anna</w:t>
-      </w:r>
-      <w:r>
-        <w:rPr>
-          <w:rFonts w:ascii="Courier New" w:hAnsi="Courier New" w:cs="Courier New"/>
-        </w:rPr>
-        <w:br/>
-        <w:t>Today is our birthday!</w:t>
-      </w:r>
-      <w:r>
-        <w:rPr>
-          <w:rFonts w:ascii="Courier New" w:hAnsi="Courier New" w:cs="Courier New"/>
-        </w:rPr>
-        <w:br/>
-        <w:t>We were so happy together</w:t>
-      </w:r>
-    </w:p>
-    <w:p>
-      <w:pPr>
-        <w:jc w:val="center"/>
-        <w:rPr>
-          <w:rFonts w:ascii="Courier New" w:hAnsi="Courier New" w:cs="Courier New"/>
-        </w:rPr>
-      </w:pPr>
-      <w:r>
-        <w:rPr>
-          <w:rFonts w:ascii="Courier New" w:hAnsi="Courier New" w:cs="Courier New"/>
-        </w:rPr>
-        <w:t>RAVANA</w:t>
-      </w:r>
-      <w:r>
-        <w:rPr>
-          <w:rFonts w:ascii="Courier New" w:hAnsi="Courier New" w:cs="Courier New"/>
-        </w:rPr>
-        <w:br/>
-        <w:t>Why is he acting like that</w:t>
-      </w:r>
-    </w:p>
-    <w:p>
-      <w:pPr>
-        <w:jc w:val="center"/>
-        <w:rPr>
-          <w:rFonts w:ascii="Courier New" w:hAnsi="Courier New" w:cs="Courier New"/>
-        </w:rPr>
-      </w:pPr>
-      <w:r>
-        <w:rPr>
-          <w:rFonts w:ascii="Courier New" w:hAnsi="Courier New" w:cs="Courier New"/>
-        </w:rPr>
-        <w:t>JACk</w:t>
-      </w:r>
-      <w:r>
-        <w:rPr>
-          <w:rFonts w:ascii="Courier New" w:hAnsi="Courier New" w:cs="Courier New"/>
-        </w:rPr>
-        <w:br/>
-        <w:t>I should have not betrayed you</w:t>
-      </w:r>
-    </w:p>
-    <w:p>
-      <w:pPr>
-        <w:rPr>
-          <w:rFonts w:ascii="Courier New" w:hAnsi="Courier New" w:cs="Courier New"/>
-        </w:rPr>
-      </w:pPr>
-      <w:r>
-        <w:rPr>
-          <w:rFonts w:ascii="Courier New" w:hAnsi="Courier New" w:cs="Courier New"/>
-        </w:rPr>
-        <w:t>Ravana smiles.</w:t>
-      </w:r>
-    </w:p>
-    <w:p>
-      <w:pPr>
-        <w:jc w:val="center"/>
-        <w:rPr>
-          <w:rFonts w:ascii="Courier New" w:hAnsi="Courier New" w:cs="Courier New"/>
-        </w:rPr>
-      </w:pPr>
-      <w:r>
-        <w:rPr>
-          <w:rFonts w:ascii="Courier New" w:hAnsi="Courier New" w:cs="Courier New"/>
-        </w:rPr>
-        <w:t>RAVANA</w:t>
-      </w:r>
-      <w:r>
-        <w:rPr>
-          <w:rFonts w:ascii="Courier New" w:hAnsi="Courier New" w:cs="Courier New"/>
-        </w:rPr>
-        <w:br/>
-        <w:t>Betrayed?</w:t>
-      </w:r>
-    </w:p>
-    <w:p>
-      <w:pPr>
-        <w:jc w:val="center"/>
-        <w:rPr>
-          <w:rFonts w:ascii="Courier New" w:hAnsi="Courier New" w:cs="Courier New"/>
-        </w:rPr>
-      </w:pPr>
-      <w:r>
-        <w:rPr>
-          <w:rFonts w:ascii="Courier New" w:hAnsi="Courier New" w:cs="Courier New"/>
-        </w:rPr>
-        <w:t>JACK</w:t>
-      </w:r>
-      <w:r>
-        <w:rPr>
-          <w:rFonts w:ascii="Courier New" w:hAnsi="Courier New" w:cs="Courier New"/>
-        </w:rPr>
-        <w:br/>
-        <w:t xml:space="preserve">I was the one who was </w:t>
-      </w:r>
-      <w:r>
-        <w:rPr>
-          <w:rFonts w:ascii="Courier New" w:hAnsi="Courier New" w:cs="Courier New"/>
-        </w:rPr>
-        <w:br/>
-      </w:r>
-      <w:r>
-        <w:rPr>
-          <w:rFonts w:ascii="Courier New" w:hAnsi="Courier New" w:cs="Courier New"/>
-        </w:rPr>
-        <w:t>distributing powder</w:t>
-      </w:r>
-      <w:r>
-        <w:rPr>
-          <w:rFonts w:ascii="Courier New" w:hAnsi="Courier New" w:cs="Courier New"/>
-        </w:rPr>
-        <w:t xml:space="preserve"> </w:t>
-      </w:r>
-      <w:r>
-        <w:rPr>
-          <w:rFonts w:ascii="Courier New" w:hAnsi="Courier New" w:cs="Courier New"/>
-        </w:rPr>
-        <w:t>not Rama</w:t>
-      </w:r>
-      <w:r>
-        <w:rPr>
-          <w:rFonts w:ascii="Courier New" w:hAnsi="Courier New" w:cs="Courier New"/>
-        </w:rPr>
-        <w:br/>
-        <w:t>I love you both</w:t>
-      </w:r>
-    </w:p>
-    <w:p>
-      <w:pPr>
-        <w:rPr>
-          <w:rFonts w:ascii="Courier New" w:hAnsi="Courier New" w:cs="Courier New"/>
-        </w:rPr>
-      </w:pPr>
-      <w:r>
-        <w:rPr>
-          <w:rFonts w:ascii="Courier New" w:hAnsi="Courier New" w:cs="Courier New"/>
-        </w:rPr>
-        <w:t>Jack walks towards them in a tipsy way.</w:t>
-      </w:r>
-    </w:p>
-    <w:p>
-      <w:pPr>
-        <w:jc w:val="center"/>
-        <w:rPr>
-          <w:rFonts w:ascii="Courier New" w:hAnsi="Courier New" w:cs="Courier New"/>
-        </w:rPr>
-      </w:pPr>
-      <w:r>
-        <w:rPr>
-          <w:rFonts w:ascii="Courier New" w:hAnsi="Courier New" w:cs="Courier New"/>
-        </w:rPr>
-        <w:t>RAVANA</w:t>
-      </w:r>
-      <w:r>
-        <w:rPr>
-          <w:rFonts w:ascii="Courier New" w:hAnsi="Courier New" w:cs="Courier New"/>
-        </w:rPr>
-        <w:br/>
-        <w:t>Look at how he is acting</w:t>
-      </w:r>
-      <w:r>
-        <w:rPr>
-          <w:rFonts w:ascii="Courier New" w:hAnsi="Courier New" w:cs="Courier New"/>
-        </w:rPr>
-        <w:br/>
-        <w:t>Ajeeb!</w:t>
-      </w:r>
-    </w:p>
-    <w:p>
-      <w:pPr>
-        <w:rPr>
-          <w:rFonts w:ascii="Courier New" w:hAnsi="Courier New" w:cs="Courier New"/>
-        </w:rPr>
-      </w:pPr>
-      <w:r>
-        <w:rPr>
-          <w:rFonts w:ascii="Courier New" w:hAnsi="Courier New" w:cs="Courier New"/>
-        </w:rPr>
-        <w:t>Jack sees Ravana and Judas again.</w:t>
-      </w:r>
-    </w:p>
-    <w:p>
-      <w:pPr>
-        <w:jc w:val="center"/>
-        <w:rPr>
-          <w:rFonts w:ascii="Courier New" w:hAnsi="Courier New" w:cs="Courier New"/>
-        </w:rPr>
-      </w:pPr>
-      <w:r>
-        <w:rPr>
-          <w:rFonts w:ascii="Courier New" w:hAnsi="Courier New" w:cs="Courier New"/>
-        </w:rPr>
-        <w:t>JACK</w:t>
-      </w:r>
-      <w:r>
-        <w:rPr>
-          <w:rFonts w:ascii="Courier New" w:hAnsi="Courier New" w:cs="Courier New"/>
-        </w:rPr>
-        <w:br/>
-        <w:t>I am not Ajeeb!</w:t>
-      </w:r>
-    </w:p>
-    <w:p>
-      <w:pPr>
-        <w:rPr>
-          <w:rFonts w:ascii="Courier New" w:hAnsi="Courier New" w:cs="Courier New"/>
-        </w:rPr>
-      </w:pPr>
-      <w:r>
-        <w:rPr>
-          <w:rFonts w:ascii="Courier New" w:hAnsi="Courier New" w:cs="Courier New"/>
-        </w:rPr>
-        <w:t>Jack slants and falls out of the window, hits the ground, and dies.</w:t>
-      </w:r>
-    </w:p>
-    <w:p>
-      <w:pPr>
-        <w:jc w:val="center"/>
-        <w:rPr>
-          <w:rFonts w:ascii="Courier New" w:hAnsi="Courier New" w:cs="Courier New"/>
-        </w:rPr>
-      </w:pPr>
-      <w:r>
-        <w:rPr>
-          <w:rFonts w:ascii="Courier New" w:hAnsi="Courier New" w:cs="Courier New"/>
-        </w:rPr>
-        <w:t>RAVANA</w:t>
-      </w:r>
-      <w:r>
-        <w:rPr>
-          <w:rFonts w:ascii="Courier New" w:hAnsi="Courier New" w:cs="Courier New"/>
-        </w:rPr>
-        <w:br/>
-        <w:t>(laughs) Ajeeb</w:t>
-      </w:r>
-      <w:r>
-        <w:rPr>
-          <w:rFonts w:ascii="Courier New" w:hAnsi="Courier New" w:cs="Courier New"/>
-        </w:rPr>
-        <w:t xml:space="preserve"> </w:t>
-      </w:r>
-      <w:r>
-        <w:rPr>
-          <w:rFonts w:ascii="Courier New" w:hAnsi="Courier New" w:cs="Courier New"/>
-        </w:rPr>
-        <w:t>died</w:t>
-      </w:r>
+      </w:pPr>
     </w:p>
     <w:p>
       <w:pPr>
@@ -13467,9 +13409,7 @@
           <w:u w:val="single"/>
         </w:rPr>
       </w:pPr>
-    </w:p>
-    <w:p>
-      <w:pPr>
+      <w:r>
         <w:rPr>
           <w:rFonts w:ascii="Courier New" w:hAnsi="Courier New" w:cs="Courier New"/>
           <w:b/>
@@ -13478,7 +13418,9 @@
           <w:szCs w:val="26"/>
           <w:u w:val="single"/>
         </w:rPr>
-      </w:pPr>
+        <w:lastRenderedPageBreak/>
+        <w:t xml:space="preserve">SCENE – </w:t>
+      </w:r>
       <w:r>
         <w:rPr>
           <w:rFonts w:ascii="Courier New" w:hAnsi="Courier New" w:cs="Courier New"/>
@@ -13488,10 +13430,243 @@
           <w:szCs w:val="26"/>
           <w:u w:val="single"/>
         </w:rPr>
-        <w:lastRenderedPageBreak/>
-        <w:t xml:space="preserve">SCENE – </w:t>
-      </w:r>
-      <w:r>
+        <w:t>30</w:t>
+      </w:r>
+    </w:p>
+    <w:p>
+      <w:pPr>
+        <w:rPr>
+          <w:rFonts w:ascii="Courier New" w:hAnsi="Courier New" w:cs="Courier New"/>
+        </w:rPr>
+      </w:pPr>
+      <w:r>
+        <w:rPr>
+          <w:rFonts w:ascii="Courier New" w:hAnsi="Courier New" w:cs="Courier New"/>
+        </w:rPr>
+        <w:t>Judas is driving. Ravana is in the back seat.</w:t>
+      </w:r>
+    </w:p>
+    <w:p>
+      <w:pPr>
+        <w:jc w:val="center"/>
+        <w:rPr>
+          <w:rFonts w:ascii="Courier New" w:hAnsi="Courier New" w:cs="Courier New"/>
+        </w:rPr>
+      </w:pPr>
+      <w:r>
+        <w:rPr>
+          <w:rFonts w:ascii="Courier New" w:hAnsi="Courier New" w:cs="Courier New"/>
+        </w:rPr>
+        <w:t>RAVANA</w:t>
+      </w:r>
+      <w:r>
+        <w:rPr>
+          <w:rFonts w:ascii="Courier New" w:hAnsi="Courier New" w:cs="Courier New"/>
+        </w:rPr>
+        <w:br/>
+        <w:t>(High) Where are we going?</w:t>
+      </w:r>
+    </w:p>
+    <w:p>
+      <w:pPr>
+        <w:jc w:val="center"/>
+        <w:rPr>
+          <w:rFonts w:ascii="Courier New" w:hAnsi="Courier New" w:cs="Courier New"/>
+        </w:rPr>
+      </w:pPr>
+      <w:r>
+        <w:rPr>
+          <w:rFonts w:ascii="Courier New" w:hAnsi="Courier New" w:cs="Courier New"/>
+        </w:rPr>
+        <w:t>JUDAS</w:t>
+      </w:r>
+      <w:r>
+        <w:rPr>
+          <w:rFonts w:ascii="Courier New" w:hAnsi="Courier New" w:cs="Courier New"/>
+        </w:rPr>
+        <w:br/>
+        <w:t>To kill you!</w:t>
+      </w:r>
+    </w:p>
+    <w:p>
+      <w:pPr>
+        <w:jc w:val="center"/>
+        <w:rPr>
+          <w:rFonts w:ascii="Courier New" w:hAnsi="Courier New" w:cs="Courier New"/>
+        </w:rPr>
+      </w:pPr>
+      <w:r>
+        <w:rPr>
+          <w:rFonts w:ascii="Courier New" w:hAnsi="Courier New" w:cs="Courier New"/>
+        </w:rPr>
+        <w:t>RAVANA</w:t>
+      </w:r>
+      <w:r>
+        <w:rPr>
+          <w:rFonts w:ascii="Courier New" w:hAnsi="Courier New" w:cs="Courier New"/>
+        </w:rPr>
+        <w:br/>
+        <w:t>Comedy!</w:t>
+      </w:r>
+    </w:p>
+    <w:p>
+      <w:pPr>
+        <w:jc w:val="center"/>
+        <w:rPr>
+          <w:rFonts w:ascii="Courier New" w:hAnsi="Courier New" w:cs="Courier New"/>
+        </w:rPr>
+      </w:pPr>
+      <w:r>
+        <w:rPr>
+          <w:rFonts w:ascii="Courier New" w:hAnsi="Courier New" w:cs="Courier New"/>
+        </w:rPr>
+        <w:t>JUDAS</w:t>
+      </w:r>
+      <w:r>
+        <w:rPr>
+          <w:rFonts w:ascii="Courier New" w:hAnsi="Courier New" w:cs="Courier New"/>
+        </w:rPr>
+        <w:br/>
+        <w:t>I have not slept in a month</w:t>
+      </w:r>
+    </w:p>
+    <w:p>
+      <w:pPr>
+        <w:jc w:val="center"/>
+        <w:rPr>
+          <w:rFonts w:ascii="Courier New" w:hAnsi="Courier New" w:cs="Courier New"/>
+        </w:rPr>
+      </w:pPr>
+      <w:r>
+        <w:rPr>
+          <w:rFonts w:ascii="Courier New" w:hAnsi="Courier New" w:cs="Courier New"/>
+        </w:rPr>
+        <w:t>RAVANA</w:t>
+      </w:r>
+      <w:r>
+        <w:rPr>
+          <w:rFonts w:ascii="Courier New" w:hAnsi="Courier New" w:cs="Courier New"/>
+        </w:rPr>
+        <w:br/>
+        <w:t>Even me</w:t>
+      </w:r>
+      <w:r>
+        <w:rPr>
+          <w:rFonts w:ascii="Courier New" w:hAnsi="Courier New" w:cs="Courier New"/>
+        </w:rPr>
+        <w:br/>
+        <w:t>after you stole the mall</w:t>
+      </w:r>
+    </w:p>
+    <w:p>
+      <w:pPr>
+        <w:rPr>
+          <w:rFonts w:ascii="Courier New" w:hAnsi="Courier New" w:cs="Courier New"/>
+        </w:rPr>
+      </w:pPr>
+      <w:r>
+        <w:rPr>
+          <w:rFonts w:ascii="Courier New" w:hAnsi="Courier New" w:cs="Courier New"/>
+        </w:rPr>
+        <w:t>Judas parks the car</w:t>
+      </w:r>
+      <w:r>
+        <w:rPr>
+          <w:rFonts w:ascii="Courier New" w:hAnsi="Courier New" w:cs="Courier New"/>
+        </w:rPr>
+        <w:t xml:space="preserve"> near ‘Gadhe Bailu’. He opens the back door.</w:t>
+      </w:r>
+    </w:p>
+    <w:p>
+      <w:pPr>
+        <w:jc w:val="center"/>
+        <w:rPr>
+          <w:rFonts w:ascii="Courier New" w:hAnsi="Courier New" w:cs="Courier New"/>
+        </w:rPr>
+      </w:pPr>
+      <w:r>
+        <w:rPr>
+          <w:rFonts w:ascii="Courier New" w:hAnsi="Courier New" w:cs="Courier New"/>
+        </w:rPr>
+        <w:t>JUDAS</w:t>
+      </w:r>
+      <w:r>
+        <w:rPr>
+          <w:rFonts w:ascii="Courier New" w:hAnsi="Courier New" w:cs="Courier New"/>
+        </w:rPr>
+        <w:br/>
+        <w:t>Get down</w:t>
+      </w:r>
+    </w:p>
+    <w:p>
+      <w:pPr>
+        <w:rPr>
+          <w:rFonts w:ascii="Courier New" w:hAnsi="Courier New" w:cs="Courier New"/>
+        </w:rPr>
+      </w:pPr>
+      <w:r>
+        <w:rPr>
+          <w:rFonts w:ascii="Courier New" w:hAnsi="Courier New" w:cs="Courier New"/>
+        </w:rPr>
+        <w:t>Ravana gets down.</w:t>
+      </w:r>
+    </w:p>
+    <w:p>
+      <w:pPr>
+        <w:jc w:val="center"/>
+        <w:rPr>
+          <w:rFonts w:ascii="Courier New" w:hAnsi="Courier New" w:cs="Courier New"/>
+        </w:rPr>
+      </w:pPr>
+      <w:r>
+        <w:rPr>
+          <w:rFonts w:ascii="Courier New" w:hAnsi="Courier New" w:cs="Courier New"/>
+        </w:rPr>
+        <w:t>RAVANA</w:t>
+      </w:r>
+      <w:r>
+        <w:rPr>
+          <w:rFonts w:ascii="Courier New" w:hAnsi="Courier New" w:cs="Courier New"/>
+        </w:rPr>
+        <w:br/>
+        <w:t>Beautiful place bro!</w:t>
+      </w:r>
+      <w:r>
+        <w:rPr>
+          <w:rFonts w:ascii="Courier New" w:hAnsi="Courier New" w:cs="Courier New"/>
+        </w:rPr>
+        <w:br/>
+        <w:t>This is where I killed your love</w:t>
+      </w:r>
+    </w:p>
+    <w:p>
+      <w:pPr>
+        <w:rPr>
+          <w:rFonts w:ascii="Courier New" w:hAnsi="Courier New" w:cs="Courier New"/>
+        </w:rPr>
+      </w:pPr>
+      <w:r>
+        <w:rPr>
+          <w:rFonts w:ascii="Courier New" w:hAnsi="Courier New" w:cs="Courier New"/>
+        </w:rPr>
+        <w:t>Judas holds his legs of Ravana and breaks his knees. Ravana cries in pain.</w:t>
+      </w:r>
+    </w:p>
+    <w:p>
+      <w:pPr>
+        <w:rPr>
+          <w:rFonts w:ascii="Courier New" w:hAnsi="Courier New" w:cs="Courier New"/>
+        </w:rPr>
+      </w:pPr>
+      <w:r>
+        <w:rPr>
+          <w:rFonts w:ascii="Courier New" w:hAnsi="Courier New" w:cs="Courier New"/>
+        </w:rPr>
+        <w:t>Ravana is on the ground in front of Judas.</w:t>
+      </w:r>
+    </w:p>
+    <w:p>
+      <w:pPr>
         <w:rPr>
           <w:rFonts w:ascii="Courier New" w:hAnsi="Courier New" w:cs="Courier New"/>
           <w:b/>
@@ -13500,243 +13675,8 @@
           <w:szCs w:val="26"/>
           <w:u w:val="single"/>
         </w:rPr>
-        <w:t>30</w:t>
-      </w:r>
-    </w:p>
-    <w:p>
-      <w:pPr>
-        <w:rPr>
-          <w:rFonts w:ascii="Courier New" w:hAnsi="Courier New" w:cs="Courier New"/>
-        </w:rPr>
-      </w:pPr>
-      <w:r>
-        <w:rPr>
-          <w:rFonts w:ascii="Courier New" w:hAnsi="Courier New" w:cs="Courier New"/>
-        </w:rPr>
-        <w:t>Judas is driving. Ravana is in the back seat.</w:t>
-      </w:r>
-    </w:p>
-    <w:p>
-      <w:pPr>
-        <w:jc w:val="center"/>
-        <w:rPr>
-          <w:rFonts w:ascii="Courier New" w:hAnsi="Courier New" w:cs="Courier New"/>
-        </w:rPr>
-      </w:pPr>
-      <w:r>
-        <w:rPr>
-          <w:rFonts w:ascii="Courier New" w:hAnsi="Courier New" w:cs="Courier New"/>
-        </w:rPr>
-        <w:t>RAVANA</w:t>
-      </w:r>
-      <w:r>
-        <w:rPr>
-          <w:rFonts w:ascii="Courier New" w:hAnsi="Courier New" w:cs="Courier New"/>
-        </w:rPr>
-        <w:br/>
-        <w:t>(High) Where are we going?</w:t>
-      </w:r>
-    </w:p>
-    <w:p>
-      <w:pPr>
-        <w:jc w:val="center"/>
-        <w:rPr>
-          <w:rFonts w:ascii="Courier New" w:hAnsi="Courier New" w:cs="Courier New"/>
-        </w:rPr>
-      </w:pPr>
-      <w:r>
-        <w:rPr>
-          <w:rFonts w:ascii="Courier New" w:hAnsi="Courier New" w:cs="Courier New"/>
-        </w:rPr>
-        <w:t>JUDAS</w:t>
-      </w:r>
-      <w:r>
-        <w:rPr>
-          <w:rFonts w:ascii="Courier New" w:hAnsi="Courier New" w:cs="Courier New"/>
-        </w:rPr>
-        <w:br/>
-        <w:t>To kill you!</w:t>
-      </w:r>
-    </w:p>
-    <w:p>
-      <w:pPr>
-        <w:jc w:val="center"/>
-        <w:rPr>
-          <w:rFonts w:ascii="Courier New" w:hAnsi="Courier New" w:cs="Courier New"/>
-        </w:rPr>
-      </w:pPr>
-      <w:r>
-        <w:rPr>
-          <w:rFonts w:ascii="Courier New" w:hAnsi="Courier New" w:cs="Courier New"/>
-        </w:rPr>
-        <w:t>RAVANA</w:t>
-      </w:r>
-      <w:r>
-        <w:rPr>
-          <w:rFonts w:ascii="Courier New" w:hAnsi="Courier New" w:cs="Courier New"/>
-        </w:rPr>
-        <w:br/>
-        <w:t>Comedy!</w:t>
-      </w:r>
-    </w:p>
-    <w:p>
-      <w:pPr>
-        <w:jc w:val="center"/>
-        <w:rPr>
-          <w:rFonts w:ascii="Courier New" w:hAnsi="Courier New" w:cs="Courier New"/>
-        </w:rPr>
-      </w:pPr>
-      <w:r>
-        <w:rPr>
-          <w:rFonts w:ascii="Courier New" w:hAnsi="Courier New" w:cs="Courier New"/>
-        </w:rPr>
-        <w:t>JUDAS</w:t>
-      </w:r>
-      <w:r>
-        <w:rPr>
-          <w:rFonts w:ascii="Courier New" w:hAnsi="Courier New" w:cs="Courier New"/>
-        </w:rPr>
-        <w:br/>
-        <w:t>I have not slept in a month</w:t>
-      </w:r>
-    </w:p>
-    <w:p>
-      <w:pPr>
-        <w:jc w:val="center"/>
-        <w:rPr>
-          <w:rFonts w:ascii="Courier New" w:hAnsi="Courier New" w:cs="Courier New"/>
-        </w:rPr>
-      </w:pPr>
-      <w:r>
-        <w:rPr>
-          <w:rFonts w:ascii="Courier New" w:hAnsi="Courier New" w:cs="Courier New"/>
-        </w:rPr>
-        <w:t>RAVANA</w:t>
-      </w:r>
-      <w:r>
-        <w:rPr>
-          <w:rFonts w:ascii="Courier New" w:hAnsi="Courier New" w:cs="Courier New"/>
-        </w:rPr>
-        <w:br/>
-        <w:t>Even me</w:t>
-      </w:r>
-      <w:r>
-        <w:rPr>
-          <w:rFonts w:ascii="Courier New" w:hAnsi="Courier New" w:cs="Courier New"/>
-        </w:rPr>
-        <w:br/>
-        <w:t>after you stole the mall</w:t>
-      </w:r>
-    </w:p>
-    <w:p>
-      <w:pPr>
-        <w:rPr>
-          <w:rFonts w:ascii="Courier New" w:hAnsi="Courier New" w:cs="Courier New"/>
-        </w:rPr>
-      </w:pPr>
-      <w:r>
-        <w:rPr>
-          <w:rFonts w:ascii="Courier New" w:hAnsi="Courier New" w:cs="Courier New"/>
-        </w:rPr>
-        <w:t>Judas parks the car</w:t>
-      </w:r>
-      <w:r>
-        <w:rPr>
-          <w:rFonts w:ascii="Courier New" w:hAnsi="Courier New" w:cs="Courier New"/>
-        </w:rPr>
-        <w:t xml:space="preserve"> near ‘Gadhe Bailu’. He opens the back door.</w:t>
-      </w:r>
-    </w:p>
-    <w:p>
-      <w:pPr>
-        <w:jc w:val="center"/>
-        <w:rPr>
-          <w:rFonts w:ascii="Courier New" w:hAnsi="Courier New" w:cs="Courier New"/>
-        </w:rPr>
-      </w:pPr>
-      <w:r>
-        <w:rPr>
-          <w:rFonts w:ascii="Courier New" w:hAnsi="Courier New" w:cs="Courier New"/>
-        </w:rPr>
-        <w:t>JUDAS</w:t>
-      </w:r>
-      <w:r>
-        <w:rPr>
-          <w:rFonts w:ascii="Courier New" w:hAnsi="Courier New" w:cs="Courier New"/>
-        </w:rPr>
-        <w:br/>
-        <w:t>Get down</w:t>
-      </w:r>
-    </w:p>
-    <w:p>
-      <w:pPr>
-        <w:rPr>
-          <w:rFonts w:ascii="Courier New" w:hAnsi="Courier New" w:cs="Courier New"/>
-        </w:rPr>
-      </w:pPr>
-      <w:r>
-        <w:rPr>
-          <w:rFonts w:ascii="Courier New" w:hAnsi="Courier New" w:cs="Courier New"/>
-        </w:rPr>
-        <w:t>Ravana gets down.</w:t>
-      </w:r>
-    </w:p>
-    <w:p>
-      <w:pPr>
-        <w:jc w:val="center"/>
-        <w:rPr>
-          <w:rFonts w:ascii="Courier New" w:hAnsi="Courier New" w:cs="Courier New"/>
-        </w:rPr>
-      </w:pPr>
-      <w:r>
-        <w:rPr>
-          <w:rFonts w:ascii="Courier New" w:hAnsi="Courier New" w:cs="Courier New"/>
-        </w:rPr>
-        <w:t>RAVANA</w:t>
-      </w:r>
-      <w:r>
-        <w:rPr>
-          <w:rFonts w:ascii="Courier New" w:hAnsi="Courier New" w:cs="Courier New"/>
-        </w:rPr>
-        <w:br/>
-        <w:t>Beautiful place bro!</w:t>
-      </w:r>
-      <w:r>
-        <w:rPr>
-          <w:rFonts w:ascii="Courier New" w:hAnsi="Courier New" w:cs="Courier New"/>
-        </w:rPr>
-        <w:br/>
-        <w:t>This is where I killed your love</w:t>
-      </w:r>
-    </w:p>
-    <w:p>
-      <w:pPr>
-        <w:rPr>
-          <w:rFonts w:ascii="Courier New" w:hAnsi="Courier New" w:cs="Courier New"/>
-        </w:rPr>
-      </w:pPr>
-      <w:r>
-        <w:rPr>
-          <w:rFonts w:ascii="Courier New" w:hAnsi="Courier New" w:cs="Courier New"/>
-        </w:rPr>
-        <w:t>Judas holds his legs of Ravana and breaks his knees. Ravana cries in pain.</w:t>
-      </w:r>
-    </w:p>
-    <w:p>
-      <w:pPr>
-        <w:rPr>
-          <w:rFonts w:ascii="Courier New" w:hAnsi="Courier New" w:cs="Courier New"/>
-        </w:rPr>
-      </w:pPr>
-      <w:r>
-        <w:rPr>
-          <w:rFonts w:ascii="Courier New" w:hAnsi="Courier New" w:cs="Courier New"/>
-        </w:rPr>
-        <w:t>Ravana is on the ground in front of Judas.</w:t>
-      </w:r>
-    </w:p>
-    <w:p>
-      <w:pPr>
+      </w:pPr>
+      <w:r>
         <w:rPr>
           <w:rFonts w:ascii="Courier New" w:hAnsi="Courier New" w:cs="Courier New"/>
           <w:b/>
@@ -13745,7 +13685,8 @@
           <w:szCs w:val="26"/>
           <w:u w:val="single"/>
         </w:rPr>
-      </w:pPr>
+        <w:t>SCENE – 3</w:t>
+      </w:r>
       <w:r>
         <w:rPr>
           <w:rFonts w:ascii="Courier New" w:hAnsi="Courier New" w:cs="Courier New"/>
@@ -13755,9 +13696,424 @@
           <w:szCs w:val="26"/>
           <w:u w:val="single"/>
         </w:rPr>
-        <w:t>SCENE – 3</w:t>
-      </w:r>
-      <w:r>
+        <w:t>1</w:t>
+      </w:r>
+    </w:p>
+    <w:p>
+      <w:pPr>
+        <w:rPr>
+          <w:rFonts w:ascii="Courier New" w:hAnsi="Courier New" w:cs="Courier New"/>
+        </w:rPr>
+      </w:pPr>
+      <w:r>
+        <w:rPr>
+          <w:rFonts w:ascii="Courier New" w:hAnsi="Courier New" w:cs="Courier New"/>
+        </w:rPr>
+        <w:t>Judas takes out his gun and points at Ravana.</w:t>
+      </w:r>
+    </w:p>
+    <w:p>
+      <w:pPr>
+        <w:jc w:val="center"/>
+        <w:rPr>
+          <w:rFonts w:ascii="Courier New" w:hAnsi="Courier New" w:cs="Courier New"/>
+        </w:rPr>
+      </w:pPr>
+      <w:r>
+        <w:rPr>
+          <w:rFonts w:ascii="Courier New" w:hAnsi="Courier New" w:cs="Courier New"/>
+        </w:rPr>
+        <w:t>RAVANA</w:t>
+      </w:r>
+      <w:r>
+        <w:rPr>
+          <w:rFonts w:ascii="Courier New" w:hAnsi="Courier New" w:cs="Courier New"/>
+        </w:rPr>
+        <w:br/>
+        <w:t>Will you kill you</w:t>
+      </w:r>
+      <w:r>
+        <w:rPr>
+          <w:rFonts w:ascii="Courier New" w:hAnsi="Courier New" w:cs="Courier New"/>
+        </w:rPr>
+        <w:br/>
+        <w:t>own brother?</w:t>
+      </w:r>
+    </w:p>
+    <w:p>
+      <w:pPr>
+        <w:jc w:val="center"/>
+        <w:rPr>
+          <w:rFonts w:ascii="Courier New" w:hAnsi="Courier New" w:cs="Courier New"/>
+        </w:rPr>
+      </w:pPr>
+      <w:r>
+        <w:rPr>
+          <w:rFonts w:ascii="Courier New" w:hAnsi="Courier New" w:cs="Courier New"/>
+        </w:rPr>
+        <w:t>JUDAS</w:t>
+      </w:r>
+      <w:r>
+        <w:rPr>
+          <w:rFonts w:ascii="Courier New" w:hAnsi="Courier New" w:cs="Courier New"/>
+        </w:rPr>
+        <w:br/>
+        <w:t>Brother! You are</w:t>
+      </w:r>
+      <w:r>
+        <w:rPr>
+          <w:rFonts w:ascii="Courier New" w:hAnsi="Courier New" w:cs="Courier New"/>
+        </w:rPr>
+        <w:br/>
+        <w:t>a bastard asshole</w:t>
+      </w:r>
+      <w:r>
+        <w:rPr>
+          <w:rFonts w:ascii="Courier New" w:hAnsi="Courier New" w:cs="Courier New"/>
+        </w:rPr>
+        <w:br/>
+        <w:t>You killed your brother Ali</w:t>
+      </w:r>
+      <w:r>
+        <w:rPr>
+          <w:rFonts w:ascii="Courier New" w:hAnsi="Courier New" w:cs="Courier New"/>
+        </w:rPr>
+        <w:br/>
+        <w:t>You killed my friend Lambodhara</w:t>
+      </w:r>
+    </w:p>
+    <w:p>
+      <w:pPr>
+        <w:jc w:val="center"/>
+        <w:rPr>
+          <w:rFonts w:ascii="Courier New" w:hAnsi="Courier New" w:cs="Courier New"/>
+        </w:rPr>
+      </w:pPr>
+      <w:r>
+        <w:rPr>
+          <w:rFonts w:ascii="Courier New" w:hAnsi="Courier New" w:cs="Courier New"/>
+        </w:rPr>
+        <w:t>RAVANA</w:t>
+      </w:r>
+      <w:r>
+        <w:rPr>
+          <w:rFonts w:ascii="Courier New" w:hAnsi="Courier New" w:cs="Courier New"/>
+        </w:rPr>
+        <w:br/>
+        <w:t>Oh! Look at the scared kid</w:t>
+      </w:r>
+      <w:r>
+        <w:rPr>
+          <w:rFonts w:ascii="Courier New" w:hAnsi="Courier New" w:cs="Courier New"/>
+        </w:rPr>
+        <w:br/>
+        <w:t>behaving like a man</w:t>
+      </w:r>
+    </w:p>
+    <w:p>
+      <w:pPr>
+        <w:jc w:val="center"/>
+        <w:rPr>
+          <w:rFonts w:ascii="Courier New" w:hAnsi="Courier New" w:cs="Courier New"/>
+        </w:rPr>
+      </w:pPr>
+      <w:r>
+        <w:rPr>
+          <w:rFonts w:ascii="Courier New" w:hAnsi="Courier New" w:cs="Courier New"/>
+        </w:rPr>
+        <w:lastRenderedPageBreak/>
+        <w:t>JUDAS</w:t>
+      </w:r>
+      <w:r>
+        <w:rPr>
+          <w:rFonts w:ascii="Courier New" w:hAnsi="Courier New" w:cs="Courier New"/>
+        </w:rPr>
+        <w:br/>
+        <w:t>You killed your own mother</w:t>
+      </w:r>
+    </w:p>
+    <w:p>
+      <w:pPr>
+        <w:jc w:val="center"/>
+        <w:rPr>
+          <w:rFonts w:ascii="Courier New" w:hAnsi="Courier New" w:cs="Courier New"/>
+        </w:rPr>
+      </w:pPr>
+      <w:r>
+        <w:rPr>
+          <w:rFonts w:ascii="Courier New" w:hAnsi="Courier New" w:cs="Courier New"/>
+        </w:rPr>
+        <w:t>RAVANA</w:t>
+      </w:r>
+      <w:r>
+        <w:rPr>
+          <w:rFonts w:ascii="Courier New" w:hAnsi="Courier New" w:cs="Courier New"/>
+        </w:rPr>
+        <w:br/>
+        <w:t xml:space="preserve">So you know </w:t>
+      </w:r>
+      <w:r>
+        <w:rPr>
+          <w:rFonts w:ascii="Courier New" w:hAnsi="Courier New" w:cs="Courier New"/>
+        </w:rPr>
+        <w:t>Shanthamma is my</w:t>
+      </w:r>
+      <w:r>
+        <w:rPr>
+          <w:rFonts w:ascii="Courier New" w:hAnsi="Courier New" w:cs="Courier New"/>
+        </w:rPr>
+        <w:br/>
+        <w:t>birth mother</w:t>
+      </w:r>
+      <w:r>
+        <w:rPr>
+          <w:rFonts w:ascii="Courier New" w:hAnsi="Courier New" w:cs="Courier New"/>
+        </w:rPr>
+        <w:t>? (laughs)</w:t>
+      </w:r>
+    </w:p>
+    <w:p>
+      <w:pPr>
+        <w:jc w:val="center"/>
+        <w:rPr>
+          <w:rFonts w:ascii="Courier New" w:hAnsi="Courier New" w:cs="Courier New"/>
+        </w:rPr>
+      </w:pPr>
+      <w:r>
+        <w:rPr>
+          <w:rFonts w:ascii="Courier New" w:hAnsi="Courier New" w:cs="Courier New"/>
+        </w:rPr>
+        <w:t>JUDAS</w:t>
+      </w:r>
+      <w:r>
+        <w:rPr>
+          <w:rFonts w:ascii="Courier New" w:hAnsi="Courier New" w:cs="Courier New"/>
+        </w:rPr>
+        <w:br/>
+        <w:t>Even the actual Ravana</w:t>
+      </w:r>
+      <w:r>
+        <w:rPr>
+          <w:rFonts w:ascii="Courier New" w:hAnsi="Courier New" w:cs="Courier New"/>
+        </w:rPr>
+        <w:br/>
+        <w:t>was not so cruel</w:t>
+      </w:r>
+    </w:p>
+    <w:p>
+      <w:pPr>
+        <w:rPr>
+          <w:rFonts w:ascii="Courier New" w:hAnsi="Courier New" w:cs="Courier New"/>
+        </w:rPr>
+      </w:pPr>
+      <w:r>
+        <w:rPr>
+          <w:rFonts w:ascii="Courier New" w:hAnsi="Courier New" w:cs="Courier New"/>
+        </w:rPr>
+        <w:t>Ravana laughs sarcastically.</w:t>
+      </w:r>
+    </w:p>
+    <w:p>
+      <w:pPr>
+        <w:jc w:val="center"/>
+        <w:rPr>
+          <w:rFonts w:ascii="Courier New" w:hAnsi="Courier New" w:cs="Courier New"/>
+          <w:b/>
+          <w:bCs/>
+        </w:rPr>
+      </w:pPr>
+      <w:r>
+        <w:rPr>
+          <w:rFonts w:ascii="Courier New" w:hAnsi="Courier New" w:cs="Courier New"/>
+        </w:rPr>
+        <w:t>RAVANA</w:t>
+      </w:r>
+      <w:r>
+        <w:rPr>
+          <w:rFonts w:ascii="Courier New" w:hAnsi="Courier New" w:cs="Courier New"/>
+        </w:rPr>
+        <w:br/>
+        <w:t>Why did I not smoke this before</w:t>
+      </w:r>
+      <w:r>
+        <w:rPr>
+          <w:rFonts w:ascii="Courier New" w:hAnsi="Courier New" w:cs="Courier New"/>
+        </w:rPr>
+        <w:br/>
+      </w:r>
+      <w:r>
+        <w:rPr>
+          <w:rFonts w:ascii="Courier New" w:hAnsi="Courier New" w:cs="Courier New"/>
+          <w:b/>
+          <w:bCs/>
+        </w:rPr>
+        <w:t>TODO: TITLE OF THE SERIES</w:t>
+      </w:r>
+    </w:p>
+    <w:p>
+      <w:pPr>
+        <w:jc w:val="center"/>
+        <w:rPr>
+          <w:rFonts w:ascii="Courier New" w:hAnsi="Courier New" w:cs="Courier New"/>
+        </w:rPr>
+      </w:pPr>
+      <w:r>
+        <w:rPr>
+          <w:rFonts w:ascii="Courier New" w:hAnsi="Courier New" w:cs="Courier New"/>
+        </w:rPr>
+        <w:t>I asked you to work with me</w:t>
+      </w:r>
+      <w:r>
+        <w:rPr>
+          <w:rFonts w:ascii="Courier New" w:hAnsi="Courier New" w:cs="Courier New"/>
+        </w:rPr>
+        <w:br/>
+        <w:t>You let your education come</w:t>
+      </w:r>
+      <w:r>
+        <w:rPr>
+          <w:rFonts w:ascii="Courier New" w:hAnsi="Courier New" w:cs="Courier New"/>
+        </w:rPr>
+        <w:br/>
+        <w:t>in the way</w:t>
+      </w:r>
+      <w:r>
+        <w:rPr>
+          <w:rFonts w:ascii="Courier New" w:hAnsi="Courier New" w:cs="Courier New"/>
+        </w:rPr>
+        <w:br/>
+        <w:t>No… You let your love come in the way</w:t>
+      </w:r>
+    </w:p>
+    <w:p>
+      <w:pPr>
+        <w:jc w:val="center"/>
+        <w:rPr>
+          <w:rFonts w:ascii="Courier New" w:hAnsi="Courier New" w:cs="Courier New"/>
+        </w:rPr>
+      </w:pPr>
+      <w:r>
+        <w:rPr>
+          <w:rFonts w:ascii="Courier New" w:hAnsi="Courier New" w:cs="Courier New"/>
+        </w:rPr>
+        <w:t>JUDAS</w:t>
+      </w:r>
+      <w:r>
+        <w:rPr>
+          <w:rFonts w:ascii="Courier New" w:hAnsi="Courier New" w:cs="Courier New"/>
+        </w:rPr>
+        <w:br/>
+        <w:t>What did she do?</w:t>
+      </w:r>
+      <w:r>
+        <w:rPr>
+          <w:rFonts w:ascii="Courier New" w:hAnsi="Courier New" w:cs="Courier New"/>
+        </w:rPr>
+        <w:br/>
+        <w:t>You shot her for doing nothing!</w:t>
+      </w:r>
+    </w:p>
+    <w:p>
+      <w:pPr>
+        <w:rPr>
+          <w:rFonts w:ascii="Courier New" w:hAnsi="Courier New" w:cs="Courier New"/>
+        </w:rPr>
+      </w:pPr>
+      <w:r>
+        <w:rPr>
+          <w:rFonts w:ascii="Courier New" w:hAnsi="Courier New" w:cs="Courier New"/>
+        </w:rPr>
+        <w:t>Judas sees Rachel a far.</w:t>
+      </w:r>
+    </w:p>
+    <w:p>
+      <w:pPr>
+        <w:jc w:val="center"/>
+        <w:rPr>
+          <w:rFonts w:ascii="Courier New" w:hAnsi="Courier New" w:cs="Courier New"/>
+        </w:rPr>
+      </w:pPr>
+      <w:r>
+        <w:rPr>
+          <w:rFonts w:ascii="Courier New" w:hAnsi="Courier New" w:cs="Courier New"/>
+        </w:rPr>
+        <w:t>RAVANA</w:t>
+      </w:r>
+      <w:r>
+        <w:rPr>
+          <w:rFonts w:ascii="Courier New" w:hAnsi="Courier New" w:cs="Courier New"/>
+        </w:rPr>
+        <w:br/>
+        <w:t>Yeah, I shot her on the head</w:t>
+      </w:r>
+    </w:p>
+    <w:p>
+      <w:pPr>
+        <w:rPr>
+          <w:rFonts w:ascii="Courier New" w:hAnsi="Courier New" w:cs="Courier New"/>
+        </w:rPr>
+      </w:pPr>
+      <w:r>
+        <w:rPr>
+          <w:rFonts w:ascii="Courier New" w:hAnsi="Courier New" w:cs="Courier New"/>
+        </w:rPr>
+        <w:t>Ravana points the finger gun horizontally.</w:t>
+      </w:r>
+    </w:p>
+    <w:p>
+      <w:pPr>
+        <w:jc w:val="center"/>
+        <w:rPr>
+          <w:rFonts w:ascii="Courier New" w:hAnsi="Courier New" w:cs="Courier New"/>
+        </w:rPr>
+      </w:pPr>
+      <w:r>
+        <w:rPr>
+          <w:rFonts w:ascii="Courier New" w:hAnsi="Courier New" w:cs="Courier New"/>
+        </w:rPr>
+        <w:t>RAVANA</w:t>
+      </w:r>
+      <w:r>
+        <w:rPr>
+          <w:rFonts w:ascii="Courier New" w:hAnsi="Courier New" w:cs="Courier New"/>
+        </w:rPr>
+        <w:br/>
+        <w:t>I should have hit her in the as…</w:t>
+      </w:r>
+    </w:p>
+    <w:p>
+      <w:pPr>
+        <w:rPr>
+          <w:rFonts w:ascii="Courier New" w:hAnsi="Courier New" w:cs="Courier New"/>
+        </w:rPr>
+      </w:pPr>
+      <w:r>
+        <w:rPr>
+          <w:rFonts w:ascii="Courier New" w:hAnsi="Courier New" w:cs="Courier New"/>
+        </w:rPr>
+        <w:t>Judas shoots Ravana on the face.</w:t>
+      </w:r>
+    </w:p>
+    <w:p>
+      <w:pPr>
+        <w:jc w:val="right"/>
+        <w:rPr>
+          <w:rFonts w:ascii="Courier New" w:hAnsi="Courier New" w:cs="Courier New"/>
+          <w:b/>
+          <w:bCs/>
+        </w:rPr>
+      </w:pPr>
+      <w:r>
+        <w:rPr>
+          <w:rFonts w:ascii="Courier New" w:hAnsi="Courier New" w:cs="Courier New"/>
+          <w:b/>
+          <w:bCs/>
+        </w:rPr>
+        <w:t>J-CUT:</w:t>
+      </w:r>
+    </w:p>
+    <w:p>
+      <w:pPr>
         <w:rPr>
           <w:rFonts w:ascii="Courier New" w:hAnsi="Courier New" w:cs="Courier New"/>
           <w:b/>
@@ -13766,430 +14122,8 @@
           <w:szCs w:val="26"/>
           <w:u w:val="single"/>
         </w:rPr>
-        <w:t>1</w:t>
-      </w:r>
-    </w:p>
-    <w:p>
-      <w:pPr>
-        <w:rPr>
-          <w:rFonts w:ascii="Courier New" w:hAnsi="Courier New" w:cs="Courier New"/>
-        </w:rPr>
-      </w:pPr>
-      <w:r>
-        <w:rPr>
-          <w:rFonts w:ascii="Courier New" w:hAnsi="Courier New" w:cs="Courier New"/>
-        </w:rPr>
-        <w:t>Judas takes out his gun and points at Ravana.</w:t>
-      </w:r>
-    </w:p>
-    <w:p>
-      <w:pPr>
-        <w:jc w:val="center"/>
-        <w:rPr>
-          <w:rFonts w:ascii="Courier New" w:hAnsi="Courier New" w:cs="Courier New"/>
-        </w:rPr>
-      </w:pPr>
-      <w:r>
-        <w:rPr>
-          <w:rFonts w:ascii="Courier New" w:hAnsi="Courier New" w:cs="Courier New"/>
-        </w:rPr>
-        <w:t>RAVANA</w:t>
-      </w:r>
-      <w:r>
-        <w:rPr>
-          <w:rFonts w:ascii="Courier New" w:hAnsi="Courier New" w:cs="Courier New"/>
-        </w:rPr>
-        <w:br/>
-        <w:t>Will you kill you</w:t>
-      </w:r>
-      <w:r>
-        <w:rPr>
-          <w:rFonts w:ascii="Courier New" w:hAnsi="Courier New" w:cs="Courier New"/>
-        </w:rPr>
-        <w:br/>
-        <w:t>own brother?</w:t>
-      </w:r>
-    </w:p>
-    <w:p>
-      <w:pPr>
-        <w:jc w:val="center"/>
-        <w:rPr>
-          <w:rFonts w:ascii="Courier New" w:hAnsi="Courier New" w:cs="Courier New"/>
-        </w:rPr>
-      </w:pPr>
-      <w:r>
-        <w:rPr>
-          <w:rFonts w:ascii="Courier New" w:hAnsi="Courier New" w:cs="Courier New"/>
-        </w:rPr>
-        <w:t>JUDAS</w:t>
-      </w:r>
-      <w:r>
-        <w:rPr>
-          <w:rFonts w:ascii="Courier New" w:hAnsi="Courier New" w:cs="Courier New"/>
-        </w:rPr>
-        <w:br/>
-        <w:t>Brother! You are</w:t>
-      </w:r>
-      <w:r>
-        <w:rPr>
-          <w:rFonts w:ascii="Courier New" w:hAnsi="Courier New" w:cs="Courier New"/>
-        </w:rPr>
-        <w:br/>
-        <w:t>a bastard asshole</w:t>
-      </w:r>
-      <w:r>
-        <w:rPr>
-          <w:rFonts w:ascii="Courier New" w:hAnsi="Courier New" w:cs="Courier New"/>
-        </w:rPr>
-        <w:br/>
-        <w:t>You killed your brother Ali</w:t>
-      </w:r>
-      <w:r>
-        <w:rPr>
-          <w:rFonts w:ascii="Courier New" w:hAnsi="Courier New" w:cs="Courier New"/>
-        </w:rPr>
-        <w:br/>
-        <w:t>You killed my friend Lambodhara</w:t>
-      </w:r>
-    </w:p>
-    <w:p>
-      <w:pPr>
-        <w:jc w:val="center"/>
-        <w:rPr>
-          <w:rFonts w:ascii="Courier New" w:hAnsi="Courier New" w:cs="Courier New"/>
-        </w:rPr>
-      </w:pPr>
-      <w:r>
-        <w:rPr>
-          <w:rFonts w:ascii="Courier New" w:hAnsi="Courier New" w:cs="Courier New"/>
-        </w:rPr>
-        <w:t>RAVANA</w:t>
-      </w:r>
-      <w:r>
-        <w:rPr>
-          <w:rFonts w:ascii="Courier New" w:hAnsi="Courier New" w:cs="Courier New"/>
-        </w:rPr>
-        <w:br/>
-        <w:t>Oh! Look at the scared kid</w:t>
-      </w:r>
-      <w:r>
-        <w:rPr>
-          <w:rFonts w:ascii="Courier New" w:hAnsi="Courier New" w:cs="Courier New"/>
-        </w:rPr>
-        <w:br/>
-        <w:t>behaving like a man</w:t>
-      </w:r>
-    </w:p>
-    <w:p>
-      <w:pPr>
-        <w:jc w:val="center"/>
-        <w:rPr>
-          <w:rFonts w:ascii="Courier New" w:hAnsi="Courier New" w:cs="Courier New"/>
-        </w:rPr>
-      </w:pPr>
-      <w:r>
-        <w:rPr>
-          <w:rFonts w:ascii="Courier New" w:hAnsi="Courier New" w:cs="Courier New"/>
-        </w:rPr>
-        <w:lastRenderedPageBreak/>
-        <w:t>JUDAS</w:t>
-      </w:r>
-      <w:r>
-        <w:rPr>
-          <w:rFonts w:ascii="Courier New" w:hAnsi="Courier New" w:cs="Courier New"/>
-        </w:rPr>
-        <w:br/>
-        <w:t>You killed your own mother</w:t>
-      </w:r>
-    </w:p>
-    <w:p>
-      <w:pPr>
-        <w:jc w:val="center"/>
-        <w:rPr>
-          <w:rFonts w:ascii="Courier New" w:hAnsi="Courier New" w:cs="Courier New"/>
-        </w:rPr>
-      </w:pPr>
-      <w:r>
-        <w:rPr>
-          <w:rFonts w:ascii="Courier New" w:hAnsi="Courier New" w:cs="Courier New"/>
-        </w:rPr>
-        <w:t>RAVANA</w:t>
-      </w:r>
-      <w:r>
-        <w:rPr>
-          <w:rFonts w:ascii="Courier New" w:hAnsi="Courier New" w:cs="Courier New"/>
-        </w:rPr>
-        <w:br/>
-        <w:t xml:space="preserve">So you know </w:t>
-      </w:r>
-      <w:r>
-        <w:rPr>
-          <w:rFonts w:ascii="Courier New" w:hAnsi="Courier New" w:cs="Courier New"/>
-        </w:rPr>
-        <w:t>Shanthamma</w:t>
-      </w:r>
-      <w:r>
-        <w:rPr>
-          <w:rFonts w:ascii="Courier New" w:hAnsi="Courier New" w:cs="Courier New"/>
-        </w:rPr>
-        <w:t xml:space="preserve"> is my</w:t>
-      </w:r>
-      <w:r>
-        <w:rPr>
-          <w:rFonts w:ascii="Courier New" w:hAnsi="Courier New" w:cs="Courier New"/>
-        </w:rPr>
-        <w:br/>
-        <w:t>birth mother</w:t>
-      </w:r>
-      <w:r>
-        <w:rPr>
-          <w:rFonts w:ascii="Courier New" w:hAnsi="Courier New" w:cs="Courier New"/>
-        </w:rPr>
-        <w:t>? (laughs)</w:t>
-      </w:r>
-    </w:p>
-    <w:p>
-      <w:pPr>
-        <w:jc w:val="center"/>
-        <w:rPr>
-          <w:rFonts w:ascii="Courier New" w:hAnsi="Courier New" w:cs="Courier New"/>
-        </w:rPr>
-      </w:pPr>
-      <w:r>
-        <w:rPr>
-          <w:rFonts w:ascii="Courier New" w:hAnsi="Courier New" w:cs="Courier New"/>
-        </w:rPr>
-        <w:t>JUDAS</w:t>
-      </w:r>
-      <w:r>
-        <w:rPr>
-          <w:rFonts w:ascii="Courier New" w:hAnsi="Courier New" w:cs="Courier New"/>
-        </w:rPr>
-        <w:br/>
-        <w:t>Even the actual Ravana</w:t>
-      </w:r>
-      <w:r>
-        <w:rPr>
-          <w:rFonts w:ascii="Courier New" w:hAnsi="Courier New" w:cs="Courier New"/>
-        </w:rPr>
-        <w:br/>
-        <w:t>was not so cruel</w:t>
-      </w:r>
-    </w:p>
-    <w:p>
-      <w:pPr>
-        <w:rPr>
-          <w:rFonts w:ascii="Courier New" w:hAnsi="Courier New" w:cs="Courier New"/>
-        </w:rPr>
-      </w:pPr>
-      <w:r>
-        <w:rPr>
-          <w:rFonts w:ascii="Courier New" w:hAnsi="Courier New" w:cs="Courier New"/>
-        </w:rPr>
-        <w:t>Ravana laughs sarcastically.</w:t>
-      </w:r>
-    </w:p>
-    <w:p>
-      <w:pPr>
-        <w:jc w:val="center"/>
-        <w:rPr>
-          <w:rFonts w:ascii="Courier New" w:hAnsi="Courier New" w:cs="Courier New"/>
-          <w:b/>
-          <w:bCs/>
-        </w:rPr>
-      </w:pPr>
-      <w:r>
-        <w:rPr>
-          <w:rFonts w:ascii="Courier New" w:hAnsi="Courier New" w:cs="Courier New"/>
-        </w:rPr>
-        <w:t>RAVANA</w:t>
-      </w:r>
-      <w:r>
-        <w:rPr>
-          <w:rFonts w:ascii="Courier New" w:hAnsi="Courier New" w:cs="Courier New"/>
-        </w:rPr>
-        <w:br/>
-        <w:t>Why did I not smoke this before</w:t>
-      </w:r>
-      <w:r>
-        <w:rPr>
-          <w:rFonts w:ascii="Courier New" w:hAnsi="Courier New" w:cs="Courier New"/>
-        </w:rPr>
-        <w:br/>
-      </w:r>
-      <w:r>
-        <w:rPr>
-          <w:rFonts w:ascii="Courier New" w:hAnsi="Courier New" w:cs="Courier New"/>
-          <w:b/>
-          <w:bCs/>
-        </w:rPr>
-        <w:t>TODO: TITLE OF THE SERIES</w:t>
-      </w:r>
-    </w:p>
-    <w:p>
-      <w:pPr>
-        <w:jc w:val="center"/>
-        <w:rPr>
-          <w:rFonts w:ascii="Courier New" w:hAnsi="Courier New" w:cs="Courier New"/>
-        </w:rPr>
-      </w:pPr>
-      <w:r>
-        <w:rPr>
-          <w:rFonts w:ascii="Courier New" w:hAnsi="Courier New" w:cs="Courier New"/>
-        </w:rPr>
-        <w:t>I asked you to work with me</w:t>
-      </w:r>
-      <w:r>
-        <w:rPr>
-          <w:rFonts w:ascii="Courier New" w:hAnsi="Courier New" w:cs="Courier New"/>
-        </w:rPr>
-        <w:br/>
-        <w:t>You let your education come</w:t>
-      </w:r>
-      <w:r>
-        <w:rPr>
-          <w:rFonts w:ascii="Courier New" w:hAnsi="Courier New" w:cs="Courier New"/>
-        </w:rPr>
-        <w:br/>
-        <w:t>in the way</w:t>
-      </w:r>
-      <w:r>
-        <w:rPr>
-          <w:rFonts w:ascii="Courier New" w:hAnsi="Courier New" w:cs="Courier New"/>
-        </w:rPr>
-        <w:br/>
-        <w:t>No… You let your love come in the way</w:t>
-      </w:r>
-    </w:p>
-    <w:p>
-      <w:pPr>
-        <w:jc w:val="center"/>
-        <w:rPr>
-          <w:rFonts w:ascii="Courier New" w:hAnsi="Courier New" w:cs="Courier New"/>
-        </w:rPr>
-      </w:pPr>
-      <w:r>
-        <w:rPr>
-          <w:rFonts w:ascii="Courier New" w:hAnsi="Courier New" w:cs="Courier New"/>
-        </w:rPr>
-        <w:t>JUDAS</w:t>
-      </w:r>
-      <w:r>
-        <w:rPr>
-          <w:rFonts w:ascii="Courier New" w:hAnsi="Courier New" w:cs="Courier New"/>
-        </w:rPr>
-        <w:br/>
-        <w:t>What did she do?</w:t>
-      </w:r>
-      <w:r>
-        <w:rPr>
-          <w:rFonts w:ascii="Courier New" w:hAnsi="Courier New" w:cs="Courier New"/>
-        </w:rPr>
-        <w:br/>
-        <w:t>You shot her for doing nothing!</w:t>
-      </w:r>
-    </w:p>
-    <w:p>
-      <w:pPr>
-        <w:rPr>
-          <w:rFonts w:ascii="Courier New" w:hAnsi="Courier New" w:cs="Courier New"/>
-        </w:rPr>
-      </w:pPr>
-      <w:r>
-        <w:rPr>
-          <w:rFonts w:ascii="Courier New" w:hAnsi="Courier New" w:cs="Courier New"/>
-        </w:rPr>
-        <w:t>Judas sees Rachel a far.</w:t>
-      </w:r>
-    </w:p>
-    <w:p>
-      <w:pPr>
-        <w:jc w:val="center"/>
-        <w:rPr>
-          <w:rFonts w:ascii="Courier New" w:hAnsi="Courier New" w:cs="Courier New"/>
-        </w:rPr>
-      </w:pPr>
-      <w:r>
-        <w:rPr>
-          <w:rFonts w:ascii="Courier New" w:hAnsi="Courier New" w:cs="Courier New"/>
-        </w:rPr>
-        <w:t>RAVANA</w:t>
-      </w:r>
-      <w:r>
-        <w:rPr>
-          <w:rFonts w:ascii="Courier New" w:hAnsi="Courier New" w:cs="Courier New"/>
-        </w:rPr>
-        <w:br/>
-        <w:t>Yeah, I shot her on the head</w:t>
-      </w:r>
-    </w:p>
-    <w:p>
-      <w:pPr>
-        <w:rPr>
-          <w:rFonts w:ascii="Courier New" w:hAnsi="Courier New" w:cs="Courier New"/>
-        </w:rPr>
-      </w:pPr>
-      <w:r>
-        <w:rPr>
-          <w:rFonts w:ascii="Courier New" w:hAnsi="Courier New" w:cs="Courier New"/>
-        </w:rPr>
-        <w:t>Ravana points the finger gun horizontally.</w:t>
-      </w:r>
-    </w:p>
-    <w:p>
-      <w:pPr>
-        <w:jc w:val="center"/>
-        <w:rPr>
-          <w:rFonts w:ascii="Courier New" w:hAnsi="Courier New" w:cs="Courier New"/>
-        </w:rPr>
-      </w:pPr>
-      <w:r>
-        <w:rPr>
-          <w:rFonts w:ascii="Courier New" w:hAnsi="Courier New" w:cs="Courier New"/>
-        </w:rPr>
-        <w:t>RAVANA</w:t>
-      </w:r>
-      <w:r>
-        <w:rPr>
-          <w:rFonts w:ascii="Courier New" w:hAnsi="Courier New" w:cs="Courier New"/>
-        </w:rPr>
-        <w:br/>
-        <w:t>I should have hit her in the as…</w:t>
-      </w:r>
-    </w:p>
-    <w:p>
-      <w:pPr>
-        <w:rPr>
-          <w:rFonts w:ascii="Courier New" w:hAnsi="Courier New" w:cs="Courier New"/>
-        </w:rPr>
-      </w:pPr>
-      <w:r>
-        <w:rPr>
-          <w:rFonts w:ascii="Courier New" w:hAnsi="Courier New" w:cs="Courier New"/>
-        </w:rPr>
-        <w:t>Judas shoots Ravana on the face.</w:t>
-      </w:r>
-    </w:p>
-    <w:p>
-      <w:pPr>
-        <w:jc w:val="right"/>
-        <w:rPr>
-          <w:rFonts w:ascii="Courier New" w:hAnsi="Courier New" w:cs="Courier New"/>
-          <w:b/>
-          <w:bCs/>
-        </w:rPr>
-      </w:pPr>
-      <w:r>
-        <w:rPr>
-          <w:rFonts w:ascii="Courier New" w:hAnsi="Courier New" w:cs="Courier New"/>
-          <w:b/>
-          <w:bCs/>
-        </w:rPr>
-        <w:t>J-CUT:</w:t>
-      </w:r>
-    </w:p>
-    <w:p>
-      <w:pPr>
+      </w:pPr>
+      <w:r>
         <w:rPr>
           <w:rFonts w:ascii="Courier New" w:hAnsi="Courier New" w:cs="Courier New"/>
           <w:b/>
@@ -14198,1463 +14132,1432 @@
           <w:szCs w:val="26"/>
           <w:u w:val="single"/>
         </w:rPr>
-      </w:pPr>
-      <w:r>
+        <w:t>SCENE – 32</w:t>
+      </w:r>
+    </w:p>
+    <w:p>
+      <w:pPr>
+        <w:rPr>
+          <w:rFonts w:ascii="Courier New" w:hAnsi="Courier New" w:cs="Courier New"/>
+        </w:rPr>
+      </w:pPr>
+      <w:r>
+        <w:rPr>
+          <w:rFonts w:ascii="Courier New" w:hAnsi="Courier New" w:cs="Courier New"/>
+        </w:rPr>
+        <w:t>Rama knocks</w:t>
+      </w:r>
+      <w:r>
+        <w:rPr>
+          <w:rFonts w:ascii="Courier New" w:hAnsi="Courier New" w:cs="Courier New"/>
+        </w:rPr>
+        <w:t xml:space="preserve"> at</w:t>
+      </w:r>
+      <w:r>
+        <w:rPr>
+          <w:rFonts w:ascii="Courier New" w:hAnsi="Courier New" w:cs="Courier New"/>
+        </w:rPr>
+        <w:t xml:space="preserve"> the door of the officer. The sleeping officer wakes up.</w:t>
+      </w:r>
+    </w:p>
+    <w:p>
+      <w:pPr>
+        <w:jc w:val="center"/>
+        <w:rPr>
+          <w:rFonts w:ascii="Courier New" w:hAnsi="Courier New" w:cs="Courier New"/>
+        </w:rPr>
+      </w:pPr>
+      <w:r>
+        <w:rPr>
+          <w:rFonts w:ascii="Courier New" w:hAnsi="Courier New" w:cs="Courier New"/>
+        </w:rPr>
+        <w:t>OFFICER</w:t>
+      </w:r>
+      <w:r>
+        <w:rPr>
+          <w:rFonts w:ascii="Courier New" w:hAnsi="Courier New" w:cs="Courier New"/>
+        </w:rPr>
+        <w:br/>
+        <w:t>What are you doing here?</w:t>
+      </w:r>
+    </w:p>
+    <w:p>
+      <w:pPr>
+        <w:rPr>
+          <w:rFonts w:ascii="Courier New" w:hAnsi="Courier New" w:cs="Courier New"/>
+        </w:rPr>
+      </w:pPr>
+      <w:r>
+        <w:rPr>
+          <w:rFonts w:ascii="Courier New" w:hAnsi="Courier New" w:cs="Courier New"/>
+        </w:rPr>
+        <w:t xml:space="preserve">Judas points the gun at the officer and hands it over. </w:t>
+      </w:r>
+      <w:r>
+        <w:rPr>
+          <w:rFonts w:ascii="Courier New" w:hAnsi="Courier New" w:cs="Courier New"/>
+        </w:rPr>
+        <w:t>Everything is muffled for Judas.</w:t>
+      </w:r>
+      <w:r>
+        <w:rPr>
+          <w:rFonts w:ascii="Courier New" w:hAnsi="Courier New" w:cs="Courier New"/>
+        </w:rPr>
+        <w:t xml:space="preserve"> The officer takes the pistol from his hands.</w:t>
+      </w:r>
+    </w:p>
+    <w:p>
+      <w:pPr>
+        <w:ind w:left="720" w:hanging="720"/>
+        <w:rPr>
+          <w:rFonts w:ascii="Courier New" w:hAnsi="Courier New" w:cs="Courier New"/>
+        </w:rPr>
+      </w:pPr>
+      <w:r>
+        <w:rPr>
+          <w:rFonts w:ascii="Courier New" w:hAnsi="Courier New" w:cs="Courier New"/>
+        </w:rPr>
+        <w:t>They are going in Rama’s bike now. Rama is driving.</w:t>
+      </w:r>
+    </w:p>
+    <w:p>
+      <w:pPr>
+        <w:jc w:val="center"/>
+        <w:rPr>
+          <w:rFonts w:ascii="Courier New" w:hAnsi="Courier New" w:cs="Courier New"/>
+        </w:rPr>
+      </w:pPr>
+      <w:r>
+        <w:rPr>
+          <w:rFonts w:ascii="Courier New" w:hAnsi="Courier New" w:cs="Courier New"/>
+        </w:rPr>
+        <w:t>OFFCIER</w:t>
+      </w:r>
+      <w:r>
+        <w:rPr>
+          <w:rFonts w:ascii="Courier New" w:hAnsi="Courier New" w:cs="Courier New"/>
+        </w:rPr>
+        <w:br/>
+        <w:t>Where are we going?</w:t>
+      </w:r>
+    </w:p>
+    <w:p>
+      <w:pPr>
+        <w:ind w:left="720" w:hanging="720"/>
+        <w:rPr>
+          <w:rFonts w:ascii="Courier New" w:hAnsi="Courier New" w:cs="Courier New"/>
+        </w:rPr>
+      </w:pPr>
+      <w:r>
+        <w:rPr>
+          <w:rFonts w:ascii="Courier New" w:hAnsi="Courier New" w:cs="Courier New"/>
+        </w:rPr>
+        <w:lastRenderedPageBreak/>
+        <w:t>Rama stops in front of the dead Ravana.</w:t>
+      </w:r>
+    </w:p>
+    <w:p>
+      <w:pPr>
+        <w:jc w:val="center"/>
+        <w:rPr>
+          <w:rFonts w:ascii="Courier New" w:hAnsi="Courier New" w:cs="Courier New"/>
+        </w:rPr>
+      </w:pPr>
+      <w:r>
+        <w:rPr>
+          <w:rFonts w:ascii="Courier New" w:hAnsi="Courier New" w:cs="Courier New"/>
+        </w:rPr>
+        <w:t>OFFICER</w:t>
+      </w:r>
+      <w:r>
+        <w:rPr>
+          <w:rFonts w:ascii="Courier New" w:hAnsi="Courier New" w:cs="Courier New"/>
+        </w:rPr>
+        <w:br/>
+        <w:t>You killed him</w:t>
+      </w:r>
+    </w:p>
+    <w:p>
+      <w:pPr>
+        <w:rPr>
+          <w:rFonts w:ascii="Courier New" w:hAnsi="Courier New" w:cs="Courier New"/>
+        </w:rPr>
+      </w:pPr>
+      <w:r>
+        <w:rPr>
+          <w:rFonts w:ascii="Courier New" w:hAnsi="Courier New" w:cs="Courier New"/>
+        </w:rPr>
+        <w:t>Rama stands in front of Ravana.</w:t>
+      </w:r>
+    </w:p>
+    <w:p>
+      <w:pPr>
+        <w:jc w:val="center"/>
+        <w:rPr>
+          <w:rFonts w:ascii="Courier New" w:hAnsi="Courier New" w:cs="Courier New"/>
+        </w:rPr>
+      </w:pPr>
+      <w:r>
+        <w:rPr>
+          <w:rFonts w:ascii="Courier New" w:hAnsi="Courier New" w:cs="Courier New"/>
+        </w:rPr>
+        <w:t>RAMA</w:t>
+      </w:r>
+      <w:r>
+        <w:rPr>
+          <w:rFonts w:ascii="Courier New" w:hAnsi="Courier New" w:cs="Courier New"/>
+        </w:rPr>
+        <w:br/>
+        <w:t>Yes</w:t>
+      </w:r>
+      <w:r>
+        <w:rPr>
+          <w:rFonts w:ascii="Courier New" w:hAnsi="Courier New" w:cs="Courier New"/>
+        </w:rPr>
+        <w:br/>
+        <w:t>Ravana</w:t>
+      </w:r>
+      <w:r>
+        <w:rPr>
+          <w:rFonts w:ascii="Courier New" w:hAnsi="Courier New" w:cs="Courier New"/>
+        </w:rPr>
+        <w:br/>
+        <w:t>Jackie</w:t>
+      </w:r>
+      <w:r>
+        <w:rPr>
+          <w:rFonts w:ascii="Courier New" w:hAnsi="Courier New" w:cs="Courier New"/>
+        </w:rPr>
+        <w:br/>
+        <w:t>Periyavaran</w:t>
+      </w:r>
+      <w:r>
+        <w:rPr>
+          <w:rFonts w:ascii="Courier New" w:hAnsi="Courier New" w:cs="Courier New"/>
+        </w:rPr>
+        <w:br/>
+        <w:t>All are dead</w:t>
+      </w:r>
+    </w:p>
+    <w:p>
+      <w:pPr>
+        <w:jc w:val="center"/>
+        <w:rPr>
+          <w:rFonts w:ascii="Courier New" w:hAnsi="Courier New" w:cs="Courier New"/>
+        </w:rPr>
+      </w:pPr>
+      <w:r>
+        <w:rPr>
+          <w:rFonts w:ascii="Courier New" w:hAnsi="Courier New" w:cs="Courier New"/>
+        </w:rPr>
+        <w:t>OFFICER</w:t>
+      </w:r>
+      <w:r>
+        <w:rPr>
+          <w:rFonts w:ascii="Courier New" w:hAnsi="Courier New" w:cs="Courier New"/>
+        </w:rPr>
+        <w:br/>
+        <w:t>Why did you do all this?</w:t>
+      </w:r>
+    </w:p>
+    <w:p>
+      <w:pPr>
+        <w:jc w:val="center"/>
+        <w:rPr>
+          <w:rFonts w:ascii="Courier New" w:hAnsi="Courier New" w:cs="Courier New"/>
+        </w:rPr>
+      </w:pPr>
+      <w:r>
+        <w:rPr>
+          <w:rFonts w:ascii="Courier New" w:hAnsi="Courier New" w:cs="Courier New"/>
+        </w:rPr>
+        <w:t>RAMA</w:t>
+      </w:r>
+      <w:r>
+        <w:rPr>
+          <w:rFonts w:ascii="Courier New" w:hAnsi="Courier New" w:cs="Courier New"/>
+        </w:rPr>
+        <w:br/>
+        <w:t>I had to</w:t>
+      </w:r>
+      <w:r>
+        <w:rPr>
+          <w:rFonts w:ascii="Courier New" w:hAnsi="Courier New" w:cs="Courier New"/>
+        </w:rPr>
+        <w:br/>
+        <w:t>Or else they would have</w:t>
+      </w:r>
+      <w:r>
+        <w:rPr>
+          <w:rFonts w:ascii="Courier New" w:hAnsi="Courier New" w:cs="Courier New"/>
+        </w:rPr>
+        <w:br/>
+        <w:t>killed me</w:t>
+      </w:r>
+    </w:p>
+    <w:p>
+      <w:pPr>
+        <w:rPr>
+          <w:rFonts w:ascii="Courier New" w:hAnsi="Courier New" w:cs="Courier New"/>
+        </w:rPr>
+      </w:pPr>
+      <w:r>
+        <w:rPr>
+          <w:rFonts w:ascii="Courier New" w:hAnsi="Courier New" w:cs="Courier New"/>
+        </w:rPr>
+        <w:t>Officer</w:t>
+      </w:r>
+      <w:r>
+        <w:rPr>
+          <w:rFonts w:ascii="Courier New" w:hAnsi="Courier New" w:cs="Courier New"/>
+        </w:rPr>
+        <w:t xml:space="preserve"> smiles.</w:t>
+      </w:r>
+    </w:p>
+    <w:p>
+      <w:pPr>
+        <w:jc w:val="center"/>
+        <w:rPr>
+          <w:rFonts w:ascii="Courier New" w:hAnsi="Courier New" w:cs="Courier New"/>
+        </w:rPr>
+      </w:pPr>
+      <w:r>
+        <w:rPr>
+          <w:rFonts w:ascii="Courier New" w:hAnsi="Courier New" w:cs="Courier New"/>
+        </w:rPr>
+        <w:t>RAMA</w:t>
+      </w:r>
+      <w:r>
+        <w:rPr>
+          <w:rFonts w:ascii="Courier New" w:hAnsi="Courier New" w:cs="Courier New"/>
+        </w:rPr>
+        <w:br/>
+        <w:t>I feel like I have</w:t>
+      </w:r>
+      <w:r>
+        <w:rPr>
+          <w:rFonts w:ascii="Courier New" w:hAnsi="Courier New" w:cs="Courier New"/>
+        </w:rPr>
+        <w:br/>
+        <w:t>cleaned the society</w:t>
+      </w:r>
+    </w:p>
+    <w:p>
+      <w:pPr>
+        <w:jc w:val="center"/>
+        <w:rPr>
+          <w:rFonts w:ascii="Courier New" w:hAnsi="Courier New" w:cs="Courier New"/>
+        </w:rPr>
+      </w:pPr>
+      <w:r>
+        <w:rPr>
+          <w:rFonts w:ascii="Courier New" w:hAnsi="Courier New" w:cs="Courier New"/>
+        </w:rPr>
+        <w:t>OFFICER</w:t>
+      </w:r>
+      <w:r>
+        <w:rPr>
+          <w:rFonts w:ascii="Courier New" w:hAnsi="Courier New" w:cs="Courier New"/>
+        </w:rPr>
+        <w:br/>
+        <w:t>You have</w:t>
+      </w:r>
+      <w:r>
+        <w:rPr>
+          <w:rFonts w:ascii="Courier New" w:hAnsi="Courier New" w:cs="Courier New"/>
+        </w:rPr>
+        <w:t>!</w:t>
+      </w:r>
+      <w:r>
+        <w:rPr>
+          <w:rFonts w:ascii="Courier New" w:hAnsi="Courier New" w:cs="Courier New"/>
+        </w:rPr>
+        <w:t xml:space="preserve"> </w:t>
+      </w:r>
+      <w:r>
+        <w:rPr>
+          <w:rFonts w:ascii="Courier New" w:hAnsi="Courier New" w:cs="Courier New"/>
+        </w:rPr>
+        <w:br/>
+        <w:t>You killed Palani first</w:t>
+      </w:r>
+      <w:r>
+        <w:rPr>
+          <w:rFonts w:ascii="Courier New" w:hAnsi="Courier New" w:cs="Courier New"/>
+        </w:rPr>
+        <w:br/>
+        <w:t>and stopped his business</w:t>
+      </w:r>
+      <w:r>
+        <w:rPr>
+          <w:rFonts w:ascii="Courier New" w:hAnsi="Courier New" w:cs="Courier New"/>
+        </w:rPr>
+        <w:br/>
+        <w:t>Now Periyavaran and Ravana</w:t>
+      </w:r>
+      <w:r>
+        <w:rPr>
+          <w:rFonts w:ascii="Courier New" w:hAnsi="Courier New" w:cs="Courier New"/>
+        </w:rPr>
+        <w:br/>
+        <w:t>You have saved the life of many</w:t>
+      </w:r>
+      <w:r>
+        <w:rPr>
+          <w:rFonts w:ascii="Courier New" w:hAnsi="Courier New" w:cs="Courier New"/>
+        </w:rPr>
+        <w:br/>
+        <w:t>from getting into drugs</w:t>
+      </w:r>
+      <w:r>
+        <w:rPr>
+          <w:rFonts w:ascii="Courier New" w:hAnsi="Courier New" w:cs="Courier New"/>
+        </w:rPr>
+        <w:br/>
+        <w:t>Where is the stolen mall?</w:t>
+      </w:r>
+    </w:p>
+    <w:p>
+      <w:pPr>
+        <w:jc w:val="center"/>
+        <w:rPr>
+          <w:rFonts w:ascii="Courier New" w:hAnsi="Courier New" w:cs="Courier New"/>
+        </w:rPr>
+      </w:pPr>
+      <w:r>
+        <w:rPr>
+          <w:rFonts w:ascii="Courier New" w:hAnsi="Courier New" w:cs="Courier New"/>
+        </w:rPr>
+        <w:t>RAMA</w:t>
+      </w:r>
+      <w:r>
+        <w:rPr>
+          <w:rFonts w:ascii="Courier New" w:hAnsi="Courier New" w:cs="Courier New"/>
+        </w:rPr>
+        <w:br/>
+        <w:t>Do not worry</w:t>
+      </w:r>
+      <w:r>
+        <w:rPr>
+          <w:rFonts w:ascii="Courier New" w:hAnsi="Courier New" w:cs="Courier New"/>
+        </w:rPr>
+        <w:br/>
+        <w:t>No one will find it</w:t>
+      </w:r>
+      <w:r>
+        <w:rPr>
+          <w:rFonts w:ascii="Courier New" w:hAnsi="Courier New" w:cs="Courier New"/>
+        </w:rPr>
+        <w:br/>
+      </w:r>
+      <w:r>
+        <w:rPr>
+          <w:rFonts w:ascii="Courier New" w:hAnsi="Courier New" w:cs="Courier New"/>
+        </w:rPr>
+        <w:t xml:space="preserve">It is </w:t>
+      </w:r>
+      <w:r>
+        <w:rPr>
+          <w:rFonts w:ascii="Courier New" w:hAnsi="Courier New" w:cs="Courier New"/>
+        </w:rPr>
+        <w:t xml:space="preserve">buried </w:t>
+      </w:r>
+      <w:r>
+        <w:rPr>
+          <w:rFonts w:ascii="Courier New" w:hAnsi="Courier New" w:cs="Courier New"/>
+        </w:rPr>
+        <w:t xml:space="preserve">in </w:t>
+      </w:r>
+      <w:r>
+        <w:rPr>
+          <w:rFonts w:ascii="Courier New" w:hAnsi="Courier New" w:cs="Courier New"/>
+        </w:rPr>
+        <w:t>‘Gadhe Bhailu’</w:t>
+      </w:r>
+    </w:p>
+    <w:p>
+      <w:pPr>
+        <w:rPr>
+          <w:rFonts w:ascii="Courier New" w:hAnsi="Courier New" w:cs="Courier New"/>
+        </w:rPr>
+      </w:pPr>
+      <w:r>
+        <w:rPr>
+          <w:rFonts w:ascii="Courier New" w:hAnsi="Courier New" w:cs="Courier New"/>
+        </w:rPr>
+        <w:t>Officer signs in relief</w:t>
+      </w:r>
+      <w:r>
+        <w:rPr>
+          <w:rFonts w:ascii="Courier New" w:hAnsi="Courier New" w:cs="Courier New"/>
+        </w:rPr>
+        <w:t xml:space="preserve"> and smiles</w:t>
+      </w:r>
+      <w:r>
+        <w:rPr>
+          <w:rFonts w:ascii="Courier New" w:hAnsi="Courier New" w:cs="Courier New"/>
+        </w:rPr>
+        <w:t>.</w:t>
+      </w:r>
+    </w:p>
+    <w:p>
+      <w:pPr>
+        <w:jc w:val="center"/>
+        <w:rPr>
+          <w:rFonts w:ascii="Courier New" w:hAnsi="Courier New" w:cs="Courier New"/>
+        </w:rPr>
+      </w:pPr>
+      <w:r>
+        <w:rPr>
+          <w:rFonts w:ascii="Courier New" w:hAnsi="Courier New" w:cs="Courier New"/>
+        </w:rPr>
+        <w:t>RAMA</w:t>
+      </w:r>
+      <w:r>
+        <w:rPr>
+          <w:rFonts w:ascii="Courier New" w:hAnsi="Courier New" w:cs="Courier New"/>
+        </w:rPr>
+        <w:br/>
+        <w:t>I have lost everyone I knew</w:t>
+      </w:r>
+      <w:r>
+        <w:rPr>
+          <w:rFonts w:ascii="Courier New" w:hAnsi="Courier New" w:cs="Courier New"/>
+        </w:rPr>
+        <w:br/>
+        <w:t>Shanthamma, Ali, Rachel everyone</w:t>
+      </w:r>
+      <w:r>
+        <w:rPr>
+          <w:rFonts w:ascii="Courier New" w:hAnsi="Courier New" w:cs="Courier New"/>
+        </w:rPr>
+        <w:br/>
+        <w:t>You are the only family I have now</w:t>
+      </w:r>
+      <w:r>
+        <w:rPr>
+          <w:rFonts w:ascii="Courier New" w:hAnsi="Courier New" w:cs="Courier New"/>
+        </w:rPr>
+        <w:br/>
+        <w:t>After Rachel’s death</w:t>
+      </w:r>
+      <w:r>
+        <w:rPr>
+          <w:rFonts w:ascii="Courier New" w:hAnsi="Courier New" w:cs="Courier New"/>
+        </w:rPr>
+        <w:br/>
+        <w:t>I have not slept in</w:t>
+      </w:r>
+      <w:r>
+        <w:rPr>
+          <w:rFonts w:ascii="Courier New" w:hAnsi="Courier New" w:cs="Courier New"/>
+        </w:rPr>
+        <w:t xml:space="preserve"> </w:t>
+      </w:r>
+      <w:r>
+        <w:rPr>
+          <w:rFonts w:ascii="Courier New" w:hAnsi="Courier New" w:cs="Courier New"/>
+        </w:rPr>
+        <w:t>a month</w:t>
+      </w:r>
+      <w:r>
+        <w:rPr>
+          <w:rFonts w:ascii="Courier New" w:hAnsi="Courier New" w:cs="Courier New"/>
+        </w:rPr>
+        <w:br/>
+        <w:t>I am feeling sleepy now!</w:t>
+      </w:r>
+    </w:p>
+    <w:p>
+      <w:pPr>
+        <w:jc w:val="center"/>
+        <w:rPr>
+          <w:rFonts w:ascii="Courier New" w:hAnsi="Courier New" w:cs="Courier New"/>
+        </w:rPr>
+      </w:pPr>
+      <w:r>
+        <w:rPr>
+          <w:rFonts w:ascii="Courier New" w:hAnsi="Courier New" w:cs="Courier New"/>
+        </w:rPr>
+        <w:lastRenderedPageBreak/>
+        <w:t>OFFICER</w:t>
+      </w:r>
+      <w:r>
+        <w:rPr>
+          <w:rFonts w:ascii="Courier New" w:hAnsi="Courier New" w:cs="Courier New"/>
+        </w:rPr>
+        <w:br/>
+        <w:t>Then sleep permanently</w:t>
+      </w:r>
+    </w:p>
+    <w:p>
+      <w:pPr>
+        <w:rPr>
+          <w:rFonts w:ascii="Courier New" w:hAnsi="Courier New" w:cs="Courier New"/>
+        </w:rPr>
+      </w:pPr>
+      <w:r>
+        <w:rPr>
+          <w:rFonts w:ascii="Courier New" w:hAnsi="Courier New" w:cs="Courier New"/>
+        </w:rPr>
+        <w:t>Rama turns.</w:t>
+      </w:r>
+    </w:p>
+    <w:p>
+      <w:pPr>
+        <w:jc w:val="center"/>
+        <w:rPr>
+          <w:rFonts w:ascii="Courier New" w:hAnsi="Courier New" w:cs="Courier New"/>
+        </w:rPr>
+      </w:pPr>
+      <w:r>
+        <w:rPr>
+          <w:rFonts w:ascii="Courier New" w:hAnsi="Courier New" w:cs="Courier New"/>
+        </w:rPr>
+        <w:t>RAMA</w:t>
+      </w:r>
+      <w:r>
+        <w:rPr>
+          <w:rFonts w:ascii="Courier New" w:hAnsi="Courier New" w:cs="Courier New"/>
+        </w:rPr>
+        <w:br/>
+        <w:t>Huh?</w:t>
+      </w:r>
+    </w:p>
+    <w:p>
+      <w:pPr>
+        <w:rPr>
+          <w:rFonts w:ascii="Courier New" w:hAnsi="Courier New" w:cs="Courier New"/>
+        </w:rPr>
+      </w:pPr>
+      <w:r>
+        <w:rPr>
+          <w:rFonts w:ascii="Courier New" w:hAnsi="Courier New" w:cs="Courier New"/>
+        </w:rPr>
+        <w:t>The officer shoots him with Rama’s pistol. The bullet hits him on the abdomen.</w:t>
+      </w:r>
+    </w:p>
+    <w:p>
+      <w:pPr>
+        <w:jc w:val="center"/>
+        <w:rPr>
+          <w:rFonts w:ascii="Courier New" w:hAnsi="Courier New" w:cs="Courier New"/>
+        </w:rPr>
+      </w:pPr>
+      <w:r>
+        <w:rPr>
+          <w:rFonts w:ascii="Courier New" w:hAnsi="Courier New" w:cs="Courier New"/>
+        </w:rPr>
+        <w:t>OFFICER</w:t>
+      </w:r>
+      <w:r>
+        <w:rPr>
+          <w:rFonts w:ascii="Courier New" w:hAnsi="Courier New" w:cs="Courier New"/>
+        </w:rPr>
+        <w:br/>
+        <w:t>I asked you to get out of here</w:t>
+      </w:r>
+      <w:r>
+        <w:rPr>
+          <w:rFonts w:ascii="Courier New" w:hAnsi="Courier New" w:cs="Courier New"/>
+        </w:rPr>
+        <w:br/>
+        <w:t>You killed Palani</w:t>
+      </w:r>
+      <w:r>
+        <w:rPr>
+          <w:rFonts w:ascii="Courier New" w:hAnsi="Courier New" w:cs="Courier New"/>
+        </w:rPr>
+        <w:br/>
+        <w:t>You killed Periyavaran</w:t>
+      </w:r>
+      <w:r>
+        <w:rPr>
+          <w:rFonts w:ascii="Courier New" w:hAnsi="Courier New" w:cs="Courier New"/>
+        </w:rPr>
+        <w:br/>
+        <w:t>Do you know because of you</w:t>
+      </w:r>
+      <w:r>
+        <w:rPr>
+          <w:rFonts w:ascii="Courier New" w:hAnsi="Courier New" w:cs="Courier New"/>
+        </w:rPr>
+        <w:br/>
+        <w:t>how much loss was there in the business</w:t>
+      </w:r>
+      <w:r>
+        <w:rPr>
+          <w:rFonts w:ascii="Courier New" w:hAnsi="Courier New" w:cs="Courier New"/>
+        </w:rPr>
+        <w:br/>
+        <w:t>I watch over the police, right?</w:t>
+      </w:r>
+      <w:r>
+        <w:rPr>
+          <w:rFonts w:ascii="Courier New" w:hAnsi="Courier New" w:cs="Courier New"/>
+        </w:rPr>
+        <w:br/>
+        <w:t>So even my share was gone!</w:t>
+      </w:r>
+      <w:r>
+        <w:rPr>
+          <w:rFonts w:ascii="Courier New" w:hAnsi="Courier New" w:cs="Courier New"/>
+        </w:rPr>
+        <w:br/>
+        <w:t>No business, no share!</w:t>
+      </w:r>
+      <w:r>
+        <w:rPr>
+          <w:rFonts w:ascii="Courier New" w:hAnsi="Courier New" w:cs="Courier New"/>
+        </w:rPr>
+        <w:br/>
+        <w:t>Because of your I have lost</w:t>
+      </w:r>
+      <w:r>
+        <w:rPr>
+          <w:rFonts w:ascii="Courier New" w:hAnsi="Courier New" w:cs="Courier New"/>
+        </w:rPr>
+        <w:br/>
+        <w:t>almost 2 crores</w:t>
+      </w:r>
+    </w:p>
+    <w:p>
+      <w:pPr>
+        <w:rPr>
+          <w:rFonts w:ascii="Courier New" w:hAnsi="Courier New" w:cs="Courier New"/>
+        </w:rPr>
+      </w:pPr>
+      <w:r>
+        <w:rPr>
+          <w:rFonts w:ascii="Courier New" w:hAnsi="Courier New" w:cs="Courier New"/>
+        </w:rPr>
+        <w:t>Rama tears up.</w:t>
+      </w:r>
+    </w:p>
+    <w:p>
+      <w:pPr>
+        <w:jc w:val="center"/>
+        <w:rPr>
+          <w:rFonts w:ascii="Courier New" w:hAnsi="Courier New" w:cs="Courier New"/>
+        </w:rPr>
+      </w:pPr>
+      <w:r>
+        <w:rPr>
+          <w:rFonts w:ascii="Courier New" w:hAnsi="Courier New" w:cs="Courier New"/>
+        </w:rPr>
+        <w:t>OFFICER</w:t>
+      </w:r>
+      <w:r>
+        <w:rPr>
+          <w:rFonts w:ascii="Courier New" w:hAnsi="Courier New" w:cs="Courier New"/>
+        </w:rPr>
+        <w:br/>
+        <w:t>You remember I told you a story</w:t>
+      </w:r>
+      <w:r>
+        <w:rPr>
+          <w:rFonts w:ascii="Courier New" w:hAnsi="Courier New" w:cs="Courier New"/>
+        </w:rPr>
+        <w:br/>
+        <w:t>I forgot to tell some points</w:t>
+      </w:r>
+      <w:r>
+        <w:rPr>
+          <w:rFonts w:ascii="Courier New" w:hAnsi="Courier New" w:cs="Courier New"/>
+        </w:rPr>
+        <w:br/>
+        <w:t>It is true that I had a friend named Ganesh</w:t>
+      </w:r>
+      <w:r>
+        <w:rPr>
+          <w:rFonts w:ascii="Courier New" w:hAnsi="Courier New" w:cs="Courier New"/>
+        </w:rPr>
+        <w:br/>
+        <w:t>It is true that his wife Shanthamma came here</w:t>
+      </w:r>
+      <w:r>
+        <w:rPr>
+          <w:rFonts w:ascii="Courier New" w:hAnsi="Courier New" w:cs="Courier New"/>
+        </w:rPr>
+        <w:br/>
+        <w:t>But she did not come alone!</w:t>
+      </w:r>
+      <w:r>
+        <w:rPr>
+          <w:rFonts w:ascii="Courier New" w:hAnsi="Courier New" w:cs="Courier New"/>
+        </w:rPr>
+        <w:br/>
+        <w:t xml:space="preserve">She came here with her son </w:t>
+      </w:r>
+      <w:r>
+        <w:rPr>
+          <w:rFonts w:ascii="Courier New" w:hAnsi="Courier New" w:cs="Courier New"/>
+        </w:rPr>
+        <w:br/>
+        <w:t>His name is</w:t>
+      </w:r>
+    </w:p>
+    <w:p>
+      <w:pPr>
+        <w:rPr>
+          <w:rFonts w:ascii="Courier New" w:hAnsi="Courier New" w:cs="Courier New"/>
+        </w:rPr>
+      </w:pPr>
+      <w:r>
+        <w:rPr>
+          <w:rFonts w:ascii="Courier New" w:hAnsi="Courier New" w:cs="Courier New"/>
+        </w:rPr>
+        <w:t>The officer points at Ravana.</w:t>
+      </w:r>
+    </w:p>
+    <w:p>
+      <w:pPr>
+        <w:jc w:val="center"/>
+        <w:rPr>
+          <w:rFonts w:ascii="Courier New" w:hAnsi="Courier New" w:cs="Courier New"/>
+        </w:rPr>
+      </w:pPr>
+      <w:r>
+        <w:rPr>
+          <w:rFonts w:ascii="Courier New" w:hAnsi="Courier New" w:cs="Courier New"/>
+        </w:rPr>
+        <w:t>OFFICER</w:t>
+      </w:r>
+      <w:r>
+        <w:rPr>
+          <w:rFonts w:ascii="Courier New" w:hAnsi="Courier New" w:cs="Courier New"/>
+        </w:rPr>
+        <w:br/>
+        <w:t>Gani Rao</w:t>
+      </w:r>
+      <w:r>
+        <w:rPr>
+          <w:rFonts w:ascii="Courier New" w:hAnsi="Courier New" w:cs="Courier New"/>
+        </w:rPr>
+        <w:br/>
+        <w:t>But, then who is the bastard</w:t>
+      </w:r>
+      <w:r>
+        <w:rPr>
+          <w:rFonts w:ascii="Courier New" w:hAnsi="Courier New" w:cs="Courier New"/>
+        </w:rPr>
+        <w:br/>
+        <w:t>of Periyavaran?</w:t>
+      </w:r>
+    </w:p>
+    <w:p>
+      <w:pPr>
+        <w:rPr>
+          <w:rFonts w:ascii="Courier New" w:hAnsi="Courier New" w:cs="Courier New"/>
+        </w:rPr>
+      </w:pPr>
+      <w:r>
+        <w:rPr>
+          <w:rFonts w:ascii="Courier New" w:hAnsi="Courier New" w:cs="Courier New"/>
+        </w:rPr>
+        <w:t>Rama tears up and is breathing heavily.</w:t>
+      </w:r>
+    </w:p>
+    <w:p>
+      <w:pPr>
+        <w:jc w:val="center"/>
+        <w:rPr>
+          <w:rFonts w:ascii="Courier New" w:hAnsi="Courier New" w:cs="Courier New"/>
+        </w:rPr>
+      </w:pPr>
+      <w:r>
+        <w:rPr>
+          <w:rFonts w:ascii="Courier New" w:hAnsi="Courier New" w:cs="Courier New"/>
+        </w:rPr>
+        <w:t>OFFICER</w:t>
+      </w:r>
+      <w:r>
+        <w:rPr>
+          <w:rFonts w:ascii="Courier New" w:hAnsi="Courier New" w:cs="Courier New"/>
+        </w:rPr>
+        <w:br/>
+        <w:t>Nameless</w:t>
+      </w:r>
+      <w:r>
+        <w:rPr>
+          <w:rFonts w:ascii="Courier New" w:hAnsi="Courier New" w:cs="Courier New"/>
+        </w:rPr>
+        <w:br/>
+        <w:t>He was then adopted by</w:t>
+      </w:r>
+      <w:r>
+        <w:rPr>
+          <w:rFonts w:ascii="Courier New" w:hAnsi="Courier New" w:cs="Courier New"/>
+        </w:rPr>
+        <w:br/>
+        <w:t>a couple who was in construction</w:t>
+      </w:r>
+      <w:r>
+        <w:rPr>
+          <w:rFonts w:ascii="Courier New" w:hAnsi="Courier New" w:cs="Courier New"/>
+        </w:rPr>
+        <w:br/>
+        <w:t>Do you know what they named him?</w:t>
+      </w:r>
+      <w:r>
+        <w:rPr>
+          <w:rFonts w:ascii="Courier New" w:hAnsi="Courier New" w:cs="Courier New"/>
+        </w:rPr>
+        <w:br/>
+        <w:t>Rama</w:t>
+      </w:r>
+      <w:r>
+        <w:rPr>
+          <w:rFonts w:ascii="Courier New" w:hAnsi="Courier New" w:cs="Courier New"/>
+        </w:rPr>
+        <w:t>chandra</w:t>
+      </w:r>
+      <w:r>
+        <w:rPr>
+          <w:rFonts w:ascii="Courier New" w:hAnsi="Courier New" w:cs="Courier New"/>
+        </w:rPr>
+        <w:t>!</w:t>
+      </w:r>
+    </w:p>
+    <w:p>
+      <w:pPr>
+        <w:rPr>
+          <w:rFonts w:ascii="Courier New" w:hAnsi="Courier New" w:cs="Courier New"/>
+        </w:rPr>
+      </w:pPr>
+      <w:r>
+        <w:rPr>
+          <w:rFonts w:ascii="Courier New" w:hAnsi="Courier New" w:cs="Courier New"/>
+        </w:rPr>
+        <w:t>Officer laughs.</w:t>
+      </w:r>
+    </w:p>
+    <w:p>
+      <w:pPr>
+        <w:jc w:val="center"/>
+        <w:rPr>
+          <w:rFonts w:ascii="Courier New" w:hAnsi="Courier New" w:cs="Courier New"/>
+        </w:rPr>
+      </w:pPr>
+    </w:p>
+    <w:p>
+      <w:pPr>
+        <w:jc w:val="center"/>
+        <w:rPr>
+          <w:rFonts w:ascii="Courier New" w:hAnsi="Courier New" w:cs="Courier New"/>
+        </w:rPr>
+      </w:pPr>
+    </w:p>
+    <w:p>
+      <w:pPr>
+        <w:jc w:val="center"/>
+        <w:rPr>
+          <w:rFonts w:ascii="Courier New" w:hAnsi="Courier New" w:cs="Courier New"/>
+        </w:rPr>
+      </w:pPr>
+      <w:r>
+        <w:rPr>
+          <w:rFonts w:ascii="Courier New" w:hAnsi="Courier New" w:cs="Courier New"/>
+        </w:rPr>
+        <w:t>OFFICER</w:t>
+      </w:r>
+      <w:r>
+        <w:rPr>
+          <w:rFonts w:ascii="Courier New" w:hAnsi="Courier New" w:cs="Courier New"/>
+        </w:rPr>
+        <w:br/>
+        <w:t>I mean you</w:t>
+      </w:r>
+      <w:r>
+        <w:rPr>
+          <w:rFonts w:ascii="Courier New" w:hAnsi="Courier New" w:cs="Courier New"/>
+        </w:rPr>
+        <w:t xml:space="preserve"> </w:t>
+      </w:r>
+      <w:r>
+        <w:rPr>
+          <w:rFonts w:ascii="Courier New" w:hAnsi="Courier New" w:cs="Courier New"/>
+        </w:rPr>
+        <w:t>just like ‘marali tavarige’</w:t>
+      </w:r>
+      <w:r>
+        <w:rPr>
+          <w:rFonts w:ascii="Courier New" w:hAnsi="Courier New" w:cs="Courier New"/>
+        </w:rPr>
+        <w:br/>
+        <w:t>You came back to</w:t>
+      </w:r>
+      <w:r>
+        <w:rPr>
+          <w:rFonts w:ascii="Courier New" w:hAnsi="Courier New" w:cs="Courier New"/>
+        </w:rPr>
+        <w:t xml:space="preserve"> the orphanage</w:t>
+      </w:r>
+      <w:r>
+        <w:rPr>
+          <w:rFonts w:ascii="Courier New" w:hAnsi="Courier New" w:cs="Courier New"/>
+        </w:rPr>
+        <w:br/>
+        <w:t>from</w:t>
+      </w:r>
+      <w:r>
+        <w:rPr>
+          <w:rFonts w:ascii="Courier New" w:hAnsi="Courier New" w:cs="Courier New"/>
+        </w:rPr>
+        <w:t xml:space="preserve"> where you went from</w:t>
+      </w:r>
+      <w:r>
+        <w:rPr>
+          <w:rFonts w:ascii="Courier New" w:hAnsi="Courier New" w:cs="Courier New"/>
+        </w:rPr>
+        <w:br/>
+      </w:r>
+      <w:r>
+        <w:rPr>
+          <w:rFonts w:ascii="Courier New" w:hAnsi="Courier New" w:cs="Courier New"/>
+        </w:rPr>
+        <w:t>So, he killed his mother</w:t>
+      </w:r>
+      <w:r>
+        <w:rPr>
+          <w:rFonts w:ascii="Courier New" w:hAnsi="Courier New" w:cs="Courier New"/>
+        </w:rPr>
+        <w:br/>
+        <w:t>and you killed your father</w:t>
+      </w:r>
+      <w:r>
+        <w:rPr>
+          <w:rFonts w:ascii="Courier New" w:hAnsi="Courier New" w:cs="Courier New"/>
+        </w:rPr>
+        <w:t xml:space="preserve"> </w:t>
+      </w:r>
+      <w:r>
+        <w:rPr>
+          <w:rFonts w:ascii="Courier New" w:hAnsi="Courier New" w:cs="Courier New"/>
+        </w:rPr>
+        <w:t>and your brother</w:t>
+      </w:r>
+      <w:r>
+        <w:rPr>
+          <w:rFonts w:ascii="Courier New" w:hAnsi="Courier New" w:cs="Courier New"/>
+        </w:rPr>
+        <w:br/>
+      </w:r>
+      <w:r>
+        <w:rPr>
+          <w:rFonts w:ascii="Courier New" w:hAnsi="Courier New" w:cs="Courier New"/>
+        </w:rPr>
+        <w:t>Ch! Ch! You are worst then him son</w:t>
+      </w:r>
+    </w:p>
+    <w:p>
+      <w:pPr>
+        <w:rPr>
+          <w:rFonts w:ascii="Courier New" w:hAnsi="Courier New" w:cs="Courier New"/>
+        </w:rPr>
+      </w:pPr>
+      <w:r>
+        <w:rPr>
+          <w:rFonts w:ascii="Courier New" w:hAnsi="Courier New" w:cs="Courier New"/>
+        </w:rPr>
+        <w:t>Rama cries.</w:t>
+      </w:r>
+    </w:p>
+    <w:p>
+      <w:pPr>
+        <w:jc w:val="center"/>
+        <w:rPr>
+          <w:rFonts w:ascii="Courier New" w:hAnsi="Courier New" w:cs="Courier New"/>
+        </w:rPr>
+      </w:pPr>
+      <w:r>
+        <w:rPr>
+          <w:rFonts w:ascii="Courier New" w:hAnsi="Courier New" w:cs="Courier New"/>
+        </w:rPr>
+        <w:t>OFFICER</w:t>
+      </w:r>
+      <w:r>
+        <w:rPr>
+          <w:rFonts w:ascii="Courier New" w:hAnsi="Courier New" w:cs="Courier New"/>
+        </w:rPr>
+        <w:br/>
+        <w:t>A new thing flashed to me!</w:t>
+      </w:r>
+      <w:r>
+        <w:rPr>
+          <w:rFonts w:ascii="Courier New" w:hAnsi="Courier New" w:cs="Courier New"/>
+        </w:rPr>
+        <w:br/>
+        <w:t>You are the son of Periyavaran</w:t>
+      </w:r>
+      <w:r>
+        <w:rPr>
+          <w:rFonts w:ascii="Courier New" w:hAnsi="Courier New" w:cs="Courier New"/>
+        </w:rPr>
+        <w:br/>
+        <w:t>Rachel was the daughter of Palani</w:t>
+      </w:r>
+      <w:r>
+        <w:rPr>
+          <w:rFonts w:ascii="Courier New" w:hAnsi="Courier New" w:cs="Courier New"/>
+        </w:rPr>
+        <w:br/>
+        <w:t>and Periyavaran’s sister</w:t>
+      </w:r>
+      <w:r>
+        <w:rPr>
+          <w:rFonts w:ascii="Courier New" w:hAnsi="Courier New" w:cs="Courier New"/>
+        </w:rPr>
+        <w:br/>
+      </w:r>
+      <w:r>
+        <w:rPr>
+          <w:rFonts w:ascii="Courier New" w:hAnsi="Courier New" w:cs="Courier New"/>
+        </w:rPr>
+        <w:t>Destiny made you to get along</w:t>
+      </w:r>
+      <w:r>
+        <w:rPr>
+          <w:rFonts w:ascii="Courier New" w:hAnsi="Courier New" w:cs="Courier New"/>
+        </w:rPr>
+        <w:br/>
+        <w:t>with your aunt’s daughter!</w:t>
+      </w:r>
+      <w:r>
+        <w:rPr>
+          <w:rFonts w:ascii="Courier New" w:hAnsi="Courier New" w:cs="Courier New"/>
+        </w:rPr>
+        <w:br/>
+      </w:r>
+      <w:r>
+        <w:rPr>
+          <w:rFonts w:ascii="Courier New" w:hAnsi="Courier New" w:cs="Courier New"/>
+        </w:rPr>
+        <w:t>But the same destiny separated you apart!</w:t>
+      </w:r>
+    </w:p>
+    <w:p>
+      <w:pPr>
+        <w:rPr>
+          <w:rFonts w:ascii="Courier New" w:hAnsi="Courier New" w:cs="Courier New"/>
+        </w:rPr>
+      </w:pPr>
+      <w:r>
+        <w:rPr>
+          <w:rFonts w:ascii="Courier New" w:hAnsi="Courier New" w:cs="Courier New"/>
+        </w:rPr>
+        <w:t>Rama gets angry.</w:t>
+      </w:r>
+    </w:p>
+    <w:p>
+      <w:pPr>
+        <w:jc w:val="center"/>
+        <w:rPr>
+          <w:rFonts w:ascii="Courier New" w:hAnsi="Courier New" w:cs="Courier New"/>
+        </w:rPr>
+      </w:pPr>
+      <w:r>
+        <w:rPr>
+          <w:rFonts w:ascii="Courier New" w:hAnsi="Courier New" w:cs="Courier New"/>
+        </w:rPr>
+        <w:t>OFFICER</w:t>
+      </w:r>
+      <w:r>
+        <w:rPr>
+          <w:rFonts w:ascii="Courier New" w:hAnsi="Courier New" w:cs="Courier New"/>
+        </w:rPr>
+        <w:br/>
+      </w:r>
+      <w:r>
+        <w:rPr>
+          <w:rFonts w:ascii="Courier New" w:hAnsi="Courier New" w:cs="Courier New"/>
+        </w:rPr>
+        <w:t>Anyways, t</w:t>
+      </w:r>
+      <w:r>
+        <w:rPr>
+          <w:rFonts w:ascii="Courier New" w:hAnsi="Courier New" w:cs="Courier New"/>
+        </w:rPr>
+        <w:t>hank</w:t>
+      </w:r>
+      <w:r>
+        <w:rPr>
+          <w:rFonts w:ascii="Courier New" w:hAnsi="Courier New" w:cs="Courier New"/>
+        </w:rPr>
+        <w:t xml:space="preserve">s </w:t>
+      </w:r>
+      <w:r>
+        <w:rPr>
+          <w:rFonts w:ascii="Courier New" w:hAnsi="Courier New" w:cs="Courier New"/>
+        </w:rPr>
+        <w:t>for telling me</w:t>
+      </w:r>
+      <w:r>
+        <w:rPr>
+          <w:rFonts w:ascii="Courier New" w:hAnsi="Courier New" w:cs="Courier New"/>
+        </w:rPr>
+        <w:t xml:space="preserve"> </w:t>
+      </w:r>
+      <w:r>
+        <w:rPr>
+          <w:rFonts w:ascii="Courier New" w:hAnsi="Courier New" w:cs="Courier New"/>
+        </w:rPr>
+        <w:t>where the mall is</w:t>
+      </w:r>
+      <w:r>
+        <w:rPr>
+          <w:rFonts w:ascii="Courier New" w:hAnsi="Courier New" w:cs="Courier New"/>
+        </w:rPr>
+        <w:br/>
+        <w:t>MLA sir will be happy</w:t>
+      </w:r>
+      <w:r>
+        <w:rPr>
+          <w:rFonts w:ascii="Courier New" w:hAnsi="Courier New" w:cs="Courier New"/>
+        </w:rPr>
+        <w:br/>
+        <w:t>He can easily find another</w:t>
+      </w:r>
+      <w:r>
+        <w:rPr>
+          <w:rFonts w:ascii="Courier New" w:hAnsi="Courier New" w:cs="Courier New"/>
+        </w:rPr>
+        <w:br/>
+        <w:t>Periyavaran to run the business</w:t>
+      </w:r>
+      <w:r>
+        <w:rPr>
+          <w:rFonts w:ascii="Courier New" w:hAnsi="Courier New" w:cs="Courier New"/>
+        </w:rPr>
+        <w:br/>
+        <w:t>May be me!</w:t>
+      </w:r>
+      <w:r>
+        <w:rPr>
+          <w:rFonts w:ascii="Courier New" w:hAnsi="Courier New" w:cs="Courier New"/>
+        </w:rPr>
+        <w:br/>
+        <w:t>Also he had a bounty on your head</w:t>
+      </w:r>
+      <w:r>
+        <w:rPr>
+          <w:rFonts w:ascii="Courier New" w:hAnsi="Courier New" w:cs="Courier New"/>
+        </w:rPr>
+        <w:br/>
+        <w:t>1 Lakhs!</w:t>
+      </w:r>
+    </w:p>
+    <w:p>
+      <w:pPr>
+        <w:rPr>
+          <w:rFonts w:ascii="Courier New" w:hAnsi="Courier New" w:cs="Courier New"/>
+        </w:rPr>
+      </w:pPr>
+      <w:r>
+        <w:rPr>
+          <w:rFonts w:ascii="Courier New" w:hAnsi="Courier New" w:cs="Courier New"/>
+        </w:rPr>
+        <w:t>Officer points the gun at Rama.</w:t>
+      </w:r>
+    </w:p>
+    <w:p>
+      <w:pPr>
+        <w:jc w:val="center"/>
+        <w:rPr>
+          <w:rFonts w:ascii="Courier New" w:hAnsi="Courier New" w:cs="Courier New"/>
+        </w:rPr>
+      </w:pPr>
+      <w:r>
+        <w:rPr>
+          <w:rFonts w:ascii="Courier New" w:hAnsi="Courier New" w:cs="Courier New"/>
+        </w:rPr>
+        <w:t>OFFICER</w:t>
+      </w:r>
+      <w:r>
+        <w:rPr>
+          <w:rFonts w:ascii="Courier New" w:hAnsi="Courier New" w:cs="Courier New"/>
+        </w:rPr>
+        <w:br/>
+      </w:r>
+      <w:r>
+        <w:rPr>
+          <w:rFonts w:ascii="Courier New" w:hAnsi="Courier New" w:cs="Courier New"/>
+        </w:rPr>
+        <w:t>Anyways, sorry for keeping you waiting!</w:t>
+      </w:r>
+      <w:r>
+        <w:rPr>
+          <w:rFonts w:ascii="Courier New" w:hAnsi="Courier New" w:cs="Courier New"/>
+        </w:rPr>
+        <w:br/>
+        <w:t>it must be paining, right?</w:t>
+      </w:r>
+      <w:r>
+        <w:rPr>
+          <w:rFonts w:ascii="Courier New" w:hAnsi="Courier New" w:cs="Courier New"/>
+        </w:rPr>
+        <w:br/>
+      </w:r>
+      <w:r>
+        <w:rPr>
+          <w:rFonts w:ascii="Courier New" w:hAnsi="Courier New" w:cs="Courier New"/>
+        </w:rPr>
+        <w:t>You should have just gone out of here</w:t>
+      </w:r>
+    </w:p>
+    <w:p>
+      <w:pPr>
+        <w:rPr>
+          <w:rFonts w:ascii="Courier New" w:hAnsi="Courier New" w:cs="Courier New"/>
+        </w:rPr>
+      </w:pPr>
+      <w:r>
+        <w:rPr>
+          <w:rFonts w:ascii="Courier New" w:hAnsi="Courier New" w:cs="Courier New"/>
+        </w:rPr>
+        <w:t xml:space="preserve">Officer hits the </w:t>
+      </w:r>
+      <w:r>
+        <w:rPr>
+          <w:rFonts w:ascii="Courier New" w:hAnsi="Courier New" w:cs="Courier New"/>
+        </w:rPr>
+        <w:t>trigger,</w:t>
+      </w:r>
+      <w:r>
+        <w:rPr>
+          <w:rFonts w:ascii="Courier New" w:hAnsi="Courier New" w:cs="Courier New"/>
+        </w:rPr>
+        <w:t xml:space="preserve"> but the pistol is out of bullet.</w:t>
+      </w:r>
+    </w:p>
+    <w:p>
+      <w:pPr>
+        <w:jc w:val="center"/>
+        <w:rPr>
+          <w:rFonts w:ascii="Courier New" w:hAnsi="Courier New" w:cs="Courier New"/>
+        </w:rPr>
+      </w:pPr>
+      <w:r>
+        <w:rPr>
+          <w:rFonts w:ascii="Courier New" w:hAnsi="Courier New" w:cs="Courier New"/>
+        </w:rPr>
+        <w:t>OFFICER</w:t>
+      </w:r>
+      <w:r>
+        <w:rPr>
+          <w:rFonts w:ascii="Courier New" w:hAnsi="Courier New" w:cs="Courier New"/>
+        </w:rPr>
+        <w:br/>
+        <w:t>Oh! No bullets</w:t>
+      </w:r>
+      <w:r>
+        <w:rPr>
+          <w:rFonts w:ascii="Courier New" w:hAnsi="Courier New" w:cs="Courier New"/>
+        </w:rPr>
+        <w:br/>
+        <w:t>You are almost out of blood</w:t>
+      </w:r>
+      <w:r>
+        <w:rPr>
+          <w:rFonts w:ascii="Courier New" w:hAnsi="Courier New" w:cs="Courier New"/>
+        </w:rPr>
+        <w:br/>
+        <w:t>Just wait for a few minutes</w:t>
+      </w:r>
+      <w:r>
+        <w:rPr>
+          <w:rFonts w:ascii="Courier New" w:hAnsi="Courier New" w:cs="Courier New"/>
+        </w:rPr>
+        <w:br/>
+        <w:t>Then you can sleep</w:t>
+      </w:r>
+      <w:r>
+        <w:rPr>
+          <w:rFonts w:ascii="Courier New" w:hAnsi="Courier New" w:cs="Courier New"/>
+        </w:rPr>
+        <w:br/>
+        <w:t>I always wanted your bike</w:t>
+      </w:r>
+      <w:r>
+        <w:rPr>
+          <w:rFonts w:ascii="Courier New" w:hAnsi="Courier New" w:cs="Courier New"/>
+        </w:rPr>
+        <w:br/>
+        <w:t>See you</w:t>
+      </w:r>
+      <w:r>
+        <w:rPr>
+          <w:rFonts w:ascii="Courier New" w:hAnsi="Courier New" w:cs="Courier New"/>
+        </w:rPr>
+        <w:t xml:space="preserve"> son</w:t>
+      </w:r>
+      <w:r>
+        <w:rPr>
+          <w:rFonts w:ascii="Courier New" w:hAnsi="Courier New" w:cs="Courier New"/>
+        </w:rPr>
+        <w:t>!</w:t>
+      </w:r>
+    </w:p>
+    <w:p>
+      <w:pPr>
+        <w:rPr>
+          <w:rFonts w:ascii="Courier New" w:hAnsi="Courier New" w:cs="Courier New"/>
+        </w:rPr>
+      </w:pPr>
+      <w:r>
+        <w:rPr>
+          <w:rFonts w:ascii="Courier New" w:hAnsi="Courier New" w:cs="Courier New"/>
+        </w:rPr>
+        <w:t>The officer gets onto Rama’s bike and takes off.</w:t>
+      </w:r>
+    </w:p>
+    <w:p>
+      <w:pPr>
         <w:rPr>
           <w:rFonts w:ascii="Courier New" w:hAnsi="Courier New" w:cs="Courier New"/>
           <w:b/>
           <w:bCs/>
-          <w:sz w:val="26"/>
-          <w:szCs w:val="26"/>
-          <w:u w:val="single"/>
-        </w:rPr>
-        <w:t>SCEN</w:t>
-      </w:r>
+        </w:rPr>
+      </w:pPr>
+      <w:r>
+        <w:rPr>
+          <w:rFonts w:ascii="Courier New" w:hAnsi="Courier New" w:cs="Courier New"/>
+        </w:rPr>
+        <w:t xml:space="preserve">Rama </w:t>
+      </w:r>
+      <w:r>
+        <w:rPr>
+          <w:rFonts w:ascii="Courier New" w:hAnsi="Courier New" w:cs="Courier New"/>
+        </w:rPr>
+        <w:t xml:space="preserve">kneels, </w:t>
+      </w:r>
+      <w:r>
+        <w:rPr>
+          <w:rFonts w:ascii="Courier New" w:hAnsi="Courier New" w:cs="Courier New"/>
+        </w:rPr>
+        <w:t>falls,</w:t>
+      </w:r>
+      <w:r>
+        <w:rPr>
+          <w:rFonts w:ascii="Courier New" w:hAnsi="Courier New" w:cs="Courier New"/>
+        </w:rPr>
+        <w:t xml:space="preserve"> and takes his last breath.</w:t>
+      </w:r>
+    </w:p>
+    <w:p>
+      <w:pPr>
+        <w:jc w:val="right"/>
+        <w:rPr>
+          <w:rFonts w:ascii="Courier New" w:hAnsi="Courier New" w:cs="Courier New"/>
+        </w:rPr>
+      </w:pPr>
       <w:r>
         <w:rPr>
           <w:rFonts w:ascii="Courier New" w:hAnsi="Courier New" w:cs="Courier New"/>
           <w:b/>
           <w:bCs/>
-          <w:sz w:val="26"/>
-          <w:szCs w:val="26"/>
-          <w:u w:val="single"/>
-        </w:rPr>
-        <w:t>E – 32</w:t>
-      </w:r>
-    </w:p>
-    <w:p>
-      <w:pPr>
-        <w:rPr>
-          <w:rFonts w:ascii="Courier New" w:hAnsi="Courier New" w:cs="Courier New"/>
-        </w:rPr>
-      </w:pPr>
-      <w:r>
-        <w:rPr>
-          <w:rFonts w:ascii="Courier New" w:hAnsi="Courier New" w:cs="Courier New"/>
-        </w:rPr>
-        <w:t>Rama knocks the door of the officer. The sleeping officer wakes up.</w:t>
-      </w:r>
-    </w:p>
-    <w:p>
-      <w:pPr>
-        <w:jc w:val="center"/>
-        <w:rPr>
-          <w:rFonts w:ascii="Courier New" w:hAnsi="Courier New" w:cs="Courier New"/>
-        </w:rPr>
-      </w:pPr>
-      <w:r>
-        <w:rPr>
-          <w:rFonts w:ascii="Courier New" w:hAnsi="Courier New" w:cs="Courier New"/>
-        </w:rPr>
-        <w:t>OFFICER</w:t>
-      </w:r>
-      <w:r>
-        <w:rPr>
-          <w:rFonts w:ascii="Courier New" w:hAnsi="Courier New" w:cs="Courier New"/>
-        </w:rPr>
-        <w:br/>
-        <w:t>What are you doing here?</w:t>
-      </w:r>
-    </w:p>
-    <w:p>
-      <w:pPr>
-        <w:rPr>
-          <w:rFonts w:ascii="Courier New" w:hAnsi="Courier New" w:cs="Courier New"/>
-        </w:rPr>
-      </w:pPr>
-      <w:r>
-        <w:rPr>
-          <w:rFonts w:ascii="Courier New" w:hAnsi="Courier New" w:cs="Courier New"/>
-        </w:rPr>
-        <w:t>Everything is muffled for Judas.</w:t>
-      </w:r>
-    </w:p>
-    <w:p>
-      <w:pPr>
-        <w:ind w:left="720" w:hanging="720"/>
-        <w:rPr>
-          <w:rFonts w:ascii="Courier New" w:hAnsi="Courier New" w:cs="Courier New"/>
-        </w:rPr>
-      </w:pPr>
-      <w:r>
-        <w:rPr>
-          <w:rFonts w:ascii="Courier New" w:hAnsi="Courier New" w:cs="Courier New"/>
-        </w:rPr>
-        <w:t>They are going in Rama’s bike now. Rama is driving.</w:t>
-      </w:r>
-    </w:p>
-    <w:p>
-      <w:pPr>
-        <w:jc w:val="center"/>
-        <w:rPr>
-          <w:rFonts w:ascii="Courier New" w:hAnsi="Courier New" w:cs="Courier New"/>
-        </w:rPr>
-      </w:pPr>
-      <w:r>
-        <w:rPr>
-          <w:rFonts w:ascii="Courier New" w:hAnsi="Courier New" w:cs="Courier New"/>
-        </w:rPr>
-        <w:t>OFFCIER</w:t>
-      </w:r>
-      <w:r>
-        <w:rPr>
-          <w:rFonts w:ascii="Courier New" w:hAnsi="Courier New" w:cs="Courier New"/>
-        </w:rPr>
-        <w:br/>
-        <w:t>Where are we going?</w:t>
-      </w:r>
-    </w:p>
-    <w:p>
-      <w:pPr>
-        <w:ind w:left="720" w:hanging="720"/>
-        <w:rPr>
-          <w:rFonts w:ascii="Courier New" w:hAnsi="Courier New" w:cs="Courier New"/>
-        </w:rPr>
-      </w:pPr>
-      <w:r>
-        <w:rPr>
-          <w:rFonts w:ascii="Courier New" w:hAnsi="Courier New" w:cs="Courier New"/>
-        </w:rPr>
-        <w:t>Rama stops in front of the dead Ravana.</w:t>
-      </w:r>
-    </w:p>
-    <w:p>
-      <w:pPr>
-        <w:jc w:val="center"/>
-        <w:rPr>
-          <w:rFonts w:ascii="Courier New" w:hAnsi="Courier New" w:cs="Courier New"/>
-        </w:rPr>
-      </w:pPr>
-      <w:r>
-        <w:rPr>
-          <w:rFonts w:ascii="Courier New" w:hAnsi="Courier New" w:cs="Courier New"/>
         </w:rPr>
         <w:lastRenderedPageBreak/>
-        <w:t>OFFICER</w:t>
-      </w:r>
-      <w:r>
-        <w:rPr>
-          <w:rFonts w:ascii="Courier New" w:hAnsi="Courier New" w:cs="Courier New"/>
-        </w:rPr>
-        <w:br/>
-        <w:t>You killed him</w:t>
-      </w:r>
-    </w:p>
-    <w:p>
-      <w:pPr>
-        <w:rPr>
-          <w:rFonts w:ascii="Courier New" w:hAnsi="Courier New" w:cs="Courier New"/>
-        </w:rPr>
-      </w:pPr>
-      <w:r>
-        <w:rPr>
-          <w:rFonts w:ascii="Courier New" w:hAnsi="Courier New" w:cs="Courier New"/>
-        </w:rPr>
-        <w:t>Rama stands in front of Ravana.</w:t>
-      </w:r>
-    </w:p>
-    <w:p>
-      <w:pPr>
-        <w:jc w:val="center"/>
-        <w:rPr>
-          <w:rFonts w:ascii="Courier New" w:hAnsi="Courier New" w:cs="Courier New"/>
-        </w:rPr>
-      </w:pPr>
-      <w:r>
-        <w:rPr>
-          <w:rFonts w:ascii="Courier New" w:hAnsi="Courier New" w:cs="Courier New"/>
-        </w:rPr>
-        <w:t>RAMA</w:t>
-      </w:r>
-      <w:r>
-        <w:rPr>
-          <w:rFonts w:ascii="Courier New" w:hAnsi="Courier New" w:cs="Courier New"/>
-        </w:rPr>
-        <w:br/>
-        <w:t>Yes</w:t>
-      </w:r>
-      <w:r>
-        <w:rPr>
-          <w:rFonts w:ascii="Courier New" w:hAnsi="Courier New" w:cs="Courier New"/>
-        </w:rPr>
-        <w:br/>
-        <w:t>Ravana</w:t>
-      </w:r>
-      <w:r>
-        <w:rPr>
-          <w:rFonts w:ascii="Courier New" w:hAnsi="Courier New" w:cs="Courier New"/>
-        </w:rPr>
-        <w:br/>
-        <w:t>Jackie</w:t>
-      </w:r>
-      <w:r>
-        <w:rPr>
-          <w:rFonts w:ascii="Courier New" w:hAnsi="Courier New" w:cs="Courier New"/>
-        </w:rPr>
-        <w:br/>
-        <w:t>Periyavaran</w:t>
-      </w:r>
-      <w:r>
-        <w:rPr>
-          <w:rFonts w:ascii="Courier New" w:hAnsi="Courier New" w:cs="Courier New"/>
-        </w:rPr>
-        <w:br/>
-        <w:t>All are dead</w:t>
-      </w:r>
-    </w:p>
-    <w:p>
-      <w:pPr>
-        <w:jc w:val="center"/>
-        <w:rPr>
-          <w:rFonts w:ascii="Courier New" w:hAnsi="Courier New" w:cs="Courier New"/>
-        </w:rPr>
-      </w:pPr>
-      <w:r>
-        <w:rPr>
-          <w:rFonts w:ascii="Courier New" w:hAnsi="Courier New" w:cs="Courier New"/>
-        </w:rPr>
-        <w:t>OFFICER</w:t>
-      </w:r>
-      <w:r>
-        <w:rPr>
-          <w:rFonts w:ascii="Courier New" w:hAnsi="Courier New" w:cs="Courier New"/>
-        </w:rPr>
-        <w:br/>
-        <w:t>Why did you do all this?</w:t>
-      </w:r>
-    </w:p>
-    <w:p>
-      <w:pPr>
-        <w:jc w:val="center"/>
-        <w:rPr>
-          <w:rFonts w:ascii="Courier New" w:hAnsi="Courier New" w:cs="Courier New"/>
-        </w:rPr>
-      </w:pPr>
-      <w:r>
-        <w:rPr>
-          <w:rFonts w:ascii="Courier New" w:hAnsi="Courier New" w:cs="Courier New"/>
-        </w:rPr>
-        <w:t>RAMA</w:t>
-      </w:r>
-      <w:r>
-        <w:rPr>
-          <w:rFonts w:ascii="Courier New" w:hAnsi="Courier New" w:cs="Courier New"/>
-        </w:rPr>
-        <w:br/>
-        <w:t>I had to</w:t>
-      </w:r>
-      <w:r>
-        <w:rPr>
-          <w:rFonts w:ascii="Courier New" w:hAnsi="Courier New" w:cs="Courier New"/>
-        </w:rPr>
-        <w:br/>
-        <w:t>Or else they would have</w:t>
-      </w:r>
-      <w:r>
-        <w:rPr>
-          <w:rFonts w:ascii="Courier New" w:hAnsi="Courier New" w:cs="Courier New"/>
-        </w:rPr>
-        <w:br/>
-        <w:t>killed me</w:t>
-      </w:r>
-    </w:p>
-    <w:p>
-      <w:pPr>
-        <w:rPr>
-          <w:rFonts w:ascii="Courier New" w:hAnsi="Courier New" w:cs="Courier New"/>
-        </w:rPr>
-      </w:pPr>
-      <w:r>
-        <w:rPr>
-          <w:rFonts w:ascii="Courier New" w:hAnsi="Courier New" w:cs="Courier New"/>
-        </w:rPr>
-        <w:t>Officer</w:t>
-      </w:r>
-      <w:r>
-        <w:rPr>
-          <w:rFonts w:ascii="Courier New" w:hAnsi="Courier New" w:cs="Courier New"/>
-        </w:rPr>
-        <w:t xml:space="preserve"> smiles.</w:t>
-      </w:r>
-    </w:p>
-    <w:p>
-      <w:pPr>
-        <w:jc w:val="center"/>
-        <w:rPr>
-          <w:rFonts w:ascii="Courier New" w:hAnsi="Courier New" w:cs="Courier New"/>
-        </w:rPr>
-      </w:pPr>
-      <w:r>
-        <w:rPr>
-          <w:rFonts w:ascii="Courier New" w:hAnsi="Courier New" w:cs="Courier New"/>
-        </w:rPr>
-        <w:t>RAMA</w:t>
-      </w:r>
-      <w:r>
-        <w:rPr>
-          <w:rFonts w:ascii="Courier New" w:hAnsi="Courier New" w:cs="Courier New"/>
-        </w:rPr>
-        <w:br/>
-        <w:t>I feel like I have</w:t>
-      </w:r>
-      <w:r>
-        <w:rPr>
-          <w:rFonts w:ascii="Courier New" w:hAnsi="Courier New" w:cs="Courier New"/>
-        </w:rPr>
-        <w:br/>
-      </w:r>
-      <w:r>
-        <w:rPr>
-          <w:rFonts w:ascii="Courier New" w:hAnsi="Courier New" w:cs="Courier New"/>
-        </w:rPr>
-        <w:t>cleaned the society</w:t>
-      </w:r>
-    </w:p>
-    <w:p>
-      <w:pPr>
-        <w:jc w:val="center"/>
-        <w:rPr>
-          <w:rFonts w:ascii="Courier New" w:hAnsi="Courier New" w:cs="Courier New"/>
-        </w:rPr>
-      </w:pPr>
-      <w:r>
-        <w:rPr>
-          <w:rFonts w:ascii="Courier New" w:hAnsi="Courier New" w:cs="Courier New"/>
-        </w:rPr>
-        <w:t>OFFICER</w:t>
-      </w:r>
-      <w:r>
-        <w:rPr>
-          <w:rFonts w:ascii="Courier New" w:hAnsi="Courier New" w:cs="Courier New"/>
-        </w:rPr>
-        <w:br/>
-        <w:t>You have</w:t>
-      </w:r>
-      <w:r>
-        <w:rPr>
-          <w:rFonts w:ascii="Courier New" w:hAnsi="Courier New" w:cs="Courier New"/>
-        </w:rPr>
-        <w:t>!</w:t>
-      </w:r>
-      <w:r>
-        <w:rPr>
-          <w:rFonts w:ascii="Courier New" w:hAnsi="Courier New" w:cs="Courier New"/>
-        </w:rPr>
-        <w:t xml:space="preserve"> </w:t>
-      </w:r>
-      <w:r>
-        <w:rPr>
-          <w:rFonts w:ascii="Courier New" w:hAnsi="Courier New" w:cs="Courier New"/>
-        </w:rPr>
-        <w:br/>
-        <w:t>You killed Palani first</w:t>
-      </w:r>
-      <w:r>
-        <w:rPr>
-          <w:rFonts w:ascii="Courier New" w:hAnsi="Courier New" w:cs="Courier New"/>
-        </w:rPr>
-        <w:br/>
-        <w:t>and stopped his business</w:t>
-      </w:r>
-      <w:r>
-        <w:rPr>
-          <w:rFonts w:ascii="Courier New" w:hAnsi="Courier New" w:cs="Courier New"/>
-        </w:rPr>
-        <w:br/>
-        <w:t>Now Periyavaran and Ravana</w:t>
-      </w:r>
-      <w:r>
-        <w:rPr>
-          <w:rFonts w:ascii="Courier New" w:hAnsi="Courier New" w:cs="Courier New"/>
-        </w:rPr>
-        <w:br/>
-        <w:t>You</w:t>
-      </w:r>
-      <w:r>
-        <w:rPr>
-          <w:rFonts w:ascii="Courier New" w:hAnsi="Courier New" w:cs="Courier New"/>
-        </w:rPr>
-        <w:t xml:space="preserve"> have saved the life</w:t>
-      </w:r>
-      <w:r>
-        <w:rPr>
-          <w:rFonts w:ascii="Courier New" w:hAnsi="Courier New" w:cs="Courier New"/>
-        </w:rPr>
-        <w:t xml:space="preserve"> of many</w:t>
-      </w:r>
-      <w:r>
-        <w:rPr>
-          <w:rFonts w:ascii="Courier New" w:hAnsi="Courier New" w:cs="Courier New"/>
-        </w:rPr>
-        <w:br/>
-        <w:t>from getting into drugs</w:t>
-      </w:r>
-      <w:r>
-        <w:rPr>
-          <w:rFonts w:ascii="Courier New" w:hAnsi="Courier New" w:cs="Courier New"/>
-        </w:rPr>
-        <w:br/>
-        <w:t>Where is the stolen mall?</w:t>
-      </w:r>
-    </w:p>
-    <w:p>
-      <w:pPr>
-        <w:jc w:val="center"/>
-        <w:rPr>
-          <w:rFonts w:ascii="Courier New" w:hAnsi="Courier New" w:cs="Courier New"/>
-        </w:rPr>
-      </w:pPr>
-      <w:r>
-        <w:rPr>
-          <w:rFonts w:ascii="Courier New" w:hAnsi="Courier New" w:cs="Courier New"/>
-        </w:rPr>
-        <w:t>RAMA</w:t>
-      </w:r>
-      <w:r>
-        <w:rPr>
-          <w:rFonts w:ascii="Courier New" w:hAnsi="Courier New" w:cs="Courier New"/>
-        </w:rPr>
-        <w:br/>
-      </w:r>
-      <w:r>
-        <w:rPr>
-          <w:rFonts w:ascii="Courier New" w:hAnsi="Courier New" w:cs="Courier New"/>
-        </w:rPr>
-        <w:t>Do not worry</w:t>
-      </w:r>
-      <w:r>
-        <w:rPr>
-          <w:rFonts w:ascii="Courier New" w:hAnsi="Courier New" w:cs="Courier New"/>
-        </w:rPr>
-        <w:br/>
-        <w:t>N</w:t>
-      </w:r>
-      <w:r>
-        <w:rPr>
-          <w:rFonts w:ascii="Courier New" w:hAnsi="Courier New" w:cs="Courier New"/>
-        </w:rPr>
-        <w:t>o one will find it</w:t>
-      </w:r>
-      <w:r>
-        <w:rPr>
-          <w:rFonts w:ascii="Courier New" w:hAnsi="Courier New" w:cs="Courier New"/>
-        </w:rPr>
-        <w:br/>
-      </w:r>
-      <w:r>
-        <w:rPr>
-          <w:rFonts w:ascii="Courier New" w:hAnsi="Courier New" w:cs="Courier New"/>
-        </w:rPr>
-        <w:t xml:space="preserve">It is </w:t>
-      </w:r>
-      <w:r>
-        <w:rPr>
-          <w:rFonts w:ascii="Courier New" w:hAnsi="Courier New" w:cs="Courier New"/>
-        </w:rPr>
-        <w:t xml:space="preserve">buried </w:t>
-      </w:r>
-      <w:r>
-        <w:rPr>
-          <w:rFonts w:ascii="Courier New" w:hAnsi="Courier New" w:cs="Courier New"/>
-        </w:rPr>
-        <w:t xml:space="preserve">in </w:t>
-      </w:r>
-      <w:r>
-        <w:rPr>
-          <w:rFonts w:ascii="Courier New" w:hAnsi="Courier New" w:cs="Courier New"/>
-        </w:rPr>
-        <w:t>‘Gadhe Bhailu’</w:t>
-      </w:r>
-    </w:p>
-    <w:p>
-      <w:pPr>
-        <w:rPr>
-          <w:rFonts w:ascii="Courier New" w:hAnsi="Courier New" w:cs="Courier New"/>
-        </w:rPr>
-      </w:pPr>
-      <w:r>
-        <w:rPr>
-          <w:rFonts w:ascii="Courier New" w:hAnsi="Courier New" w:cs="Courier New"/>
-        </w:rPr>
-        <w:t>Officer signs in relief</w:t>
-      </w:r>
-      <w:r>
-        <w:rPr>
-          <w:rFonts w:ascii="Courier New" w:hAnsi="Courier New" w:cs="Courier New"/>
-        </w:rPr>
-        <w:t xml:space="preserve"> and smiles</w:t>
-      </w:r>
-      <w:r>
-        <w:rPr>
-          <w:rFonts w:ascii="Courier New" w:hAnsi="Courier New" w:cs="Courier New"/>
-        </w:rPr>
-        <w:t>.</w:t>
-      </w:r>
-    </w:p>
-    <w:p>
-      <w:pPr>
-        <w:jc w:val="center"/>
-        <w:rPr>
-          <w:rFonts w:ascii="Courier New" w:hAnsi="Courier New" w:cs="Courier New"/>
-        </w:rPr>
-      </w:pPr>
-      <w:r>
-        <w:rPr>
-          <w:rFonts w:ascii="Courier New" w:hAnsi="Courier New" w:cs="Courier New"/>
-        </w:rPr>
-        <w:t>RAMA</w:t>
-      </w:r>
-      <w:r>
-        <w:rPr>
-          <w:rFonts w:ascii="Courier New" w:hAnsi="Courier New" w:cs="Courier New"/>
-        </w:rPr>
-        <w:br/>
-        <w:t>I have lost everyone I knew</w:t>
-      </w:r>
-      <w:r>
-        <w:rPr>
-          <w:rFonts w:ascii="Courier New" w:hAnsi="Courier New" w:cs="Courier New"/>
-        </w:rPr>
-        <w:br/>
-        <w:t>Shanthamma, Ali, Rachel everyone</w:t>
-      </w:r>
-      <w:r>
-        <w:rPr>
-          <w:rFonts w:ascii="Courier New" w:hAnsi="Courier New" w:cs="Courier New"/>
-        </w:rPr>
-        <w:br/>
-        <w:t>You are the only family I have now</w:t>
-      </w:r>
-      <w:r>
-        <w:rPr>
-          <w:rFonts w:ascii="Courier New" w:hAnsi="Courier New" w:cs="Courier New"/>
-        </w:rPr>
-        <w:br/>
-        <w:t>After Rachel’s death</w:t>
-      </w:r>
-      <w:r>
-        <w:rPr>
-          <w:rFonts w:ascii="Courier New" w:hAnsi="Courier New" w:cs="Courier New"/>
-        </w:rPr>
-        <w:br/>
-        <w:t>I have not slept in</w:t>
-      </w:r>
-      <w:r>
-        <w:rPr>
-          <w:rFonts w:ascii="Courier New" w:hAnsi="Courier New" w:cs="Courier New"/>
-        </w:rPr>
-        <w:t xml:space="preserve"> </w:t>
-      </w:r>
-      <w:r>
-        <w:rPr>
-          <w:rFonts w:ascii="Courier New" w:hAnsi="Courier New" w:cs="Courier New"/>
-        </w:rPr>
-        <w:t>a month</w:t>
-      </w:r>
-      <w:r>
-        <w:rPr>
-          <w:rFonts w:ascii="Courier New" w:hAnsi="Courier New" w:cs="Courier New"/>
-        </w:rPr>
-        <w:br/>
-        <w:t>I am feeling sleepy now!</w:t>
-      </w:r>
-    </w:p>
-    <w:p>
-      <w:pPr>
-        <w:jc w:val="center"/>
-        <w:rPr>
-          <w:rFonts w:ascii="Courier New" w:hAnsi="Courier New" w:cs="Courier New"/>
-        </w:rPr>
-      </w:pPr>
-      <w:r>
-        <w:rPr>
-          <w:rFonts w:ascii="Courier New" w:hAnsi="Courier New" w:cs="Courier New"/>
-        </w:rPr>
-        <w:t>OFFICER</w:t>
-      </w:r>
-      <w:r>
-        <w:rPr>
-          <w:rFonts w:ascii="Courier New" w:hAnsi="Courier New" w:cs="Courier New"/>
-        </w:rPr>
-        <w:br/>
-        <w:t>Then sleep permanently</w:t>
-      </w:r>
-    </w:p>
-    <w:p>
-      <w:pPr>
-        <w:rPr>
-          <w:rFonts w:ascii="Courier New" w:hAnsi="Courier New" w:cs="Courier New"/>
-        </w:rPr>
-      </w:pPr>
-      <w:r>
-        <w:rPr>
-          <w:rFonts w:ascii="Courier New" w:hAnsi="Courier New" w:cs="Courier New"/>
-        </w:rPr>
-        <w:lastRenderedPageBreak/>
-        <w:t>Rama turns.</w:t>
-      </w:r>
-    </w:p>
-    <w:p>
-      <w:pPr>
-        <w:jc w:val="center"/>
-        <w:rPr>
-          <w:rFonts w:ascii="Courier New" w:hAnsi="Courier New" w:cs="Courier New"/>
-        </w:rPr>
-      </w:pPr>
-      <w:r>
-        <w:rPr>
-          <w:rFonts w:ascii="Courier New" w:hAnsi="Courier New" w:cs="Courier New"/>
-        </w:rPr>
-        <w:t>RAMA</w:t>
-      </w:r>
-      <w:r>
-        <w:rPr>
-          <w:rFonts w:ascii="Courier New" w:hAnsi="Courier New" w:cs="Courier New"/>
-        </w:rPr>
-        <w:br/>
-        <w:t>Huh?</w:t>
-      </w:r>
-    </w:p>
-    <w:p>
-      <w:pPr>
-        <w:rPr>
-          <w:rFonts w:ascii="Courier New" w:hAnsi="Courier New" w:cs="Courier New"/>
-        </w:rPr>
-      </w:pPr>
-      <w:r>
-        <w:rPr>
-          <w:rFonts w:ascii="Courier New" w:hAnsi="Courier New" w:cs="Courier New"/>
-        </w:rPr>
-        <w:t>The officer shoots him with Rama’s pistol. The bullet hits him on the abdomen.</w:t>
-      </w:r>
-    </w:p>
-    <w:p>
-      <w:pPr>
-        <w:jc w:val="center"/>
-        <w:rPr>
-          <w:rFonts w:ascii="Courier New" w:hAnsi="Courier New" w:cs="Courier New"/>
-        </w:rPr>
-      </w:pPr>
-      <w:r>
-        <w:rPr>
-          <w:rFonts w:ascii="Courier New" w:hAnsi="Courier New" w:cs="Courier New"/>
-        </w:rPr>
-        <w:t>OFFICER</w:t>
-      </w:r>
-      <w:r>
-        <w:rPr>
-          <w:rFonts w:ascii="Courier New" w:hAnsi="Courier New" w:cs="Courier New"/>
-        </w:rPr>
-        <w:br/>
-        <w:t>I asked you to get out of here</w:t>
-      </w:r>
-      <w:r>
-        <w:rPr>
-          <w:rFonts w:ascii="Courier New" w:hAnsi="Courier New" w:cs="Courier New"/>
-        </w:rPr>
-        <w:br/>
-        <w:t>You killed Palani</w:t>
-      </w:r>
-      <w:r>
-        <w:rPr>
-          <w:rFonts w:ascii="Courier New" w:hAnsi="Courier New" w:cs="Courier New"/>
-        </w:rPr>
-        <w:br/>
-        <w:t>You killed Periyavaran</w:t>
-      </w:r>
-      <w:r>
-        <w:rPr>
-          <w:rFonts w:ascii="Courier New" w:hAnsi="Courier New" w:cs="Courier New"/>
-        </w:rPr>
-        <w:br/>
-        <w:t>Do you know because of you</w:t>
-      </w:r>
-      <w:r>
-        <w:rPr>
-          <w:rFonts w:ascii="Courier New" w:hAnsi="Courier New" w:cs="Courier New"/>
-        </w:rPr>
-        <w:br/>
-        <w:t>how much loss was there in the business</w:t>
-      </w:r>
-      <w:r>
-        <w:rPr>
-          <w:rFonts w:ascii="Courier New" w:hAnsi="Courier New" w:cs="Courier New"/>
-        </w:rPr>
-        <w:br/>
-        <w:t>I watch over the police, right?</w:t>
-      </w:r>
-      <w:r>
-        <w:rPr>
-          <w:rFonts w:ascii="Courier New" w:hAnsi="Courier New" w:cs="Courier New"/>
-        </w:rPr>
-        <w:br/>
-        <w:t>So even my share was gone!</w:t>
-      </w:r>
-      <w:r>
-        <w:rPr>
-          <w:rFonts w:ascii="Courier New" w:hAnsi="Courier New" w:cs="Courier New"/>
-        </w:rPr>
-        <w:br/>
-        <w:t>No business, no share!</w:t>
-      </w:r>
-      <w:r>
-        <w:rPr>
-          <w:rFonts w:ascii="Courier New" w:hAnsi="Courier New" w:cs="Courier New"/>
-        </w:rPr>
-        <w:br/>
-        <w:t>Because of your I have lost</w:t>
-      </w:r>
-      <w:r>
-        <w:rPr>
-          <w:rFonts w:ascii="Courier New" w:hAnsi="Courier New" w:cs="Courier New"/>
-        </w:rPr>
-        <w:br/>
-        <w:t>almost 2 crores</w:t>
-      </w:r>
-    </w:p>
-    <w:p>
-      <w:pPr>
-        <w:rPr>
-          <w:rFonts w:ascii="Courier New" w:hAnsi="Courier New" w:cs="Courier New"/>
-        </w:rPr>
-      </w:pPr>
-      <w:r>
-        <w:rPr>
-          <w:rFonts w:ascii="Courier New" w:hAnsi="Courier New" w:cs="Courier New"/>
-        </w:rPr>
-        <w:t>Rama tears up.</w:t>
-      </w:r>
-    </w:p>
-    <w:p>
-      <w:pPr>
-        <w:jc w:val="center"/>
-        <w:rPr>
-          <w:rFonts w:ascii="Courier New" w:hAnsi="Courier New" w:cs="Courier New"/>
-        </w:rPr>
-      </w:pPr>
-      <w:r>
-        <w:rPr>
-          <w:rFonts w:ascii="Courier New" w:hAnsi="Courier New" w:cs="Courier New"/>
-        </w:rPr>
-        <w:t>OFFICER</w:t>
-      </w:r>
-      <w:r>
-        <w:rPr>
-          <w:rFonts w:ascii="Courier New" w:hAnsi="Courier New" w:cs="Courier New"/>
-        </w:rPr>
-        <w:br/>
-        <w:t>You remember I told you a story</w:t>
-      </w:r>
-      <w:r>
-        <w:rPr>
-          <w:rFonts w:ascii="Courier New" w:hAnsi="Courier New" w:cs="Courier New"/>
-        </w:rPr>
-        <w:br/>
-        <w:t>I forgot to tell some points</w:t>
-      </w:r>
-      <w:r>
-        <w:rPr>
-          <w:rFonts w:ascii="Courier New" w:hAnsi="Courier New" w:cs="Courier New"/>
-        </w:rPr>
-        <w:br/>
-        <w:t>It is true that I had a friend named Ganesh</w:t>
-      </w:r>
-      <w:r>
-        <w:rPr>
-          <w:rFonts w:ascii="Courier New" w:hAnsi="Courier New" w:cs="Courier New"/>
-        </w:rPr>
-        <w:br/>
-        <w:t>It is true that his wife Shanthamma came here</w:t>
-      </w:r>
-      <w:r>
-        <w:rPr>
-          <w:rFonts w:ascii="Courier New" w:hAnsi="Courier New" w:cs="Courier New"/>
-        </w:rPr>
-        <w:br/>
-        <w:t>But she did not come alone!</w:t>
-      </w:r>
-      <w:r>
-        <w:rPr>
-          <w:rFonts w:ascii="Courier New" w:hAnsi="Courier New" w:cs="Courier New"/>
-        </w:rPr>
-        <w:br/>
-        <w:t xml:space="preserve">She came here with her son </w:t>
-      </w:r>
-      <w:r>
-        <w:rPr>
-          <w:rFonts w:ascii="Courier New" w:hAnsi="Courier New" w:cs="Courier New"/>
-        </w:rPr>
-        <w:br/>
-        <w:t>His name is</w:t>
-      </w:r>
-    </w:p>
-    <w:p>
-      <w:pPr>
-        <w:rPr>
-          <w:rFonts w:ascii="Courier New" w:hAnsi="Courier New" w:cs="Courier New"/>
-        </w:rPr>
-      </w:pPr>
-      <w:r>
-        <w:rPr>
-          <w:rFonts w:ascii="Courier New" w:hAnsi="Courier New" w:cs="Courier New"/>
-        </w:rPr>
-        <w:t>The officer points at Ravana.</w:t>
-      </w:r>
-    </w:p>
-    <w:p>
-      <w:pPr>
-        <w:jc w:val="center"/>
-        <w:rPr>
-          <w:rFonts w:ascii="Courier New" w:hAnsi="Courier New" w:cs="Courier New"/>
-        </w:rPr>
-      </w:pPr>
-      <w:r>
-        <w:rPr>
-          <w:rFonts w:ascii="Courier New" w:hAnsi="Courier New" w:cs="Courier New"/>
-        </w:rPr>
-        <w:t>OFFICER</w:t>
-      </w:r>
-      <w:r>
-        <w:rPr>
-          <w:rFonts w:ascii="Courier New" w:hAnsi="Courier New" w:cs="Courier New"/>
-        </w:rPr>
-        <w:br/>
-        <w:t>Gani Rao</w:t>
-      </w:r>
-      <w:r>
-        <w:rPr>
-          <w:rFonts w:ascii="Courier New" w:hAnsi="Courier New" w:cs="Courier New"/>
-        </w:rPr>
-        <w:br/>
-        <w:t>But, then who is the bastard</w:t>
-      </w:r>
-      <w:r>
-        <w:rPr>
-          <w:rFonts w:ascii="Courier New" w:hAnsi="Courier New" w:cs="Courier New"/>
-        </w:rPr>
-        <w:br/>
-        <w:t>of Periyavaran?</w:t>
-      </w:r>
-    </w:p>
-    <w:p>
-      <w:pPr>
-        <w:rPr>
-          <w:rFonts w:ascii="Courier New" w:hAnsi="Courier New" w:cs="Courier New"/>
-        </w:rPr>
-      </w:pPr>
-      <w:r>
-        <w:rPr>
-          <w:rFonts w:ascii="Courier New" w:hAnsi="Courier New" w:cs="Courier New"/>
-        </w:rPr>
-        <w:t>Rama tears up and is breathing heavily.</w:t>
-      </w:r>
-    </w:p>
-    <w:p>
-      <w:pPr>
-        <w:jc w:val="center"/>
-        <w:rPr>
-          <w:rFonts w:ascii="Courier New" w:hAnsi="Courier New" w:cs="Courier New"/>
-        </w:rPr>
-      </w:pPr>
-      <w:r>
-        <w:rPr>
-          <w:rFonts w:ascii="Courier New" w:hAnsi="Courier New" w:cs="Courier New"/>
-        </w:rPr>
-        <w:t>OFFICER</w:t>
-      </w:r>
-      <w:r>
-        <w:rPr>
-          <w:rFonts w:ascii="Courier New" w:hAnsi="Courier New" w:cs="Courier New"/>
-        </w:rPr>
-        <w:br/>
-        <w:t>Nameless</w:t>
-      </w:r>
-      <w:r>
-        <w:rPr>
-          <w:rFonts w:ascii="Courier New" w:hAnsi="Courier New" w:cs="Courier New"/>
-        </w:rPr>
-        <w:br/>
-        <w:t>He was then adopted by</w:t>
-      </w:r>
-      <w:r>
-        <w:rPr>
-          <w:rFonts w:ascii="Courier New" w:hAnsi="Courier New" w:cs="Courier New"/>
-        </w:rPr>
-        <w:br/>
-        <w:t>a couple who was in construction</w:t>
-      </w:r>
-      <w:r>
-        <w:rPr>
-          <w:rFonts w:ascii="Courier New" w:hAnsi="Courier New" w:cs="Courier New"/>
-        </w:rPr>
-        <w:br/>
-        <w:t>Do you know what they named him?</w:t>
-      </w:r>
-      <w:r>
-        <w:rPr>
-          <w:rFonts w:ascii="Courier New" w:hAnsi="Courier New" w:cs="Courier New"/>
-        </w:rPr>
-        <w:br/>
-        <w:t>Rama</w:t>
-      </w:r>
-      <w:r>
-        <w:rPr>
-          <w:rFonts w:ascii="Courier New" w:hAnsi="Courier New" w:cs="Courier New"/>
-        </w:rPr>
-        <w:t>chandra</w:t>
-      </w:r>
-      <w:r>
-        <w:rPr>
-          <w:rFonts w:ascii="Courier New" w:hAnsi="Courier New" w:cs="Courier New"/>
-        </w:rPr>
-        <w:t>!</w:t>
-      </w:r>
-    </w:p>
-    <w:p>
-      <w:pPr>
-        <w:rPr>
-          <w:rFonts w:ascii="Courier New" w:hAnsi="Courier New" w:cs="Courier New"/>
-        </w:rPr>
-      </w:pPr>
-      <w:r>
-        <w:rPr>
-          <w:rFonts w:ascii="Courier New" w:hAnsi="Courier New" w:cs="Courier New"/>
-        </w:rPr>
-        <w:t>Officer laughs.</w:t>
-      </w:r>
-    </w:p>
-    <w:p>
-      <w:pPr>
-        <w:jc w:val="center"/>
-        <w:rPr>
-          <w:rFonts w:ascii="Courier New" w:hAnsi="Courier New" w:cs="Courier New"/>
-        </w:rPr>
-      </w:pPr>
-    </w:p>
-    <w:p>
-      <w:pPr>
-        <w:jc w:val="center"/>
-        <w:rPr>
-          <w:rFonts w:ascii="Courier New" w:hAnsi="Courier New" w:cs="Courier New"/>
-        </w:rPr>
-      </w:pPr>
-    </w:p>
-    <w:p>
-      <w:pPr>
-        <w:jc w:val="center"/>
-        <w:rPr>
-          <w:rFonts w:ascii="Courier New" w:hAnsi="Courier New" w:cs="Courier New"/>
-        </w:rPr>
-      </w:pPr>
-      <w:r>
-        <w:rPr>
-          <w:rFonts w:ascii="Courier New" w:hAnsi="Courier New" w:cs="Courier New"/>
-        </w:rPr>
-        <w:lastRenderedPageBreak/>
-        <w:t>OFFICER</w:t>
-      </w:r>
-      <w:r>
-        <w:rPr>
-          <w:rFonts w:ascii="Courier New" w:hAnsi="Courier New" w:cs="Courier New"/>
-        </w:rPr>
-        <w:br/>
-        <w:t>I mean you</w:t>
-      </w:r>
-      <w:r>
-        <w:rPr>
-          <w:rFonts w:ascii="Courier New" w:hAnsi="Courier New" w:cs="Courier New"/>
-        </w:rPr>
-        <w:t xml:space="preserve"> </w:t>
-      </w:r>
-      <w:r>
-        <w:rPr>
-          <w:rFonts w:ascii="Courier New" w:hAnsi="Courier New" w:cs="Courier New"/>
-        </w:rPr>
-        <w:t>just like ‘marali tavarige’</w:t>
-      </w:r>
-      <w:r>
-        <w:rPr>
-          <w:rFonts w:ascii="Courier New" w:hAnsi="Courier New" w:cs="Courier New"/>
-        </w:rPr>
-        <w:br/>
-        <w:t>You came back to</w:t>
-      </w:r>
-      <w:r>
-        <w:rPr>
-          <w:rFonts w:ascii="Courier New" w:hAnsi="Courier New" w:cs="Courier New"/>
-        </w:rPr>
-        <w:t xml:space="preserve"> the orphanage</w:t>
-      </w:r>
-      <w:r>
-        <w:rPr>
-          <w:rFonts w:ascii="Courier New" w:hAnsi="Courier New" w:cs="Courier New"/>
-        </w:rPr>
-        <w:br/>
-        <w:t>from</w:t>
-      </w:r>
-      <w:r>
-        <w:rPr>
-          <w:rFonts w:ascii="Courier New" w:hAnsi="Courier New" w:cs="Courier New"/>
-        </w:rPr>
-        <w:t xml:space="preserve"> where you went from</w:t>
-      </w:r>
-      <w:r>
-        <w:rPr>
-          <w:rFonts w:ascii="Courier New" w:hAnsi="Courier New" w:cs="Courier New"/>
-        </w:rPr>
-        <w:br/>
-      </w:r>
-      <w:r>
-        <w:rPr>
-          <w:rFonts w:ascii="Courier New" w:hAnsi="Courier New" w:cs="Courier New"/>
-        </w:rPr>
-        <w:t>So, he killed his mother</w:t>
-      </w:r>
-      <w:r>
-        <w:rPr>
-          <w:rFonts w:ascii="Courier New" w:hAnsi="Courier New" w:cs="Courier New"/>
-        </w:rPr>
-        <w:br/>
-        <w:t>and you killed your father</w:t>
-      </w:r>
-      <w:r>
-        <w:rPr>
-          <w:rFonts w:ascii="Courier New" w:hAnsi="Courier New" w:cs="Courier New"/>
-        </w:rPr>
-        <w:t xml:space="preserve"> </w:t>
-      </w:r>
-      <w:r>
-        <w:rPr>
-          <w:rFonts w:ascii="Courier New" w:hAnsi="Courier New" w:cs="Courier New"/>
-        </w:rPr>
-        <w:t>and your brother</w:t>
-      </w:r>
-      <w:r>
-        <w:rPr>
-          <w:rFonts w:ascii="Courier New" w:hAnsi="Courier New" w:cs="Courier New"/>
-        </w:rPr>
-        <w:br/>
-      </w:r>
-      <w:r>
-        <w:rPr>
-          <w:rFonts w:ascii="Courier New" w:hAnsi="Courier New" w:cs="Courier New"/>
-        </w:rPr>
-        <w:t>Ch! Ch! You are worst then him son</w:t>
-      </w:r>
-    </w:p>
-    <w:p>
-      <w:pPr>
-        <w:rPr>
-          <w:rFonts w:ascii="Courier New" w:hAnsi="Courier New" w:cs="Courier New"/>
-        </w:rPr>
-      </w:pPr>
-      <w:r>
-        <w:rPr>
-          <w:rFonts w:ascii="Courier New" w:hAnsi="Courier New" w:cs="Courier New"/>
-        </w:rPr>
-        <w:t>Rama cries.</w:t>
-      </w:r>
-    </w:p>
-    <w:p>
-      <w:pPr>
-        <w:jc w:val="center"/>
-        <w:rPr>
-          <w:rFonts w:ascii="Courier New" w:hAnsi="Courier New" w:cs="Courier New"/>
-        </w:rPr>
-      </w:pPr>
-      <w:r>
-        <w:rPr>
-          <w:rFonts w:ascii="Courier New" w:hAnsi="Courier New" w:cs="Courier New"/>
-        </w:rPr>
-        <w:t>OFFICER</w:t>
-      </w:r>
-      <w:r>
-        <w:rPr>
-          <w:rFonts w:ascii="Courier New" w:hAnsi="Courier New" w:cs="Courier New"/>
-        </w:rPr>
-        <w:br/>
-        <w:t>A new thing flashed to me!</w:t>
-      </w:r>
-      <w:r>
-        <w:rPr>
-          <w:rFonts w:ascii="Courier New" w:hAnsi="Courier New" w:cs="Courier New"/>
-        </w:rPr>
-        <w:br/>
-        <w:t>You are the son of Periyavaran</w:t>
-      </w:r>
-      <w:r>
-        <w:rPr>
-          <w:rFonts w:ascii="Courier New" w:hAnsi="Courier New" w:cs="Courier New"/>
-        </w:rPr>
-        <w:br/>
-        <w:t>Rachel was the daughter of Palani</w:t>
-      </w:r>
-      <w:r>
-        <w:rPr>
-          <w:rFonts w:ascii="Courier New" w:hAnsi="Courier New" w:cs="Courier New"/>
-        </w:rPr>
-        <w:br/>
-        <w:t>and Periyavaran’s sister</w:t>
-      </w:r>
-      <w:r>
-        <w:rPr>
-          <w:rFonts w:ascii="Courier New" w:hAnsi="Courier New" w:cs="Courier New"/>
-        </w:rPr>
-        <w:br/>
-      </w:r>
-      <w:r>
-        <w:rPr>
-          <w:rFonts w:ascii="Courier New" w:hAnsi="Courier New" w:cs="Courier New"/>
-        </w:rPr>
-        <w:t>Destiny made you to get along</w:t>
-      </w:r>
-      <w:r>
-        <w:rPr>
-          <w:rFonts w:ascii="Courier New" w:hAnsi="Courier New" w:cs="Courier New"/>
-        </w:rPr>
-        <w:br/>
-        <w:t>with your aunt’s daughter!</w:t>
-      </w:r>
-      <w:r>
-        <w:rPr>
-          <w:rFonts w:ascii="Courier New" w:hAnsi="Courier New" w:cs="Courier New"/>
-        </w:rPr>
-        <w:br/>
-      </w:r>
-      <w:r>
-        <w:rPr>
-          <w:rFonts w:ascii="Courier New" w:hAnsi="Courier New" w:cs="Courier New"/>
-        </w:rPr>
-        <w:t>But the same destiny separated you apart!</w:t>
-      </w:r>
-    </w:p>
-    <w:p>
-      <w:pPr>
-        <w:rPr>
-          <w:rFonts w:ascii="Courier New" w:hAnsi="Courier New" w:cs="Courier New"/>
-        </w:rPr>
-      </w:pPr>
-      <w:r>
-        <w:rPr>
-          <w:rFonts w:ascii="Courier New" w:hAnsi="Courier New" w:cs="Courier New"/>
-        </w:rPr>
-        <w:t>Rama gets angry.</w:t>
-      </w:r>
-    </w:p>
-    <w:p>
-      <w:pPr>
-        <w:jc w:val="center"/>
-        <w:rPr>
-          <w:rFonts w:ascii="Courier New" w:hAnsi="Courier New" w:cs="Courier New"/>
-        </w:rPr>
-      </w:pPr>
-      <w:r>
-        <w:rPr>
-          <w:rFonts w:ascii="Courier New" w:hAnsi="Courier New" w:cs="Courier New"/>
-        </w:rPr>
-        <w:t>OFFICER</w:t>
-      </w:r>
-      <w:r>
-        <w:rPr>
-          <w:rFonts w:ascii="Courier New" w:hAnsi="Courier New" w:cs="Courier New"/>
-        </w:rPr>
-        <w:br/>
-      </w:r>
-      <w:r>
-        <w:rPr>
-          <w:rFonts w:ascii="Courier New" w:hAnsi="Courier New" w:cs="Courier New"/>
-        </w:rPr>
-        <w:t>Anyways</w:t>
-      </w:r>
-      <w:r>
-        <w:rPr>
-          <w:rFonts w:ascii="Courier New" w:hAnsi="Courier New" w:cs="Courier New"/>
-        </w:rPr>
-        <w:t>, t</w:t>
-      </w:r>
-      <w:r>
-        <w:rPr>
-          <w:rFonts w:ascii="Courier New" w:hAnsi="Courier New" w:cs="Courier New"/>
-        </w:rPr>
-        <w:t>hank</w:t>
-      </w:r>
-      <w:r>
-        <w:rPr>
-          <w:rFonts w:ascii="Courier New" w:hAnsi="Courier New" w:cs="Courier New"/>
-        </w:rPr>
-        <w:t xml:space="preserve">s </w:t>
-      </w:r>
-      <w:r>
-        <w:rPr>
-          <w:rFonts w:ascii="Courier New" w:hAnsi="Courier New" w:cs="Courier New"/>
-        </w:rPr>
-        <w:t>for telling me</w:t>
-      </w:r>
-      <w:r>
-        <w:rPr>
-          <w:rFonts w:ascii="Courier New" w:hAnsi="Courier New" w:cs="Courier New"/>
-        </w:rPr>
-        <w:t xml:space="preserve"> </w:t>
-      </w:r>
-      <w:r>
-        <w:rPr>
-          <w:rFonts w:ascii="Courier New" w:hAnsi="Courier New" w:cs="Courier New"/>
-        </w:rPr>
-        <w:t>where the mall is</w:t>
-      </w:r>
-      <w:r>
-        <w:rPr>
-          <w:rFonts w:ascii="Courier New" w:hAnsi="Courier New" w:cs="Courier New"/>
-        </w:rPr>
-        <w:br/>
-        <w:t>MLA sir will be happy</w:t>
-      </w:r>
-      <w:r>
-        <w:rPr>
-          <w:rFonts w:ascii="Courier New" w:hAnsi="Courier New" w:cs="Courier New"/>
-        </w:rPr>
-        <w:br/>
-        <w:t>He can easily find another</w:t>
-      </w:r>
-      <w:r>
-        <w:rPr>
-          <w:rFonts w:ascii="Courier New" w:hAnsi="Courier New" w:cs="Courier New"/>
-        </w:rPr>
-        <w:br/>
-        <w:t>Periyavaran to run the business</w:t>
-      </w:r>
-      <w:r>
-        <w:rPr>
-          <w:rFonts w:ascii="Courier New" w:hAnsi="Courier New" w:cs="Courier New"/>
-        </w:rPr>
-        <w:br/>
-        <w:t>May be me!</w:t>
-      </w:r>
-      <w:r>
-        <w:rPr>
-          <w:rFonts w:ascii="Courier New" w:hAnsi="Courier New" w:cs="Courier New"/>
-        </w:rPr>
-        <w:br/>
-        <w:t>Also he had a bounty on your head</w:t>
-      </w:r>
-      <w:r>
-        <w:rPr>
-          <w:rFonts w:ascii="Courier New" w:hAnsi="Courier New" w:cs="Courier New"/>
-        </w:rPr>
-        <w:br/>
-        <w:t>1 Lakhs!</w:t>
-      </w:r>
-    </w:p>
-    <w:p>
-      <w:pPr>
-        <w:rPr>
-          <w:rFonts w:ascii="Courier New" w:hAnsi="Courier New" w:cs="Courier New"/>
-        </w:rPr>
-      </w:pPr>
-      <w:r>
-        <w:rPr>
-          <w:rFonts w:ascii="Courier New" w:hAnsi="Courier New" w:cs="Courier New"/>
-        </w:rPr>
-        <w:t>Officer points the gun at Rama.</w:t>
-      </w:r>
-    </w:p>
-    <w:p>
-      <w:pPr>
-        <w:jc w:val="center"/>
-        <w:rPr>
-          <w:rFonts w:ascii="Courier New" w:hAnsi="Courier New" w:cs="Courier New"/>
-        </w:rPr>
-      </w:pPr>
-      <w:r>
-        <w:rPr>
-          <w:rFonts w:ascii="Courier New" w:hAnsi="Courier New" w:cs="Courier New"/>
-        </w:rPr>
-        <w:t>OFFICER</w:t>
-      </w:r>
-      <w:r>
-        <w:rPr>
-          <w:rFonts w:ascii="Courier New" w:hAnsi="Courier New" w:cs="Courier New"/>
-        </w:rPr>
-        <w:br/>
-      </w:r>
-      <w:r>
-        <w:rPr>
-          <w:rFonts w:ascii="Courier New" w:hAnsi="Courier New" w:cs="Courier New"/>
-        </w:rPr>
-        <w:t>Anyways, sorry for keeping you waiting!</w:t>
-      </w:r>
-      <w:r>
-        <w:rPr>
-          <w:rFonts w:ascii="Courier New" w:hAnsi="Courier New" w:cs="Courier New"/>
-        </w:rPr>
-        <w:br/>
-        <w:t>it must be paining, right?</w:t>
-      </w:r>
-      <w:r>
-        <w:rPr>
-          <w:rFonts w:ascii="Courier New" w:hAnsi="Courier New" w:cs="Courier New"/>
-        </w:rPr>
-        <w:br/>
-      </w:r>
-      <w:r>
-        <w:rPr>
-          <w:rFonts w:ascii="Courier New" w:hAnsi="Courier New" w:cs="Courier New"/>
-        </w:rPr>
-        <w:t>You should have just gone out of here</w:t>
-      </w:r>
-    </w:p>
-    <w:p>
-      <w:pPr>
-        <w:rPr>
-          <w:rFonts w:ascii="Courier New" w:hAnsi="Courier New" w:cs="Courier New"/>
-        </w:rPr>
-      </w:pPr>
-      <w:r>
-        <w:rPr>
-          <w:rFonts w:ascii="Courier New" w:hAnsi="Courier New" w:cs="Courier New"/>
-        </w:rPr>
-        <w:t xml:space="preserve">Officer hits the </w:t>
-      </w:r>
-      <w:r>
-        <w:rPr>
-          <w:rFonts w:ascii="Courier New" w:hAnsi="Courier New" w:cs="Courier New"/>
-        </w:rPr>
-        <w:t>trigger,</w:t>
-      </w:r>
-      <w:r>
-        <w:rPr>
-          <w:rFonts w:ascii="Courier New" w:hAnsi="Courier New" w:cs="Courier New"/>
-        </w:rPr>
-        <w:t xml:space="preserve"> but the pistol is out of bullet.</w:t>
-      </w:r>
-    </w:p>
-    <w:p>
-      <w:pPr>
-        <w:jc w:val="center"/>
-        <w:rPr>
-          <w:rFonts w:ascii="Courier New" w:hAnsi="Courier New" w:cs="Courier New"/>
-        </w:rPr>
-      </w:pPr>
-      <w:r>
-        <w:rPr>
-          <w:rFonts w:ascii="Courier New" w:hAnsi="Courier New" w:cs="Courier New"/>
-        </w:rPr>
-        <w:t>OFFICER</w:t>
-      </w:r>
-      <w:r>
-        <w:rPr>
-          <w:rFonts w:ascii="Courier New" w:hAnsi="Courier New" w:cs="Courier New"/>
-        </w:rPr>
-        <w:br/>
-        <w:t>Oh! No bullets</w:t>
-      </w:r>
-      <w:r>
-        <w:rPr>
-          <w:rFonts w:ascii="Courier New" w:hAnsi="Courier New" w:cs="Courier New"/>
-        </w:rPr>
-        <w:br/>
-        <w:t>You are almost out of blood</w:t>
-      </w:r>
-      <w:r>
-        <w:rPr>
-          <w:rFonts w:ascii="Courier New" w:hAnsi="Courier New" w:cs="Courier New"/>
-        </w:rPr>
-        <w:br/>
-        <w:t>Just wait for a few minutes</w:t>
-      </w:r>
-      <w:r>
-        <w:rPr>
-          <w:rFonts w:ascii="Courier New" w:hAnsi="Courier New" w:cs="Courier New"/>
-        </w:rPr>
-        <w:br/>
-        <w:t>Then you can sleep</w:t>
-      </w:r>
-      <w:r>
-        <w:rPr>
-          <w:rFonts w:ascii="Courier New" w:hAnsi="Courier New" w:cs="Courier New"/>
-        </w:rPr>
-        <w:br/>
-        <w:t>I always wanted your bike</w:t>
-      </w:r>
-      <w:r>
-        <w:rPr>
-          <w:rFonts w:ascii="Courier New" w:hAnsi="Courier New" w:cs="Courier New"/>
-        </w:rPr>
-        <w:br/>
-        <w:t>See you</w:t>
-      </w:r>
-      <w:r>
-        <w:rPr>
-          <w:rFonts w:ascii="Courier New" w:hAnsi="Courier New" w:cs="Courier New"/>
-        </w:rPr>
-        <w:t xml:space="preserve"> son</w:t>
-      </w:r>
-      <w:r>
-        <w:rPr>
-          <w:rFonts w:ascii="Courier New" w:hAnsi="Courier New" w:cs="Courier New"/>
-        </w:rPr>
-        <w:t>!</w:t>
-      </w:r>
-    </w:p>
-    <w:p>
-      <w:pPr>
-        <w:rPr>
-          <w:rFonts w:ascii="Courier New" w:hAnsi="Courier New" w:cs="Courier New"/>
-        </w:rPr>
-      </w:pPr>
-      <w:r>
-        <w:rPr>
-          <w:rFonts w:ascii="Courier New" w:hAnsi="Courier New" w:cs="Courier New"/>
-        </w:rPr>
-        <w:t>The officer gets onto Rama’s bike and takes off.</w:t>
-      </w:r>
-    </w:p>
-    <w:p>
-      <w:pPr>
-        <w:rPr>
-          <w:rFonts w:ascii="Courier New" w:hAnsi="Courier New" w:cs="Courier New"/>
-          <w:b/>
-          <w:bCs/>
-        </w:rPr>
-      </w:pPr>
-      <w:r>
-        <w:rPr>
-          <w:rFonts w:ascii="Courier New" w:hAnsi="Courier New" w:cs="Courier New"/>
-        </w:rPr>
-        <w:t xml:space="preserve">Rama </w:t>
-      </w:r>
-      <w:r>
-        <w:rPr>
-          <w:rFonts w:ascii="Courier New" w:hAnsi="Courier New" w:cs="Courier New"/>
-        </w:rPr>
-        <w:t xml:space="preserve">kneels, </w:t>
-      </w:r>
-      <w:r>
-        <w:rPr>
-          <w:rFonts w:ascii="Courier New" w:hAnsi="Courier New" w:cs="Courier New"/>
-        </w:rPr>
-        <w:t>falls,</w:t>
-      </w:r>
-      <w:r>
-        <w:rPr>
-          <w:rFonts w:ascii="Courier New" w:hAnsi="Courier New" w:cs="Courier New"/>
-        </w:rPr>
-        <w:t xml:space="preserve"> and takes his last breath.</w:t>
-      </w:r>
-    </w:p>
-    <w:p>
-      <w:pPr>
-        <w:jc w:val="right"/>
-        <w:rPr>
-          <w:rFonts w:ascii="Courier New" w:hAnsi="Courier New" w:cs="Courier New"/>
-        </w:rPr>
-      </w:pPr>
-      <w:r>
-        <w:rPr>
-          <w:rFonts w:ascii="Courier New" w:hAnsi="Courier New" w:cs="Courier New"/>
-          <w:b/>
-          <w:bCs/>
-        </w:rPr>
         <w:t>-- THE END</w:t>
       </w:r>
     </w:p>
